--- a/papers/08_south_korea_impeachment/output/manuscript/ski-manuscript.docx
+++ b/papers/08_south_korea_impeachment/output/manuscript/ski-manuscript.docx
@@ -23,7 +23,7 @@
         <w:pStyle w:val="Date"/>
       </w:pPr>
       <w:r>
-        <w:t xml:space="preserve">March 1, 2026</w:t>
+        <w:t xml:space="preserve">March 3, 2026</w:t>
       </w:r>
     </w:p>
     <w:p>
@@ -160,7 +160,45 @@
         <w:pStyle w:val="FirstParagraph"/>
       </w:pPr>
       <w:r>
-        <w:t xml:space="preserve">On November 19, 2016, roughly one million South Korean citizens gathered in central Seoul with candles. The protests continued for nineteen consecutive weeks. At their peak, an estimated seventeen million participants had taken part nationwide — in a country of fifty-one million. What they demanded, and eventually obtained, was the removal of President Park Geun-hye on charges of corruption and abuse of power. On March 10, 2017, the Constitutional Court upheld her impeachment in a unanimous ruling. Within two months, Moon Jae-in had won the presidency with a substantial popular mandate. By every available standard of democratic performance, the system had worked.</w:t>
+        <w:t xml:space="preserve">On November 19, 2016, roughly one million South Korean citizens gathered in central Seoul with candles. The protests continued for nineteen consecutive weeks. At their peak, an estimated seventeen million participants had taken part nationwide — in a country of fifty-one million</w:t>
+      </w:r>
+      <w:r>
+        <w:t xml:space="preserve"> </w:t>
+      </w:r>
+      <w:r>
+        <w:t xml:space="preserve">(</w:t>
+      </w:r>
+      <w:r>
+        <w:rPr>
+          <w:b/>
+          <w:bCs/>
+        </w:rPr>
+        <w:t xml:space="preserve">Database2026-di?</w:t>
+      </w:r>
+      <w:r>
+        <w:t xml:space="preserve">)</w:t>
+      </w:r>
+      <w:r>
+        <w:t xml:space="preserve">. What they demanded, and eventually obtained, was the removal of President Park Geun-hye on charges of corruption and abuse of power. On March 10, 2017, the Constitutional Court upheld her impeachment in a unanimous ruling</w:t>
+      </w:r>
+      <w:r>
+        <w:t xml:space="preserve"> </w:t>
+      </w:r>
+      <w:r>
+        <w:t xml:space="preserve">(</w:t>
+      </w:r>
+      <w:r>
+        <w:rPr>
+          <w:b/>
+          <w:bCs/>
+        </w:rPr>
+        <w:t xml:space="preserve">Yonhap-News-Agency2017-bv?</w:t>
+      </w:r>
+      <w:r>
+        <w:t xml:space="preserve">)</w:t>
+      </w:r>
+      <w:r>
+        <w:t xml:space="preserve">. Within two months, Moon Jae-in had won the presidency with a substantial popular mandate. By every available standard of democratic performance, the system had worked.</w:t>
       </w:r>
     </w:p>
     <w:p>
@@ -978,7 +1016,7 @@
     </w:p>
     <w:bookmarkEnd w:id="28"/>
     <w:bookmarkEnd w:id="29"/>
-    <w:bookmarkStart w:id="35" w:name="results"/>
+    <w:bookmarkStart w:id="36" w:name="results"/>
     <w:p>
       <w:pPr>
         <w:pStyle w:val="Heading1"/>
@@ -1209,7 +1247,7 @@
       </w:r>
     </w:p>
     <w:bookmarkEnd w:id="32"/>
-    <w:bookmarkStart w:id="33" w:name="output-legitimacy-moderation"/>
+    <w:bookmarkStart w:id="34" w:name="output-legitimacy-moderation"/>
     <w:p>
       <w:pPr>
         <w:pStyle w:val="Heading2"/>
@@ -1238,8 +1276,3365 @@
         <w:t xml:space="preserve">Note: Table 4 results pending completion of output legitimacy moderation analysis. The expected pattern, derived from H1, is as follows. The Economic Evaluation × Executive interaction should be positive and significant — economic optimism should buffer executive trust, producing smaller declines among citizens with more favorable economic assessments. The analogous interactions for horizontal and societal accountability institutions should be substantially weaker or null, reflecting the absence of an output buffer for procedurally-evaluated institutions. A contrast test of the difference between the executive moderation coefficient and the intermediary moderation coefficients provides the direct test of category-specificity.</w:t>
       </w:r>
     </w:p>
-    <w:bookmarkEnd w:id="33"/>
-    <w:bookmarkStart w:id="34" w:name="partisan-sorting-check"/>
+    <w:tbl>
+      <w:tblPr>
+        <w:tblStyle w:val="Table"/>
+        <w:tblW w:type="pct" w:w="5000"/>
+        <w:tblLayout w:type="fixed"/>
+        <w:tblLook w:firstRow="0" w:lastRow="0" w:firstColumn="0" w:lastColumn="0" w:noHBand="0" w:noVBand="0" w:val="0000"/>
+      </w:tblPr>
+      <w:tblGrid>
+        <w:gridCol w:w="7920"/>
+      </w:tblGrid>
+      <w:tr>
+        <w:tc>
+          <w:tcPr/>
+          <w:bookmarkStart w:id="33" w:name="tbl-output-legitimacy"/>
+          <w:p>
+            <w:pPr>
+              <w:jc w:val="center"/>
+            </w:pPr>
+            <w:pPr>
+              <w:jc w:val="left"/>
+              <w:spacing w:before="200"/>
+              <w:pStyle w:val="ImageCaption"/>
+            </w:pPr>
+            <w:r>
+              <w:t xml:space="preserve">Table 4: Output legitimacy moderation model. Dependent variable: institutional trust (1–5). Model extends Table 3 specification with Economic Evaluation × Institution Type interactions. Standard errors clustered by respondent. Source: KAMOS Waves 1 and 4.</w:t>
+            </w:r>
+          </w:p>
+          <w:tbl xmlns:w="http://schemas.openxmlformats.org/wordprocessingml/2006/main" xmlns:r="http://schemas.openxmlformats.org/officeDocument/2006/relationships" xmlns:w14="http://schemas.microsoft.com/office/word/2010/wordml" xmlns:wp="http://schemas.openxmlformats.org/drawingml/2006/wordprocessingDrawing" xmlns:a="http://schemas.openxmlformats.org/drawingml/2006/main" xmlns:pic="http://schemas.openxmlformats.org/drawingml/2006/picture">
+            <w:tblPr>
+              <w:tblLayout w:type="fixed"/>
+              <w:jc w:val="center"/>
+              <w:tblLook w:firstRow="1" w:lastRow="0" w:firstColumn="0" w:lastColumn="0" w:noHBand="0" w:noVBand="1"/>
+            </w:tblPr>
+            <w:tblGrid>
+              <w:gridCol w:w="1080"/>
+              <w:gridCol w:w="1080"/>
+            </w:tblGrid>
+            <w:tr>
+              <w:trPr>
+                <w:trHeight w:val="360" w:hRule="auto"/>
+                <w:tblHeader/>
+              </w:trPr>
+              header 1
+              <w:tc>
+                <w:tcPr>
+                  <w:tcBorders>
+                    <w:bottom w:val="single" w:sz="12" w:space="0" w:color="666666"/>
+                    <w:top w:val="single" w:sz="12" w:space="0" w:color="666666"/>
+                    <w:left w:val="none" w:sz="0" w:space="0" w:color="000000"/>
+                    <w:right w:val="none" w:sz="0" w:space="0" w:color="000000"/>
+                  </w:tcBorders>
+                  <w:shd w:val="clear" w:color="auto" w:fill="FFFFFF"/>
+                  <w:tcMar>
+                    <w:top w:w="0" w:type="dxa"/>
+                    <w:bottom w:w="0" w:type="dxa"/>
+                    <w:left w:w="0" w:type="dxa"/>
+                    <w:right w:w="0" w:type="dxa"/>
+                  </w:tcMar>
+                  <w:vAlign w:val="center"/>
+                </w:tcPr>
+                <w:p>
+                  <w:pPr>
+                    <w:jc w:val="left"/>
+                    <w:pBdr>
+                      <w:bottom w:val="none" w:sz="0" w:space="0" w:color="000000"/>
+                      <w:top w:val="none" w:sz="0" w:space="0" w:color="000000"/>
+                      <w:left w:val="none" w:sz="0" w:space="0" w:color="000000"/>
+                      <w:right w:val="none" w:sz="0" w:space="0" w:color="000000"/>
+                    </w:pBdr>
+                    <w:spacing w:after="100" w:before="100" w:line="240"/>
+                    <w:ind w:left="100" w:right="100" w:firstLine="0" w:firstLineChars="0"/>
+                    <w:rPr>
+                      <w:rFonts w:ascii="Helvetica" w:hAnsi="Helvetica" w:eastAsia="Helvetica" w:cs="Helvetica"/>
+                      <w:i w:val="false"/>
+                      <w:b w:val="false"/>
+                      <w:u w:val="none"/>
+                      <w:strike w:val="false"/>
+                      <w:sz w:val="22"/>
+                      <w:szCs w:val="22"/>
+                      <w:color w:val="000000"/>
+                    </w:rPr>
+                  </w:pPr>
+                  <w:r xmlns:w="http://schemas.openxmlformats.org/wordprocessingml/2006/main" xmlns:wp="http://schemas.openxmlformats.org/drawingml/2006/wordprocessingDrawing" xmlns:r="http://schemas.openxmlformats.org/officeDocument/2006/relationships" xmlns:w14="http://schemas.microsoft.com/office/word/2010/wordml">
+                    <w:rPr>
+                      <w:rFonts w:ascii="Helvetica" w:hAnsi="Helvetica" w:eastAsia="Helvetica" w:cs="Helvetica"/>
+                      <w:i w:val="false"/>
+                      <w:b w:val="false"/>
+                      <w:u w:val="none"/>
+                      <w:strike w:val="false"/>
+                      <w:sz w:val="22"/>
+                      <w:szCs w:val="22"/>
+                      <w:color w:val="000000"/>
+                    </w:rPr>
+                    <w:t xml:space="preserve"> </w:t>
+                  </w:r>
+                </w:p>
+              </w:tc>
+              <w:tc>
+                <w:tcPr>
+                  <w:tcBorders>
+                    <w:bottom w:val="single" w:sz="12" w:space="0" w:color="666666"/>
+                    <w:top w:val="single" w:sz="12" w:space="0" w:color="666666"/>
+                    <w:left w:val="none" w:sz="0" w:space="0" w:color="000000"/>
+                    <w:right w:val="none" w:sz="0" w:space="0" w:color="000000"/>
+                  </w:tcBorders>
+                  <w:shd w:val="clear" w:color="auto" w:fill="FFFFFF"/>
+                  <w:tcMar>
+                    <w:top w:w="0" w:type="dxa"/>
+                    <w:bottom w:w="0" w:type="dxa"/>
+                    <w:left w:w="0" w:type="dxa"/>
+                    <w:right w:w="0" w:type="dxa"/>
+                  </w:tcMar>
+                  <w:vAlign w:val="center"/>
+                </w:tcPr>
+                <w:p>
+                  <w:pPr>
+                    <w:jc w:val="center"/>
+                    <w:pBdr>
+                      <w:bottom w:val="none" w:sz="0" w:space="0" w:color="000000"/>
+                      <w:top w:val="none" w:sz="0" w:space="0" w:color="000000"/>
+                      <w:left w:val="none" w:sz="0" w:space="0" w:color="000000"/>
+                      <w:right w:val="none" w:sz="0" w:space="0" w:color="000000"/>
+                    </w:pBdr>
+                    <w:spacing w:after="100" w:before="100" w:line="240"/>
+                    <w:ind w:left="100" w:right="100" w:firstLine="0" w:firstLineChars="0"/>
+                    <w:rPr>
+                      <w:rFonts w:ascii="Helvetica" w:hAnsi="Helvetica" w:eastAsia="Helvetica" w:cs="Helvetica"/>
+                      <w:i w:val="false"/>
+                      <w:b w:val="false"/>
+                      <w:u w:val="none"/>
+                      <w:strike w:val="false"/>
+                      <w:sz w:val="22"/>
+                      <w:szCs w:val="22"/>
+                      <w:color w:val="000000"/>
+                    </w:rPr>
+                  </w:pPr>
+                  <w:r xmlns:w="http://schemas.openxmlformats.org/wordprocessingml/2006/main" xmlns:wp="http://schemas.openxmlformats.org/drawingml/2006/wordprocessingDrawing" xmlns:r="http://schemas.openxmlformats.org/officeDocument/2006/relationships" xmlns:w14="http://schemas.microsoft.com/office/word/2010/wordml">
+                    <w:rPr>
+                      <w:rFonts w:ascii="Helvetica" w:hAnsi="Helvetica" w:eastAsia="Helvetica" w:cs="Helvetica"/>
+                      <w:i w:val="false"/>
+                      <w:b w:val="false"/>
+                      <w:u w:val="none"/>
+                      <w:strike w:val="false"/>
+                      <w:sz w:val="22"/>
+                      <w:szCs w:val="22"/>
+                      <w:color w:val="000000"/>
+                    </w:rPr>
+                    <w:t xml:space="preserve">(1)</w:t>
+                  </w:r>
+                </w:p>
+              </w:tc>
+            </w:tr>
+            <w:tr>
+              <w:trPr>
+                <w:trHeight w:val="360" w:hRule="auto"/>
+              </w:trPr>
+              body 1
+              <w:tc>
+                <w:tcPr>
+                  <w:tcBorders>
+                    <w:bottom w:val="none" w:sz="0" w:space="0" w:color="000000"/>
+                    <w:top w:val="single" w:sz="12" w:space="0" w:color="666666"/>
+                    <w:left w:val="none" w:sz="0" w:space="0" w:color="000000"/>
+                    <w:right w:val="none" w:sz="0" w:space="0" w:color="000000"/>
+                  </w:tcBorders>
+                  <w:shd w:val="clear" w:color="auto" w:fill="FFFFFF"/>
+                  <w:tcMar>
+                    <w:top w:w="0" w:type="dxa"/>
+                    <w:bottom w:w="0" w:type="dxa"/>
+                    <w:left w:w="0" w:type="dxa"/>
+                    <w:right w:w="0" w:type="dxa"/>
+                  </w:tcMar>
+                  <w:vAlign w:val="center"/>
+                </w:tcPr>
+                <w:p>
+                  <w:pPr>
+                    <w:jc w:val="left"/>
+                    <w:pBdr>
+                      <w:bottom w:val="none" w:sz="0" w:space="0" w:color="000000"/>
+                      <w:top w:val="none" w:sz="0" w:space="0" w:color="000000"/>
+                      <w:left w:val="none" w:sz="0" w:space="0" w:color="000000"/>
+                      <w:right w:val="none" w:sz="0" w:space="0" w:color="000000"/>
+                    </w:pBdr>
+                    <w:spacing w:after="100" w:before="100" w:line="240"/>
+                    <w:ind w:left="100" w:right="100" w:firstLine="0" w:firstLineChars="0"/>
+                    <w:rPr>
+                      <w:rFonts w:ascii="Helvetica" w:hAnsi="Helvetica" w:eastAsia="Helvetica" w:cs="Helvetica"/>
+                      <w:i w:val="false"/>
+                      <w:b w:val="false"/>
+                      <w:u w:val="none"/>
+                      <w:strike w:val="false"/>
+                      <w:sz w:val="22"/>
+                      <w:szCs w:val="22"/>
+                      <w:color w:val="000000"/>
+                    </w:rPr>
+                  </w:pPr>
+                  <w:r xmlns:w="http://schemas.openxmlformats.org/wordprocessingml/2006/main" xmlns:wp="http://schemas.openxmlformats.org/drawingml/2006/wordprocessingDrawing" xmlns:r="http://schemas.openxmlformats.org/officeDocument/2006/relationships" xmlns:w14="http://schemas.microsoft.com/office/word/2010/wordml">
+                    <w:rPr>
+                      <w:rFonts w:ascii="Helvetica" w:hAnsi="Helvetica" w:eastAsia="Helvetica" w:cs="Helvetica"/>
+                      <w:i w:val="false"/>
+                      <w:b w:val="false"/>
+                      <w:u w:val="none"/>
+                      <w:strike w:val="false"/>
+                      <w:sz w:val="22"/>
+                      <w:szCs w:val="22"/>
+                      <w:color w:val="000000"/>
+                    </w:rPr>
+                    <w:t xml:space="preserve">Wave 4 (2019)</w:t>
+                  </w:r>
+                </w:p>
+              </w:tc>
+              <w:tc>
+                <w:tcPr>
+                  <w:tcBorders>
+                    <w:bottom w:val="none" w:sz="0" w:space="0" w:color="000000"/>
+                    <w:top w:val="single" w:sz="12" w:space="0" w:color="666666"/>
+                    <w:left w:val="none" w:sz="0" w:space="0" w:color="000000"/>
+                    <w:right w:val="none" w:sz="0" w:space="0" w:color="000000"/>
+                  </w:tcBorders>
+                  <w:shd w:val="clear" w:color="auto" w:fill="FFFFFF"/>
+                  <w:tcMar>
+                    <w:top w:w="0" w:type="dxa"/>
+                    <w:bottom w:w="0" w:type="dxa"/>
+                    <w:left w:w="0" w:type="dxa"/>
+                    <w:right w:w="0" w:type="dxa"/>
+                  </w:tcMar>
+                  <w:vAlign w:val="center"/>
+                </w:tcPr>
+                <w:p>
+                  <w:pPr>
+                    <w:jc w:val="center"/>
+                    <w:pBdr>
+                      <w:bottom w:val="none" w:sz="0" w:space="0" w:color="000000"/>
+                      <w:top w:val="none" w:sz="0" w:space="0" w:color="000000"/>
+                      <w:left w:val="none" w:sz="0" w:space="0" w:color="000000"/>
+                      <w:right w:val="none" w:sz="0" w:space="0" w:color="000000"/>
+                    </w:pBdr>
+                    <w:spacing w:after="100" w:before="100" w:line="240"/>
+                    <w:ind w:left="100" w:right="100" w:firstLine="0" w:firstLineChars="0"/>
+                    <w:rPr>
+                      <w:rFonts w:ascii="Helvetica" w:hAnsi="Helvetica" w:eastAsia="Helvetica" w:cs="Helvetica"/>
+                      <w:i w:val="false"/>
+                      <w:b w:val="false"/>
+                      <w:u w:val="none"/>
+                      <w:strike w:val="false"/>
+                      <w:sz w:val="22"/>
+                      <w:szCs w:val="22"/>
+                      <w:color w:val="000000"/>
+                    </w:rPr>
+                  </w:pPr>
+                  <w:r xmlns:w="http://schemas.openxmlformats.org/wordprocessingml/2006/main" xmlns:wp="http://schemas.openxmlformats.org/drawingml/2006/wordprocessingDrawing" xmlns:r="http://schemas.openxmlformats.org/officeDocument/2006/relationships" xmlns:w14="http://schemas.microsoft.com/office/word/2010/wordml">
+                    <w:rPr>
+                      <w:rFonts w:ascii="Helvetica" w:hAnsi="Helvetica" w:eastAsia="Helvetica" w:cs="Helvetica"/>
+                      <w:i w:val="false"/>
+                      <w:b w:val="false"/>
+                      <w:u w:val="none"/>
+                      <w:strike w:val="false"/>
+                      <w:sz w:val="22"/>
+                      <w:szCs w:val="22"/>
+                      <w:color w:val="000000"/>
+                    </w:rPr>
+                    <w:t xml:space="preserve">-0.0228</w:t>
+                  </w:r>
+                </w:p>
+              </w:tc>
+            </w:tr>
+            <w:tr>
+              <w:trPr>
+                <w:trHeight w:val="360" w:hRule="auto"/>
+              </w:trPr>
+              body 2
+              <w:tc>
+                <w:tcPr>
+                  <w:tcBorders>
+                    <w:bottom w:val="none" w:sz="0" w:space="0" w:color="000000"/>
+                    <w:top w:val="none" w:sz="0" w:space="0" w:color="000000"/>
+                    <w:left w:val="none" w:sz="0" w:space="0" w:color="000000"/>
+                    <w:right w:val="none" w:sz="0" w:space="0" w:color="000000"/>
+                  </w:tcBorders>
+                  <w:shd w:val="clear" w:color="auto" w:fill="FFFFFF"/>
+                  <w:tcMar>
+                    <w:top w:w="0" w:type="dxa"/>
+                    <w:bottom w:w="0" w:type="dxa"/>
+                    <w:left w:w="0" w:type="dxa"/>
+                    <w:right w:w="0" w:type="dxa"/>
+                  </w:tcMar>
+                  <w:vAlign w:val="center"/>
+                </w:tcPr>
+                <w:p>
+                  <w:pPr>
+                    <w:jc w:val="left"/>
+                    <w:pBdr>
+                      <w:bottom w:val="none" w:sz="0" w:space="0" w:color="000000"/>
+                      <w:top w:val="none" w:sz="0" w:space="0" w:color="000000"/>
+                      <w:left w:val="none" w:sz="0" w:space="0" w:color="000000"/>
+                      <w:right w:val="none" w:sz="0" w:space="0" w:color="000000"/>
+                    </w:pBdr>
+                    <w:spacing w:after="100" w:before="100" w:line="240"/>
+                    <w:ind w:left="100" w:right="100" w:firstLine="0" w:firstLineChars="0"/>
+                    <w:rPr>
+                      <w:rFonts w:ascii="Helvetica" w:hAnsi="Helvetica" w:eastAsia="Helvetica" w:cs="Helvetica"/>
+                      <w:i w:val="false"/>
+                      <w:b w:val="false"/>
+                      <w:u w:val="none"/>
+                      <w:strike w:val="false"/>
+                      <w:sz w:val="22"/>
+                      <w:szCs w:val="22"/>
+                      <w:color w:val="000000"/>
+                    </w:rPr>
+                  </w:pPr>
+                  <w:r xmlns:w="http://schemas.openxmlformats.org/wordprocessingml/2006/main" xmlns:wp="http://schemas.openxmlformats.org/drawingml/2006/wordprocessingDrawing" xmlns:r="http://schemas.openxmlformats.org/officeDocument/2006/relationships" xmlns:w14="http://schemas.microsoft.com/office/word/2010/wordml">
+                    <w:rPr>
+                      <w:rFonts w:ascii="Helvetica" w:hAnsi="Helvetica" w:eastAsia="Helvetica" w:cs="Helvetica"/>
+                      <w:i w:val="false"/>
+                      <w:b w:val="false"/>
+                      <w:u w:val="none"/>
+                      <w:strike w:val="false"/>
+                      <w:sz w:val="22"/>
+                      <w:szCs w:val="22"/>
+                      <w:color w:val="000000"/>
+                    </w:rPr>
+                    <w:t xml:space="preserve"/>
+                  </w:r>
+                </w:p>
+              </w:tc>
+              <w:tc>
+                <w:tcPr>
+                  <w:tcBorders>
+                    <w:bottom w:val="none" w:sz="0" w:space="0" w:color="000000"/>
+                    <w:top w:val="none" w:sz="0" w:space="0" w:color="000000"/>
+                    <w:left w:val="none" w:sz="0" w:space="0" w:color="000000"/>
+                    <w:right w:val="none" w:sz="0" w:space="0" w:color="000000"/>
+                  </w:tcBorders>
+                  <w:shd w:val="clear" w:color="auto" w:fill="FFFFFF"/>
+                  <w:tcMar>
+                    <w:top w:w="0" w:type="dxa"/>
+                    <w:bottom w:w="0" w:type="dxa"/>
+                    <w:left w:w="0" w:type="dxa"/>
+                    <w:right w:w="0" w:type="dxa"/>
+                  </w:tcMar>
+                  <w:vAlign w:val="center"/>
+                </w:tcPr>
+                <w:p>
+                  <w:pPr>
+                    <w:jc w:val="center"/>
+                    <w:pBdr>
+                      <w:bottom w:val="none" w:sz="0" w:space="0" w:color="000000"/>
+                      <w:top w:val="none" w:sz="0" w:space="0" w:color="000000"/>
+                      <w:left w:val="none" w:sz="0" w:space="0" w:color="000000"/>
+                      <w:right w:val="none" w:sz="0" w:space="0" w:color="000000"/>
+                    </w:pBdr>
+                    <w:spacing w:after="100" w:before="100" w:line="240"/>
+                    <w:ind w:left="100" w:right="100" w:firstLine="0" w:firstLineChars="0"/>
+                    <w:rPr>
+                      <w:rFonts w:ascii="Helvetica" w:hAnsi="Helvetica" w:eastAsia="Helvetica" w:cs="Helvetica"/>
+                      <w:i w:val="false"/>
+                      <w:b w:val="false"/>
+                      <w:u w:val="none"/>
+                      <w:strike w:val="false"/>
+                      <w:sz w:val="22"/>
+                      <w:szCs w:val="22"/>
+                      <w:color w:val="000000"/>
+                    </w:rPr>
+                  </w:pPr>
+                  <w:r xmlns:w="http://schemas.openxmlformats.org/wordprocessingml/2006/main" xmlns:wp="http://schemas.openxmlformats.org/drawingml/2006/wordprocessingDrawing" xmlns:r="http://schemas.openxmlformats.org/officeDocument/2006/relationships" xmlns:w14="http://schemas.microsoft.com/office/word/2010/wordml">
+                    <w:rPr>
+                      <w:rFonts w:ascii="Helvetica" w:hAnsi="Helvetica" w:eastAsia="Helvetica" w:cs="Helvetica"/>
+                      <w:i w:val="false"/>
+                      <w:b w:val="false"/>
+                      <w:u w:val="none"/>
+                      <w:strike w:val="false"/>
+                      <w:sz w:val="22"/>
+                      <w:szCs w:val="22"/>
+                      <w:color w:val="000000"/>
+                    </w:rPr>
+                    <w:t xml:space="preserve">(0.0220)</w:t>
+                  </w:r>
+                </w:p>
+              </w:tc>
+            </w:tr>
+            <w:tr>
+              <w:trPr>
+                <w:trHeight w:val="360" w:hRule="auto"/>
+              </w:trPr>
+              body 3
+              <w:tc>
+                <w:tcPr>
+                  <w:tcBorders>
+                    <w:bottom w:val="none" w:sz="0" w:space="0" w:color="000000"/>
+                    <w:top w:val="none" w:sz="0" w:space="0" w:color="000000"/>
+                    <w:left w:val="none" w:sz="0" w:space="0" w:color="000000"/>
+                    <w:right w:val="none" w:sz="0" w:space="0" w:color="000000"/>
+                  </w:tcBorders>
+                  <w:shd w:val="clear" w:color="auto" w:fill="FFFFFF"/>
+                  <w:tcMar>
+                    <w:top w:w="0" w:type="dxa"/>
+                    <w:bottom w:w="0" w:type="dxa"/>
+                    <w:left w:w="0" w:type="dxa"/>
+                    <w:right w:w="0" w:type="dxa"/>
+                  </w:tcMar>
+                  <w:vAlign w:val="center"/>
+                </w:tcPr>
+                <w:p>
+                  <w:pPr>
+                    <w:jc w:val="left"/>
+                    <w:pBdr>
+                      <w:bottom w:val="none" w:sz="0" w:space="0" w:color="000000"/>
+                      <w:top w:val="none" w:sz="0" w:space="0" w:color="000000"/>
+                      <w:left w:val="none" w:sz="0" w:space="0" w:color="000000"/>
+                      <w:right w:val="none" w:sz="0" w:space="0" w:color="000000"/>
+                    </w:pBdr>
+                    <w:spacing w:after="100" w:before="100" w:line="240"/>
+                    <w:ind w:left="100" w:right="100" w:firstLine="0" w:firstLineChars="0"/>
+                    <w:rPr>
+                      <w:rFonts w:ascii="Helvetica" w:hAnsi="Helvetica" w:eastAsia="Helvetica" w:cs="Helvetica"/>
+                      <w:i w:val="false"/>
+                      <w:b w:val="false"/>
+                      <w:u w:val="none"/>
+                      <w:strike w:val="false"/>
+                      <w:sz w:val="22"/>
+                      <w:szCs w:val="22"/>
+                      <w:color w:val="000000"/>
+                    </w:rPr>
+                  </w:pPr>
+                  <w:r xmlns:w="http://schemas.openxmlformats.org/wordprocessingml/2006/main" xmlns:wp="http://schemas.openxmlformats.org/drawingml/2006/wordprocessingDrawing" xmlns:r="http://schemas.openxmlformats.org/officeDocument/2006/relationships" xmlns:w14="http://schemas.microsoft.com/office/word/2010/wordml">
+                    <w:rPr>
+                      <w:rFonts w:ascii="Helvetica" w:hAnsi="Helvetica" w:eastAsia="Helvetica" w:cs="Helvetica"/>
+                      <w:i w:val="false"/>
+                      <w:b w:val="false"/>
+                      <w:u w:val="none"/>
+                      <w:strike w:val="false"/>
+                      <w:sz w:val="22"/>
+                      <w:szCs w:val="22"/>
+                      <w:color w:val="000000"/>
+                    </w:rPr>
+                    <w:t xml:space="preserve">Horizontal institution</w:t>
+                  </w:r>
+                </w:p>
+              </w:tc>
+              <w:tc>
+                <w:tcPr>
+                  <w:tcBorders>
+                    <w:bottom w:val="none" w:sz="0" w:space="0" w:color="000000"/>
+                    <w:top w:val="none" w:sz="0" w:space="0" w:color="000000"/>
+                    <w:left w:val="none" w:sz="0" w:space="0" w:color="000000"/>
+                    <w:right w:val="none" w:sz="0" w:space="0" w:color="000000"/>
+                  </w:tcBorders>
+                  <w:shd w:val="clear" w:color="auto" w:fill="FFFFFF"/>
+                  <w:tcMar>
+                    <w:top w:w="0" w:type="dxa"/>
+                    <w:bottom w:w="0" w:type="dxa"/>
+                    <w:left w:w="0" w:type="dxa"/>
+                    <w:right w:w="0" w:type="dxa"/>
+                  </w:tcMar>
+                  <w:vAlign w:val="center"/>
+                </w:tcPr>
+                <w:p>
+                  <w:pPr>
+                    <w:jc w:val="center"/>
+                    <w:pBdr>
+                      <w:bottom w:val="none" w:sz="0" w:space="0" w:color="000000"/>
+                      <w:top w:val="none" w:sz="0" w:space="0" w:color="000000"/>
+                      <w:left w:val="none" w:sz="0" w:space="0" w:color="000000"/>
+                      <w:right w:val="none" w:sz="0" w:space="0" w:color="000000"/>
+                    </w:pBdr>
+                    <w:spacing w:after="100" w:before="100" w:line="240"/>
+                    <w:ind w:left="100" w:right="100" w:firstLine="0" w:firstLineChars="0"/>
+                    <w:rPr>
+                      <w:rFonts w:ascii="Helvetica" w:hAnsi="Helvetica" w:eastAsia="Helvetica" w:cs="Helvetica"/>
+                      <w:i w:val="false"/>
+                      <w:b w:val="false"/>
+                      <w:u w:val="none"/>
+                      <w:strike w:val="false"/>
+                      <w:sz w:val="22"/>
+                      <w:szCs w:val="22"/>
+                      <w:color w:val="000000"/>
+                    </w:rPr>
+                  </w:pPr>
+                  <w:r xmlns:w="http://schemas.openxmlformats.org/wordprocessingml/2006/main" xmlns:wp="http://schemas.openxmlformats.org/drawingml/2006/wordprocessingDrawing" xmlns:r="http://schemas.openxmlformats.org/officeDocument/2006/relationships" xmlns:w14="http://schemas.microsoft.com/office/word/2010/wordml">
+                    <w:rPr>
+                      <w:rFonts w:ascii="Helvetica" w:hAnsi="Helvetica" w:eastAsia="Helvetica" w:cs="Helvetica"/>
+                      <w:i w:val="false"/>
+                      <w:b w:val="false"/>
+                      <w:u w:val="none"/>
+                      <w:strike w:val="false"/>
+                      <w:sz w:val="22"/>
+                      <w:szCs w:val="22"/>
+                      <w:color w:val="000000"/>
+                    </w:rPr>
+                    <w:t xml:space="preserve">-0.1051***</w:t>
+                  </w:r>
+                </w:p>
+              </w:tc>
+            </w:tr>
+            <w:tr>
+              <w:trPr>
+                <w:trHeight w:val="360" w:hRule="auto"/>
+              </w:trPr>
+              body 4
+              <w:tc>
+                <w:tcPr>
+                  <w:tcBorders>
+                    <w:bottom w:val="none" w:sz="0" w:space="0" w:color="000000"/>
+                    <w:top w:val="none" w:sz="0" w:space="0" w:color="000000"/>
+                    <w:left w:val="none" w:sz="0" w:space="0" w:color="000000"/>
+                    <w:right w:val="none" w:sz="0" w:space="0" w:color="000000"/>
+                  </w:tcBorders>
+                  <w:shd w:val="clear" w:color="auto" w:fill="FFFFFF"/>
+                  <w:tcMar>
+                    <w:top w:w="0" w:type="dxa"/>
+                    <w:bottom w:w="0" w:type="dxa"/>
+                    <w:left w:w="0" w:type="dxa"/>
+                    <w:right w:w="0" w:type="dxa"/>
+                  </w:tcMar>
+                  <w:vAlign w:val="center"/>
+                </w:tcPr>
+                <w:p>
+                  <w:pPr>
+                    <w:jc w:val="left"/>
+                    <w:pBdr>
+                      <w:bottom w:val="none" w:sz="0" w:space="0" w:color="000000"/>
+                      <w:top w:val="none" w:sz="0" w:space="0" w:color="000000"/>
+                      <w:left w:val="none" w:sz="0" w:space="0" w:color="000000"/>
+                      <w:right w:val="none" w:sz="0" w:space="0" w:color="000000"/>
+                    </w:pBdr>
+                    <w:spacing w:after="100" w:before="100" w:line="240"/>
+                    <w:ind w:left="100" w:right="100" w:firstLine="0" w:firstLineChars="0"/>
+                    <w:rPr>
+                      <w:rFonts w:ascii="Helvetica" w:hAnsi="Helvetica" w:eastAsia="Helvetica" w:cs="Helvetica"/>
+                      <w:i w:val="false"/>
+                      <w:b w:val="false"/>
+                      <w:u w:val="none"/>
+                      <w:strike w:val="false"/>
+                      <w:sz w:val="22"/>
+                      <w:szCs w:val="22"/>
+                      <w:color w:val="000000"/>
+                    </w:rPr>
+                  </w:pPr>
+                  <w:r xmlns:w="http://schemas.openxmlformats.org/wordprocessingml/2006/main" xmlns:wp="http://schemas.openxmlformats.org/drawingml/2006/wordprocessingDrawing" xmlns:r="http://schemas.openxmlformats.org/officeDocument/2006/relationships" xmlns:w14="http://schemas.microsoft.com/office/word/2010/wordml">
+                    <w:rPr>
+                      <w:rFonts w:ascii="Helvetica" w:hAnsi="Helvetica" w:eastAsia="Helvetica" w:cs="Helvetica"/>
+                      <w:i w:val="false"/>
+                      <w:b w:val="false"/>
+                      <w:u w:val="none"/>
+                      <w:strike w:val="false"/>
+                      <w:sz w:val="22"/>
+                      <w:szCs w:val="22"/>
+                      <w:color w:val="000000"/>
+                    </w:rPr>
+                    <w:t xml:space="preserve"/>
+                  </w:r>
+                </w:p>
+              </w:tc>
+              <w:tc>
+                <w:tcPr>
+                  <w:tcBorders>
+                    <w:bottom w:val="none" w:sz="0" w:space="0" w:color="000000"/>
+                    <w:top w:val="none" w:sz="0" w:space="0" w:color="000000"/>
+                    <w:left w:val="none" w:sz="0" w:space="0" w:color="000000"/>
+                    <w:right w:val="none" w:sz="0" w:space="0" w:color="000000"/>
+                  </w:tcBorders>
+                  <w:shd w:val="clear" w:color="auto" w:fill="FFFFFF"/>
+                  <w:tcMar>
+                    <w:top w:w="0" w:type="dxa"/>
+                    <w:bottom w:w="0" w:type="dxa"/>
+                    <w:left w:w="0" w:type="dxa"/>
+                    <w:right w:w="0" w:type="dxa"/>
+                  </w:tcMar>
+                  <w:vAlign w:val="center"/>
+                </w:tcPr>
+                <w:p>
+                  <w:pPr>
+                    <w:jc w:val="center"/>
+                    <w:pBdr>
+                      <w:bottom w:val="none" w:sz="0" w:space="0" w:color="000000"/>
+                      <w:top w:val="none" w:sz="0" w:space="0" w:color="000000"/>
+                      <w:left w:val="none" w:sz="0" w:space="0" w:color="000000"/>
+                      <w:right w:val="none" w:sz="0" w:space="0" w:color="000000"/>
+                    </w:pBdr>
+                    <w:spacing w:after="100" w:before="100" w:line="240"/>
+                    <w:ind w:left="100" w:right="100" w:firstLine="0" w:firstLineChars="0"/>
+                    <w:rPr>
+                      <w:rFonts w:ascii="Helvetica" w:hAnsi="Helvetica" w:eastAsia="Helvetica" w:cs="Helvetica"/>
+                      <w:i w:val="false"/>
+                      <w:b w:val="false"/>
+                      <w:u w:val="none"/>
+                      <w:strike w:val="false"/>
+                      <w:sz w:val="22"/>
+                      <w:szCs w:val="22"/>
+                      <w:color w:val="000000"/>
+                    </w:rPr>
+                  </w:pPr>
+                  <w:r xmlns:w="http://schemas.openxmlformats.org/wordprocessingml/2006/main" xmlns:wp="http://schemas.openxmlformats.org/drawingml/2006/wordprocessingDrawing" xmlns:r="http://schemas.openxmlformats.org/officeDocument/2006/relationships" xmlns:w14="http://schemas.microsoft.com/office/word/2010/wordml">
+                    <w:rPr>
+                      <w:rFonts w:ascii="Helvetica" w:hAnsi="Helvetica" w:eastAsia="Helvetica" w:cs="Helvetica"/>
+                      <w:i w:val="false"/>
+                      <w:b w:val="false"/>
+                      <w:u w:val="none"/>
+                      <w:strike w:val="false"/>
+                      <w:sz w:val="22"/>
+                      <w:szCs w:val="22"/>
+                      <w:color w:val="000000"/>
+                    </w:rPr>
+                    <w:t xml:space="preserve">(0.0127)</w:t>
+                  </w:r>
+                </w:p>
+              </w:tc>
+            </w:tr>
+            <w:tr>
+              <w:trPr>
+                <w:trHeight w:val="360" w:hRule="auto"/>
+              </w:trPr>
+              body 5
+              <w:tc>
+                <w:tcPr>
+                  <w:tcBorders>
+                    <w:bottom w:val="none" w:sz="0" w:space="0" w:color="000000"/>
+                    <w:top w:val="none" w:sz="0" w:space="0" w:color="000000"/>
+                    <w:left w:val="none" w:sz="0" w:space="0" w:color="000000"/>
+                    <w:right w:val="none" w:sz="0" w:space="0" w:color="000000"/>
+                  </w:tcBorders>
+                  <w:shd w:val="clear" w:color="auto" w:fill="FFFFFF"/>
+                  <w:tcMar>
+                    <w:top w:w="0" w:type="dxa"/>
+                    <w:bottom w:w="0" w:type="dxa"/>
+                    <w:left w:w="0" w:type="dxa"/>
+                    <w:right w:w="0" w:type="dxa"/>
+                  </w:tcMar>
+                  <w:vAlign w:val="center"/>
+                </w:tcPr>
+                <w:p>
+                  <w:pPr>
+                    <w:jc w:val="left"/>
+                    <w:pBdr>
+                      <w:bottom w:val="none" w:sz="0" w:space="0" w:color="000000"/>
+                      <w:top w:val="none" w:sz="0" w:space="0" w:color="000000"/>
+                      <w:left w:val="none" w:sz="0" w:space="0" w:color="000000"/>
+                      <w:right w:val="none" w:sz="0" w:space="0" w:color="000000"/>
+                    </w:pBdr>
+                    <w:spacing w:after="100" w:before="100" w:line="240"/>
+                    <w:ind w:left="100" w:right="100" w:firstLine="0" w:firstLineChars="0"/>
+                    <w:rPr>
+                      <w:rFonts w:ascii="Helvetica" w:hAnsi="Helvetica" w:eastAsia="Helvetica" w:cs="Helvetica"/>
+                      <w:i w:val="false"/>
+                      <w:b w:val="false"/>
+                      <w:u w:val="none"/>
+                      <w:strike w:val="false"/>
+                      <w:sz w:val="22"/>
+                      <w:szCs w:val="22"/>
+                      <w:color w:val="000000"/>
+                    </w:rPr>
+                  </w:pPr>
+                  <w:r xmlns:w="http://schemas.openxmlformats.org/wordprocessingml/2006/main" xmlns:wp="http://schemas.openxmlformats.org/drawingml/2006/wordprocessingDrawing" xmlns:r="http://schemas.openxmlformats.org/officeDocument/2006/relationships" xmlns:w14="http://schemas.microsoft.com/office/word/2010/wordml">
+                    <w:rPr>
+                      <w:rFonts w:ascii="Helvetica" w:hAnsi="Helvetica" w:eastAsia="Helvetica" w:cs="Helvetica"/>
+                      <w:i w:val="false"/>
+                      <w:b w:val="false"/>
+                      <w:u w:val="none"/>
+                      <w:strike w:val="false"/>
+                      <w:sz w:val="22"/>
+                      <w:szCs w:val="22"/>
+                      <w:color w:val="000000"/>
+                    </w:rPr>
+                    <w:t xml:space="preserve">Societal institution</w:t>
+                  </w:r>
+                </w:p>
+              </w:tc>
+              <w:tc>
+                <w:tcPr>
+                  <w:tcBorders>
+                    <w:bottom w:val="none" w:sz="0" w:space="0" w:color="000000"/>
+                    <w:top w:val="none" w:sz="0" w:space="0" w:color="000000"/>
+                    <w:left w:val="none" w:sz="0" w:space="0" w:color="000000"/>
+                    <w:right w:val="none" w:sz="0" w:space="0" w:color="000000"/>
+                  </w:tcBorders>
+                  <w:shd w:val="clear" w:color="auto" w:fill="FFFFFF"/>
+                  <w:tcMar>
+                    <w:top w:w="0" w:type="dxa"/>
+                    <w:bottom w:w="0" w:type="dxa"/>
+                    <w:left w:w="0" w:type="dxa"/>
+                    <w:right w:w="0" w:type="dxa"/>
+                  </w:tcMar>
+                  <w:vAlign w:val="center"/>
+                </w:tcPr>
+                <w:p>
+                  <w:pPr>
+                    <w:jc w:val="center"/>
+                    <w:pBdr>
+                      <w:bottom w:val="none" w:sz="0" w:space="0" w:color="000000"/>
+                      <w:top w:val="none" w:sz="0" w:space="0" w:color="000000"/>
+                      <w:left w:val="none" w:sz="0" w:space="0" w:color="000000"/>
+                      <w:right w:val="none" w:sz="0" w:space="0" w:color="000000"/>
+                    </w:pBdr>
+                    <w:spacing w:after="100" w:before="100" w:line="240"/>
+                    <w:ind w:left="100" w:right="100" w:firstLine="0" w:firstLineChars="0"/>
+                    <w:rPr>
+                      <w:rFonts w:ascii="Helvetica" w:hAnsi="Helvetica" w:eastAsia="Helvetica" w:cs="Helvetica"/>
+                      <w:i w:val="false"/>
+                      <w:b w:val="false"/>
+                      <w:u w:val="none"/>
+                      <w:strike w:val="false"/>
+                      <w:sz w:val="22"/>
+                      <w:szCs w:val="22"/>
+                      <w:color w:val="000000"/>
+                    </w:rPr>
+                  </w:pPr>
+                  <w:r xmlns:w="http://schemas.openxmlformats.org/wordprocessingml/2006/main" xmlns:wp="http://schemas.openxmlformats.org/drawingml/2006/wordprocessingDrawing" xmlns:r="http://schemas.openxmlformats.org/officeDocument/2006/relationships" xmlns:w14="http://schemas.microsoft.com/office/word/2010/wordml">
+                    <w:rPr>
+                      <w:rFonts w:ascii="Helvetica" w:hAnsi="Helvetica" w:eastAsia="Helvetica" w:cs="Helvetica"/>
+                      <w:i w:val="false"/>
+                      <w:b w:val="false"/>
+                      <w:u w:val="none"/>
+                      <w:strike w:val="false"/>
+                      <w:sz w:val="22"/>
+                      <w:szCs w:val="22"/>
+                      <w:color w:val="000000"/>
+                    </w:rPr>
+                    <w:t xml:space="preserve">-0.0293*</w:t>
+                  </w:r>
+                </w:p>
+              </w:tc>
+            </w:tr>
+            <w:tr>
+              <w:trPr>
+                <w:trHeight w:val="360" w:hRule="auto"/>
+              </w:trPr>
+              body 6
+              <w:tc>
+                <w:tcPr>
+                  <w:tcBorders>
+                    <w:bottom w:val="none" w:sz="0" w:space="0" w:color="000000"/>
+                    <w:top w:val="none" w:sz="0" w:space="0" w:color="000000"/>
+                    <w:left w:val="none" w:sz="0" w:space="0" w:color="000000"/>
+                    <w:right w:val="none" w:sz="0" w:space="0" w:color="000000"/>
+                  </w:tcBorders>
+                  <w:shd w:val="clear" w:color="auto" w:fill="FFFFFF"/>
+                  <w:tcMar>
+                    <w:top w:w="0" w:type="dxa"/>
+                    <w:bottom w:w="0" w:type="dxa"/>
+                    <w:left w:w="0" w:type="dxa"/>
+                    <w:right w:w="0" w:type="dxa"/>
+                  </w:tcMar>
+                  <w:vAlign w:val="center"/>
+                </w:tcPr>
+                <w:p>
+                  <w:pPr>
+                    <w:jc w:val="left"/>
+                    <w:pBdr>
+                      <w:bottom w:val="none" w:sz="0" w:space="0" w:color="000000"/>
+                      <w:top w:val="none" w:sz="0" w:space="0" w:color="000000"/>
+                      <w:left w:val="none" w:sz="0" w:space="0" w:color="000000"/>
+                      <w:right w:val="none" w:sz="0" w:space="0" w:color="000000"/>
+                    </w:pBdr>
+                    <w:spacing w:after="100" w:before="100" w:line="240"/>
+                    <w:ind w:left="100" w:right="100" w:firstLine="0" w:firstLineChars="0"/>
+                    <w:rPr>
+                      <w:rFonts w:ascii="Helvetica" w:hAnsi="Helvetica" w:eastAsia="Helvetica" w:cs="Helvetica"/>
+                      <w:i w:val="false"/>
+                      <w:b w:val="false"/>
+                      <w:u w:val="none"/>
+                      <w:strike w:val="false"/>
+                      <w:sz w:val="22"/>
+                      <w:szCs w:val="22"/>
+                      <w:color w:val="000000"/>
+                    </w:rPr>
+                  </w:pPr>
+                  <w:r xmlns:w="http://schemas.openxmlformats.org/wordprocessingml/2006/main" xmlns:wp="http://schemas.openxmlformats.org/drawingml/2006/wordprocessingDrawing" xmlns:r="http://schemas.openxmlformats.org/officeDocument/2006/relationships" xmlns:w14="http://schemas.microsoft.com/office/word/2010/wordml">
+                    <w:rPr>
+                      <w:rFonts w:ascii="Helvetica" w:hAnsi="Helvetica" w:eastAsia="Helvetica" w:cs="Helvetica"/>
+                      <w:i w:val="false"/>
+                      <w:b w:val="false"/>
+                      <w:u w:val="none"/>
+                      <w:strike w:val="false"/>
+                      <w:sz w:val="22"/>
+                      <w:szCs w:val="22"/>
+                      <w:color w:val="000000"/>
+                    </w:rPr>
+                    <w:t xml:space="preserve"/>
+                  </w:r>
+                </w:p>
+              </w:tc>
+              <w:tc>
+                <w:tcPr>
+                  <w:tcBorders>
+                    <w:bottom w:val="none" w:sz="0" w:space="0" w:color="000000"/>
+                    <w:top w:val="none" w:sz="0" w:space="0" w:color="000000"/>
+                    <w:left w:val="none" w:sz="0" w:space="0" w:color="000000"/>
+                    <w:right w:val="none" w:sz="0" w:space="0" w:color="000000"/>
+                  </w:tcBorders>
+                  <w:shd w:val="clear" w:color="auto" w:fill="FFFFFF"/>
+                  <w:tcMar>
+                    <w:top w:w="0" w:type="dxa"/>
+                    <w:bottom w:w="0" w:type="dxa"/>
+                    <w:left w:w="0" w:type="dxa"/>
+                    <w:right w:w="0" w:type="dxa"/>
+                  </w:tcMar>
+                  <w:vAlign w:val="center"/>
+                </w:tcPr>
+                <w:p>
+                  <w:pPr>
+                    <w:jc w:val="center"/>
+                    <w:pBdr>
+                      <w:bottom w:val="none" w:sz="0" w:space="0" w:color="000000"/>
+                      <w:top w:val="none" w:sz="0" w:space="0" w:color="000000"/>
+                      <w:left w:val="none" w:sz="0" w:space="0" w:color="000000"/>
+                      <w:right w:val="none" w:sz="0" w:space="0" w:color="000000"/>
+                    </w:pBdr>
+                    <w:spacing w:after="100" w:before="100" w:line="240"/>
+                    <w:ind w:left="100" w:right="100" w:firstLine="0" w:firstLineChars="0"/>
+                    <w:rPr>
+                      <w:rFonts w:ascii="Helvetica" w:hAnsi="Helvetica" w:eastAsia="Helvetica" w:cs="Helvetica"/>
+                      <w:i w:val="false"/>
+                      <w:b w:val="false"/>
+                      <w:u w:val="none"/>
+                      <w:strike w:val="false"/>
+                      <w:sz w:val="22"/>
+                      <w:szCs w:val="22"/>
+                      <w:color w:val="000000"/>
+                    </w:rPr>
+                  </w:pPr>
+                  <w:r xmlns:w="http://schemas.openxmlformats.org/wordprocessingml/2006/main" xmlns:wp="http://schemas.openxmlformats.org/drawingml/2006/wordprocessingDrawing" xmlns:r="http://schemas.openxmlformats.org/officeDocument/2006/relationships" xmlns:w14="http://schemas.microsoft.com/office/word/2010/wordml">
+                    <w:rPr>
+                      <w:rFonts w:ascii="Helvetica" w:hAnsi="Helvetica" w:eastAsia="Helvetica" w:cs="Helvetica"/>
+                      <w:i w:val="false"/>
+                      <w:b w:val="false"/>
+                      <w:u w:val="none"/>
+                      <w:strike w:val="false"/>
+                      <w:sz w:val="22"/>
+                      <w:szCs w:val="22"/>
+                      <w:color w:val="000000"/>
+                    </w:rPr>
+                    <w:t xml:space="preserve">(0.0118)</w:t>
+                  </w:r>
+                </w:p>
+              </w:tc>
+            </w:tr>
+            <w:tr>
+              <w:trPr>
+                <w:trHeight w:val="360" w:hRule="auto"/>
+              </w:trPr>
+              body 7
+              <w:tc>
+                <w:tcPr>
+                  <w:tcBorders>
+                    <w:bottom w:val="none" w:sz="0" w:space="0" w:color="000000"/>
+                    <w:top w:val="none" w:sz="0" w:space="0" w:color="000000"/>
+                    <w:left w:val="none" w:sz="0" w:space="0" w:color="000000"/>
+                    <w:right w:val="none" w:sz="0" w:space="0" w:color="000000"/>
+                  </w:tcBorders>
+                  <w:shd w:val="clear" w:color="auto" w:fill="FFFFFF"/>
+                  <w:tcMar>
+                    <w:top w:w="0" w:type="dxa"/>
+                    <w:bottom w:w="0" w:type="dxa"/>
+                    <w:left w:w="0" w:type="dxa"/>
+                    <w:right w:w="0" w:type="dxa"/>
+                  </w:tcMar>
+                  <w:vAlign w:val="center"/>
+                </w:tcPr>
+                <w:p>
+                  <w:pPr>
+                    <w:jc w:val="left"/>
+                    <w:pBdr>
+                      <w:bottom w:val="none" w:sz="0" w:space="0" w:color="000000"/>
+                      <w:top w:val="none" w:sz="0" w:space="0" w:color="000000"/>
+                      <w:left w:val="none" w:sz="0" w:space="0" w:color="000000"/>
+                      <w:right w:val="none" w:sz="0" w:space="0" w:color="000000"/>
+                    </w:pBdr>
+                    <w:spacing w:after="100" w:before="100" w:line="240"/>
+                    <w:ind w:left="100" w:right="100" w:firstLine="0" w:firstLineChars="0"/>
+                    <w:rPr>
+                      <w:rFonts w:ascii="Helvetica" w:hAnsi="Helvetica" w:eastAsia="Helvetica" w:cs="Helvetica"/>
+                      <w:i w:val="false"/>
+                      <w:b w:val="false"/>
+                      <w:u w:val="none"/>
+                      <w:strike w:val="false"/>
+                      <w:sz w:val="22"/>
+                      <w:szCs w:val="22"/>
+                      <w:color w:val="000000"/>
+                    </w:rPr>
+                  </w:pPr>
+                  <w:r xmlns:w="http://schemas.openxmlformats.org/wordprocessingml/2006/main" xmlns:wp="http://schemas.openxmlformats.org/drawingml/2006/wordprocessingDrawing" xmlns:r="http://schemas.openxmlformats.org/officeDocument/2006/relationships" xmlns:w14="http://schemas.microsoft.com/office/word/2010/wordml">
+                    <w:rPr>
+                      <w:rFonts w:ascii="Helvetica" w:hAnsi="Helvetica" w:eastAsia="Helvetica" w:cs="Helvetica"/>
+                      <w:i w:val="false"/>
+                      <w:b w:val="false"/>
+                      <w:u w:val="none"/>
+                      <w:strike w:val="false"/>
+                      <w:sz w:val="22"/>
+                      <w:szCs w:val="22"/>
+                      <w:color w:val="000000"/>
+                    </w:rPr>
+                    <w:t xml:space="preserve">Economic evaluation</w:t>
+                  </w:r>
+                </w:p>
+              </w:tc>
+              <w:tc>
+                <w:tcPr>
+                  <w:tcBorders>
+                    <w:bottom w:val="none" w:sz="0" w:space="0" w:color="000000"/>
+                    <w:top w:val="none" w:sz="0" w:space="0" w:color="000000"/>
+                    <w:left w:val="none" w:sz="0" w:space="0" w:color="000000"/>
+                    <w:right w:val="none" w:sz="0" w:space="0" w:color="000000"/>
+                  </w:tcBorders>
+                  <w:shd w:val="clear" w:color="auto" w:fill="FFFFFF"/>
+                  <w:tcMar>
+                    <w:top w:w="0" w:type="dxa"/>
+                    <w:bottom w:w="0" w:type="dxa"/>
+                    <w:left w:w="0" w:type="dxa"/>
+                    <w:right w:w="0" w:type="dxa"/>
+                  </w:tcMar>
+                  <w:vAlign w:val="center"/>
+                </w:tcPr>
+                <w:p>
+                  <w:pPr>
+                    <w:jc w:val="center"/>
+                    <w:pBdr>
+                      <w:bottom w:val="none" w:sz="0" w:space="0" w:color="000000"/>
+                      <w:top w:val="none" w:sz="0" w:space="0" w:color="000000"/>
+                      <w:left w:val="none" w:sz="0" w:space="0" w:color="000000"/>
+                      <w:right w:val="none" w:sz="0" w:space="0" w:color="000000"/>
+                    </w:pBdr>
+                    <w:spacing w:after="100" w:before="100" w:line="240"/>
+                    <w:ind w:left="100" w:right="100" w:firstLine="0" w:firstLineChars="0"/>
+                    <w:rPr>
+                      <w:rFonts w:ascii="Helvetica" w:hAnsi="Helvetica" w:eastAsia="Helvetica" w:cs="Helvetica"/>
+                      <w:i w:val="false"/>
+                      <w:b w:val="false"/>
+                      <w:u w:val="none"/>
+                      <w:strike w:val="false"/>
+                      <w:sz w:val="22"/>
+                      <w:szCs w:val="22"/>
+                      <w:color w:val="000000"/>
+                    </w:rPr>
+                  </w:pPr>
+                  <w:r xmlns:w="http://schemas.openxmlformats.org/wordprocessingml/2006/main" xmlns:wp="http://schemas.openxmlformats.org/drawingml/2006/wordprocessingDrawing" xmlns:r="http://schemas.openxmlformats.org/officeDocument/2006/relationships" xmlns:w14="http://schemas.microsoft.com/office/word/2010/wordml">
+                    <w:rPr>
+                      <w:rFonts w:ascii="Helvetica" w:hAnsi="Helvetica" w:eastAsia="Helvetica" w:cs="Helvetica"/>
+                      <w:i w:val="false"/>
+                      <w:b w:val="false"/>
+                      <w:u w:val="none"/>
+                      <w:strike w:val="false"/>
+                      <w:sz w:val="22"/>
+                      <w:szCs w:val="22"/>
+                      <w:color w:val="000000"/>
+                    </w:rPr>
+                    <w:t xml:space="preserve">-0.1702***</w:t>
+                  </w:r>
+                </w:p>
+              </w:tc>
+            </w:tr>
+            <w:tr>
+              <w:trPr>
+                <w:trHeight w:val="360" w:hRule="auto"/>
+              </w:trPr>
+              body 8
+              <w:tc>
+                <w:tcPr>
+                  <w:tcBorders>
+                    <w:bottom w:val="none" w:sz="0" w:space="0" w:color="000000"/>
+                    <w:top w:val="none" w:sz="0" w:space="0" w:color="000000"/>
+                    <w:left w:val="none" w:sz="0" w:space="0" w:color="000000"/>
+                    <w:right w:val="none" w:sz="0" w:space="0" w:color="000000"/>
+                  </w:tcBorders>
+                  <w:shd w:val="clear" w:color="auto" w:fill="FFFFFF"/>
+                  <w:tcMar>
+                    <w:top w:w="0" w:type="dxa"/>
+                    <w:bottom w:w="0" w:type="dxa"/>
+                    <w:left w:w="0" w:type="dxa"/>
+                    <w:right w:w="0" w:type="dxa"/>
+                  </w:tcMar>
+                  <w:vAlign w:val="center"/>
+                </w:tcPr>
+                <w:p>
+                  <w:pPr>
+                    <w:jc w:val="left"/>
+                    <w:pBdr>
+                      <w:bottom w:val="none" w:sz="0" w:space="0" w:color="000000"/>
+                      <w:top w:val="none" w:sz="0" w:space="0" w:color="000000"/>
+                      <w:left w:val="none" w:sz="0" w:space="0" w:color="000000"/>
+                      <w:right w:val="none" w:sz="0" w:space="0" w:color="000000"/>
+                    </w:pBdr>
+                    <w:spacing w:after="100" w:before="100" w:line="240"/>
+                    <w:ind w:left="100" w:right="100" w:firstLine="0" w:firstLineChars="0"/>
+                    <w:rPr>
+                      <w:rFonts w:ascii="Helvetica" w:hAnsi="Helvetica" w:eastAsia="Helvetica" w:cs="Helvetica"/>
+                      <w:i w:val="false"/>
+                      <w:b w:val="false"/>
+                      <w:u w:val="none"/>
+                      <w:strike w:val="false"/>
+                      <w:sz w:val="22"/>
+                      <w:szCs w:val="22"/>
+                      <w:color w:val="000000"/>
+                    </w:rPr>
+                  </w:pPr>
+                  <w:r xmlns:w="http://schemas.openxmlformats.org/wordprocessingml/2006/main" xmlns:wp="http://schemas.openxmlformats.org/drawingml/2006/wordprocessingDrawing" xmlns:r="http://schemas.openxmlformats.org/officeDocument/2006/relationships" xmlns:w14="http://schemas.microsoft.com/office/word/2010/wordml">
+                    <w:rPr>
+                      <w:rFonts w:ascii="Helvetica" w:hAnsi="Helvetica" w:eastAsia="Helvetica" w:cs="Helvetica"/>
+                      <w:i w:val="false"/>
+                      <w:b w:val="false"/>
+                      <w:u w:val="none"/>
+                      <w:strike w:val="false"/>
+                      <w:sz w:val="22"/>
+                      <w:szCs w:val="22"/>
+                      <w:color w:val="000000"/>
+                    </w:rPr>
+                    <w:t xml:space="preserve"/>
+                  </w:r>
+                </w:p>
+              </w:tc>
+              <w:tc>
+                <w:tcPr>
+                  <w:tcBorders>
+                    <w:bottom w:val="none" w:sz="0" w:space="0" w:color="000000"/>
+                    <w:top w:val="none" w:sz="0" w:space="0" w:color="000000"/>
+                    <w:left w:val="none" w:sz="0" w:space="0" w:color="000000"/>
+                    <w:right w:val="none" w:sz="0" w:space="0" w:color="000000"/>
+                  </w:tcBorders>
+                  <w:shd w:val="clear" w:color="auto" w:fill="FFFFFF"/>
+                  <w:tcMar>
+                    <w:top w:w="0" w:type="dxa"/>
+                    <w:bottom w:w="0" w:type="dxa"/>
+                    <w:left w:w="0" w:type="dxa"/>
+                    <w:right w:w="0" w:type="dxa"/>
+                  </w:tcMar>
+                  <w:vAlign w:val="center"/>
+                </w:tcPr>
+                <w:p>
+                  <w:pPr>
+                    <w:jc w:val="center"/>
+                    <w:pBdr>
+                      <w:bottom w:val="none" w:sz="0" w:space="0" w:color="000000"/>
+                      <w:top w:val="none" w:sz="0" w:space="0" w:color="000000"/>
+                      <w:left w:val="none" w:sz="0" w:space="0" w:color="000000"/>
+                      <w:right w:val="none" w:sz="0" w:space="0" w:color="000000"/>
+                    </w:pBdr>
+                    <w:spacing w:after="100" w:before="100" w:line="240"/>
+                    <w:ind w:left="100" w:right="100" w:firstLine="0" w:firstLineChars="0"/>
+                    <w:rPr>
+                      <w:rFonts w:ascii="Helvetica" w:hAnsi="Helvetica" w:eastAsia="Helvetica" w:cs="Helvetica"/>
+                      <w:i w:val="false"/>
+                      <w:b w:val="false"/>
+                      <w:u w:val="none"/>
+                      <w:strike w:val="false"/>
+                      <w:sz w:val="22"/>
+                      <w:szCs w:val="22"/>
+                      <w:color w:val="000000"/>
+                    </w:rPr>
+                  </w:pPr>
+                  <w:r xmlns:w="http://schemas.openxmlformats.org/wordprocessingml/2006/main" xmlns:wp="http://schemas.openxmlformats.org/drawingml/2006/wordprocessingDrawing" xmlns:r="http://schemas.openxmlformats.org/officeDocument/2006/relationships" xmlns:w14="http://schemas.microsoft.com/office/word/2010/wordml">
+                    <w:rPr>
+                      <w:rFonts w:ascii="Helvetica" w:hAnsi="Helvetica" w:eastAsia="Helvetica" w:cs="Helvetica"/>
+                      <w:i w:val="false"/>
+                      <w:b w:val="false"/>
+                      <w:u w:val="none"/>
+                      <w:strike w:val="false"/>
+                      <w:sz w:val="22"/>
+                      <w:szCs w:val="22"/>
+                      <w:color w:val="000000"/>
+                    </w:rPr>
+                    <w:t xml:space="preserve">(0.0208)</w:t>
+                  </w:r>
+                </w:p>
+              </w:tc>
+            </w:tr>
+            <w:tr>
+              <w:trPr>
+                <w:trHeight w:val="360" w:hRule="auto"/>
+              </w:trPr>
+              body 9
+              <w:tc>
+                <w:tcPr>
+                  <w:tcBorders>
+                    <w:bottom w:val="none" w:sz="0" w:space="0" w:color="000000"/>
+                    <w:top w:val="none" w:sz="0" w:space="0" w:color="000000"/>
+                    <w:left w:val="none" w:sz="0" w:space="0" w:color="000000"/>
+                    <w:right w:val="none" w:sz="0" w:space="0" w:color="000000"/>
+                  </w:tcBorders>
+                  <w:shd w:val="clear" w:color="auto" w:fill="FFFFFF"/>
+                  <w:tcMar>
+                    <w:top w:w="0" w:type="dxa"/>
+                    <w:bottom w:w="0" w:type="dxa"/>
+                    <w:left w:w="0" w:type="dxa"/>
+                    <w:right w:w="0" w:type="dxa"/>
+                  </w:tcMar>
+                  <w:vAlign w:val="center"/>
+                </w:tcPr>
+                <w:p>
+                  <w:pPr>
+                    <w:jc w:val="left"/>
+                    <w:pBdr>
+                      <w:bottom w:val="none" w:sz="0" w:space="0" w:color="000000"/>
+                      <w:top w:val="none" w:sz="0" w:space="0" w:color="000000"/>
+                      <w:left w:val="none" w:sz="0" w:space="0" w:color="000000"/>
+                      <w:right w:val="none" w:sz="0" w:space="0" w:color="000000"/>
+                    </w:pBdr>
+                    <w:spacing w:after="100" w:before="100" w:line="240"/>
+                    <w:ind w:left="100" w:right="100" w:firstLine="0" w:firstLineChars="0"/>
+                    <w:rPr>
+                      <w:rFonts w:ascii="Helvetica" w:hAnsi="Helvetica" w:eastAsia="Helvetica" w:cs="Helvetica"/>
+                      <w:i w:val="false"/>
+                      <w:b w:val="false"/>
+                      <w:u w:val="none"/>
+                      <w:strike w:val="false"/>
+                      <w:sz w:val="22"/>
+                      <w:szCs w:val="22"/>
+                      <w:color w:val="000000"/>
+                    </w:rPr>
+                  </w:pPr>
+                  <w:r xmlns:w="http://schemas.openxmlformats.org/wordprocessingml/2006/main" xmlns:wp="http://schemas.openxmlformats.org/drawingml/2006/wordprocessingDrawing" xmlns:r="http://schemas.openxmlformats.org/officeDocument/2006/relationships" xmlns:w14="http://schemas.microsoft.com/office/word/2010/wordml">
+                    <w:rPr>
+                      <w:rFonts w:ascii="Helvetica" w:hAnsi="Helvetica" w:eastAsia="Helvetica" w:cs="Helvetica"/>
+                      <w:i w:val="false"/>
+                      <w:b w:val="false"/>
+                      <w:u w:val="none"/>
+                      <w:strike w:val="false"/>
+                      <w:sz w:val="22"/>
+                      <w:szCs w:val="22"/>
+                      <w:color w:val="000000"/>
+                    </w:rPr>
+                    <w:t xml:space="preserve">Wave 4 × Horizontal</w:t>
+                  </w:r>
+                </w:p>
+              </w:tc>
+              <w:tc>
+                <w:tcPr>
+                  <w:tcBorders>
+                    <w:bottom w:val="none" w:sz="0" w:space="0" w:color="000000"/>
+                    <w:top w:val="none" w:sz="0" w:space="0" w:color="000000"/>
+                    <w:left w:val="none" w:sz="0" w:space="0" w:color="000000"/>
+                    <w:right w:val="none" w:sz="0" w:space="0" w:color="000000"/>
+                  </w:tcBorders>
+                  <w:shd w:val="clear" w:color="auto" w:fill="FFFFFF"/>
+                  <w:tcMar>
+                    <w:top w:w="0" w:type="dxa"/>
+                    <w:bottom w:w="0" w:type="dxa"/>
+                    <w:left w:w="0" w:type="dxa"/>
+                    <w:right w:w="0" w:type="dxa"/>
+                  </w:tcMar>
+                  <w:vAlign w:val="center"/>
+                </w:tcPr>
+                <w:p>
+                  <w:pPr>
+                    <w:jc w:val="center"/>
+                    <w:pBdr>
+                      <w:bottom w:val="none" w:sz="0" w:space="0" w:color="000000"/>
+                      <w:top w:val="none" w:sz="0" w:space="0" w:color="000000"/>
+                      <w:left w:val="none" w:sz="0" w:space="0" w:color="000000"/>
+                      <w:right w:val="none" w:sz="0" w:space="0" w:color="000000"/>
+                    </w:pBdr>
+                    <w:spacing w:after="100" w:before="100" w:line="240"/>
+                    <w:ind w:left="100" w:right="100" w:firstLine="0" w:firstLineChars="0"/>
+                    <w:rPr>
+                      <w:rFonts w:ascii="Helvetica" w:hAnsi="Helvetica" w:eastAsia="Helvetica" w:cs="Helvetica"/>
+                      <w:i w:val="false"/>
+                      <w:b w:val="false"/>
+                      <w:u w:val="none"/>
+                      <w:strike w:val="false"/>
+                      <w:sz w:val="22"/>
+                      <w:szCs w:val="22"/>
+                      <w:color w:val="000000"/>
+                    </w:rPr>
+                  </w:pPr>
+                  <w:r xmlns:w="http://schemas.openxmlformats.org/wordprocessingml/2006/main" xmlns:wp="http://schemas.openxmlformats.org/drawingml/2006/wordprocessingDrawing" xmlns:r="http://schemas.openxmlformats.org/officeDocument/2006/relationships" xmlns:w14="http://schemas.microsoft.com/office/word/2010/wordml">
+                    <w:rPr>
+                      <w:rFonts w:ascii="Helvetica" w:hAnsi="Helvetica" w:eastAsia="Helvetica" w:cs="Helvetica"/>
+                      <w:i w:val="false"/>
+                      <w:b w:val="false"/>
+                      <w:u w:val="none"/>
+                      <w:strike w:val="false"/>
+                      <w:sz w:val="22"/>
+                      <w:szCs w:val="22"/>
+                      <w:color w:val="000000"/>
+                    </w:rPr>
+                    <w:t xml:space="preserve">-0.0652**</w:t>
+                  </w:r>
+                </w:p>
+              </w:tc>
+            </w:tr>
+            <w:tr>
+              <w:trPr>
+                <w:trHeight w:val="360" w:hRule="auto"/>
+              </w:trPr>
+              body10
+              <w:tc>
+                <w:tcPr>
+                  <w:tcBorders>
+                    <w:bottom w:val="none" w:sz="0" w:space="0" w:color="000000"/>
+                    <w:top w:val="none" w:sz="0" w:space="0" w:color="000000"/>
+                    <w:left w:val="none" w:sz="0" w:space="0" w:color="000000"/>
+                    <w:right w:val="none" w:sz="0" w:space="0" w:color="000000"/>
+                  </w:tcBorders>
+                  <w:shd w:val="clear" w:color="auto" w:fill="FFFFFF"/>
+                  <w:tcMar>
+                    <w:top w:w="0" w:type="dxa"/>
+                    <w:bottom w:w="0" w:type="dxa"/>
+                    <w:left w:w="0" w:type="dxa"/>
+                    <w:right w:w="0" w:type="dxa"/>
+                  </w:tcMar>
+                  <w:vAlign w:val="center"/>
+                </w:tcPr>
+                <w:p>
+                  <w:pPr>
+                    <w:jc w:val="left"/>
+                    <w:pBdr>
+                      <w:bottom w:val="none" w:sz="0" w:space="0" w:color="000000"/>
+                      <w:top w:val="none" w:sz="0" w:space="0" w:color="000000"/>
+                      <w:left w:val="none" w:sz="0" w:space="0" w:color="000000"/>
+                      <w:right w:val="none" w:sz="0" w:space="0" w:color="000000"/>
+                    </w:pBdr>
+                    <w:spacing w:after="100" w:before="100" w:line="240"/>
+                    <w:ind w:left="100" w:right="100" w:firstLine="0" w:firstLineChars="0"/>
+                    <w:rPr>
+                      <w:rFonts w:ascii="Helvetica" w:hAnsi="Helvetica" w:eastAsia="Helvetica" w:cs="Helvetica"/>
+                      <w:i w:val="false"/>
+                      <w:b w:val="false"/>
+                      <w:u w:val="none"/>
+                      <w:strike w:val="false"/>
+                      <w:sz w:val="22"/>
+                      <w:szCs w:val="22"/>
+                      <w:color w:val="000000"/>
+                    </w:rPr>
+                  </w:pPr>
+                  <w:r xmlns:w="http://schemas.openxmlformats.org/wordprocessingml/2006/main" xmlns:wp="http://schemas.openxmlformats.org/drawingml/2006/wordprocessingDrawing" xmlns:r="http://schemas.openxmlformats.org/officeDocument/2006/relationships" xmlns:w14="http://schemas.microsoft.com/office/word/2010/wordml">
+                    <w:rPr>
+                      <w:rFonts w:ascii="Helvetica" w:hAnsi="Helvetica" w:eastAsia="Helvetica" w:cs="Helvetica"/>
+                      <w:i w:val="false"/>
+                      <w:b w:val="false"/>
+                      <w:u w:val="none"/>
+                      <w:strike w:val="false"/>
+                      <w:sz w:val="22"/>
+                      <w:szCs w:val="22"/>
+                      <w:color w:val="000000"/>
+                    </w:rPr>
+                    <w:t xml:space="preserve"/>
+                  </w:r>
+                </w:p>
+              </w:tc>
+              <w:tc>
+                <w:tcPr>
+                  <w:tcBorders>
+                    <w:bottom w:val="none" w:sz="0" w:space="0" w:color="000000"/>
+                    <w:top w:val="none" w:sz="0" w:space="0" w:color="000000"/>
+                    <w:left w:val="none" w:sz="0" w:space="0" w:color="000000"/>
+                    <w:right w:val="none" w:sz="0" w:space="0" w:color="000000"/>
+                  </w:tcBorders>
+                  <w:shd w:val="clear" w:color="auto" w:fill="FFFFFF"/>
+                  <w:tcMar>
+                    <w:top w:w="0" w:type="dxa"/>
+                    <w:bottom w:w="0" w:type="dxa"/>
+                    <w:left w:w="0" w:type="dxa"/>
+                    <w:right w:w="0" w:type="dxa"/>
+                  </w:tcMar>
+                  <w:vAlign w:val="center"/>
+                </w:tcPr>
+                <w:p>
+                  <w:pPr>
+                    <w:jc w:val="center"/>
+                    <w:pBdr>
+                      <w:bottom w:val="none" w:sz="0" w:space="0" w:color="000000"/>
+                      <w:top w:val="none" w:sz="0" w:space="0" w:color="000000"/>
+                      <w:left w:val="none" w:sz="0" w:space="0" w:color="000000"/>
+                      <w:right w:val="none" w:sz="0" w:space="0" w:color="000000"/>
+                    </w:pBdr>
+                    <w:spacing w:after="100" w:before="100" w:line="240"/>
+                    <w:ind w:left="100" w:right="100" w:firstLine="0" w:firstLineChars="0"/>
+                    <w:rPr>
+                      <w:rFonts w:ascii="Helvetica" w:hAnsi="Helvetica" w:eastAsia="Helvetica" w:cs="Helvetica"/>
+                      <w:i w:val="false"/>
+                      <w:b w:val="false"/>
+                      <w:u w:val="none"/>
+                      <w:strike w:val="false"/>
+                      <w:sz w:val="22"/>
+                      <w:szCs w:val="22"/>
+                      <w:color w:val="000000"/>
+                    </w:rPr>
+                  </w:pPr>
+                  <w:r xmlns:w="http://schemas.openxmlformats.org/wordprocessingml/2006/main" xmlns:wp="http://schemas.openxmlformats.org/drawingml/2006/wordprocessingDrawing" xmlns:r="http://schemas.openxmlformats.org/officeDocument/2006/relationships" xmlns:w14="http://schemas.microsoft.com/office/word/2010/wordml">
+                    <w:rPr>
+                      <w:rFonts w:ascii="Helvetica" w:hAnsi="Helvetica" w:eastAsia="Helvetica" w:cs="Helvetica"/>
+                      <w:i w:val="false"/>
+                      <w:b w:val="false"/>
+                      <w:u w:val="none"/>
+                      <w:strike w:val="false"/>
+                      <w:sz w:val="22"/>
+                      <w:szCs w:val="22"/>
+                      <w:color w:val="000000"/>
+                    </w:rPr>
+                    <w:t xml:space="preserve">(0.0203)</w:t>
+                  </w:r>
+                </w:p>
+              </w:tc>
+            </w:tr>
+            <w:tr>
+              <w:trPr>
+                <w:trHeight w:val="360" w:hRule="auto"/>
+              </w:trPr>
+              body11
+              <w:tc>
+                <w:tcPr>
+                  <w:tcBorders>
+                    <w:bottom w:val="none" w:sz="0" w:space="0" w:color="000000"/>
+                    <w:top w:val="none" w:sz="0" w:space="0" w:color="000000"/>
+                    <w:left w:val="none" w:sz="0" w:space="0" w:color="000000"/>
+                    <w:right w:val="none" w:sz="0" w:space="0" w:color="000000"/>
+                  </w:tcBorders>
+                  <w:shd w:val="clear" w:color="auto" w:fill="FFFFFF"/>
+                  <w:tcMar>
+                    <w:top w:w="0" w:type="dxa"/>
+                    <w:bottom w:w="0" w:type="dxa"/>
+                    <w:left w:w="0" w:type="dxa"/>
+                    <w:right w:w="0" w:type="dxa"/>
+                  </w:tcMar>
+                  <w:vAlign w:val="center"/>
+                </w:tcPr>
+                <w:p>
+                  <w:pPr>
+                    <w:jc w:val="left"/>
+                    <w:pBdr>
+                      <w:bottom w:val="none" w:sz="0" w:space="0" w:color="000000"/>
+                      <w:top w:val="none" w:sz="0" w:space="0" w:color="000000"/>
+                      <w:left w:val="none" w:sz="0" w:space="0" w:color="000000"/>
+                      <w:right w:val="none" w:sz="0" w:space="0" w:color="000000"/>
+                    </w:pBdr>
+                    <w:spacing w:after="100" w:before="100" w:line="240"/>
+                    <w:ind w:left="100" w:right="100" w:firstLine="0" w:firstLineChars="0"/>
+                    <w:rPr>
+                      <w:rFonts w:ascii="Helvetica" w:hAnsi="Helvetica" w:eastAsia="Helvetica" w:cs="Helvetica"/>
+                      <w:i w:val="false"/>
+                      <w:b w:val="false"/>
+                      <w:u w:val="none"/>
+                      <w:strike w:val="false"/>
+                      <w:sz w:val="22"/>
+                      <w:szCs w:val="22"/>
+                      <w:color w:val="000000"/>
+                    </w:rPr>
+                  </w:pPr>
+                  <w:r xmlns:w="http://schemas.openxmlformats.org/wordprocessingml/2006/main" xmlns:wp="http://schemas.openxmlformats.org/drawingml/2006/wordprocessingDrawing" xmlns:r="http://schemas.openxmlformats.org/officeDocument/2006/relationships" xmlns:w14="http://schemas.microsoft.com/office/word/2010/wordml">
+                    <w:rPr>
+                      <w:rFonts w:ascii="Helvetica" w:hAnsi="Helvetica" w:eastAsia="Helvetica" w:cs="Helvetica"/>
+                      <w:i w:val="false"/>
+                      <w:b w:val="false"/>
+                      <w:u w:val="none"/>
+                      <w:strike w:val="false"/>
+                      <w:sz w:val="22"/>
+                      <w:szCs w:val="22"/>
+                      <w:color w:val="000000"/>
+                    </w:rPr>
+                    <w:t xml:space="preserve">Wave 4 × Societal</w:t>
+                  </w:r>
+                </w:p>
+              </w:tc>
+              <w:tc>
+                <w:tcPr>
+                  <w:tcBorders>
+                    <w:bottom w:val="none" w:sz="0" w:space="0" w:color="000000"/>
+                    <w:top w:val="none" w:sz="0" w:space="0" w:color="000000"/>
+                    <w:left w:val="none" w:sz="0" w:space="0" w:color="000000"/>
+                    <w:right w:val="none" w:sz="0" w:space="0" w:color="000000"/>
+                  </w:tcBorders>
+                  <w:shd w:val="clear" w:color="auto" w:fill="FFFFFF"/>
+                  <w:tcMar>
+                    <w:top w:w="0" w:type="dxa"/>
+                    <w:bottom w:w="0" w:type="dxa"/>
+                    <w:left w:w="0" w:type="dxa"/>
+                    <w:right w:w="0" w:type="dxa"/>
+                  </w:tcMar>
+                  <w:vAlign w:val="center"/>
+                </w:tcPr>
+                <w:p>
+                  <w:pPr>
+                    <w:jc w:val="center"/>
+                    <w:pBdr>
+                      <w:bottom w:val="none" w:sz="0" w:space="0" w:color="000000"/>
+                      <w:top w:val="none" w:sz="0" w:space="0" w:color="000000"/>
+                      <w:left w:val="none" w:sz="0" w:space="0" w:color="000000"/>
+                      <w:right w:val="none" w:sz="0" w:space="0" w:color="000000"/>
+                    </w:pBdr>
+                    <w:spacing w:after="100" w:before="100" w:line="240"/>
+                    <w:ind w:left="100" w:right="100" w:firstLine="0" w:firstLineChars="0"/>
+                    <w:rPr>
+                      <w:rFonts w:ascii="Helvetica" w:hAnsi="Helvetica" w:eastAsia="Helvetica" w:cs="Helvetica"/>
+                      <w:i w:val="false"/>
+                      <w:b w:val="false"/>
+                      <w:u w:val="none"/>
+                      <w:strike w:val="false"/>
+                      <w:sz w:val="22"/>
+                      <w:szCs w:val="22"/>
+                      <w:color w:val="000000"/>
+                    </w:rPr>
+                  </w:pPr>
+                  <w:r xmlns:w="http://schemas.openxmlformats.org/wordprocessingml/2006/main" xmlns:wp="http://schemas.openxmlformats.org/drawingml/2006/wordprocessingDrawing" xmlns:r="http://schemas.openxmlformats.org/officeDocument/2006/relationships" xmlns:w14="http://schemas.microsoft.com/office/word/2010/wordml">
+                    <w:rPr>
+                      <w:rFonts w:ascii="Helvetica" w:hAnsi="Helvetica" w:eastAsia="Helvetica" w:cs="Helvetica"/>
+                      <w:i w:val="false"/>
+                      <w:b w:val="false"/>
+                      <w:u w:val="none"/>
+                      <w:strike w:val="false"/>
+                      <w:sz w:val="22"/>
+                      <w:szCs w:val="22"/>
+                      <w:color w:val="000000"/>
+                    </w:rPr>
+                    <w:t xml:space="preserve">-0.0150</w:t>
+                  </w:r>
+                </w:p>
+              </w:tc>
+            </w:tr>
+            <w:tr>
+              <w:trPr>
+                <w:trHeight w:val="360" w:hRule="auto"/>
+              </w:trPr>
+              body12
+              <w:tc>
+                <w:tcPr>
+                  <w:tcBorders>
+                    <w:bottom w:val="none" w:sz="0" w:space="0" w:color="000000"/>
+                    <w:top w:val="none" w:sz="0" w:space="0" w:color="000000"/>
+                    <w:left w:val="none" w:sz="0" w:space="0" w:color="000000"/>
+                    <w:right w:val="none" w:sz="0" w:space="0" w:color="000000"/>
+                  </w:tcBorders>
+                  <w:shd w:val="clear" w:color="auto" w:fill="FFFFFF"/>
+                  <w:tcMar>
+                    <w:top w:w="0" w:type="dxa"/>
+                    <w:bottom w:w="0" w:type="dxa"/>
+                    <w:left w:w="0" w:type="dxa"/>
+                    <w:right w:w="0" w:type="dxa"/>
+                  </w:tcMar>
+                  <w:vAlign w:val="center"/>
+                </w:tcPr>
+                <w:p>
+                  <w:pPr>
+                    <w:jc w:val="left"/>
+                    <w:pBdr>
+                      <w:bottom w:val="none" w:sz="0" w:space="0" w:color="000000"/>
+                      <w:top w:val="none" w:sz="0" w:space="0" w:color="000000"/>
+                      <w:left w:val="none" w:sz="0" w:space="0" w:color="000000"/>
+                      <w:right w:val="none" w:sz="0" w:space="0" w:color="000000"/>
+                    </w:pBdr>
+                    <w:spacing w:after="100" w:before="100" w:line="240"/>
+                    <w:ind w:left="100" w:right="100" w:firstLine="0" w:firstLineChars="0"/>
+                    <w:rPr>
+                      <w:rFonts w:ascii="Helvetica" w:hAnsi="Helvetica" w:eastAsia="Helvetica" w:cs="Helvetica"/>
+                      <w:i w:val="false"/>
+                      <w:b w:val="false"/>
+                      <w:u w:val="none"/>
+                      <w:strike w:val="false"/>
+                      <w:sz w:val="22"/>
+                      <w:szCs w:val="22"/>
+                      <w:color w:val="000000"/>
+                    </w:rPr>
+                  </w:pPr>
+                  <w:r xmlns:w="http://schemas.openxmlformats.org/wordprocessingml/2006/main" xmlns:wp="http://schemas.openxmlformats.org/drawingml/2006/wordprocessingDrawing" xmlns:r="http://schemas.openxmlformats.org/officeDocument/2006/relationships" xmlns:w14="http://schemas.microsoft.com/office/word/2010/wordml">
+                    <w:rPr>
+                      <w:rFonts w:ascii="Helvetica" w:hAnsi="Helvetica" w:eastAsia="Helvetica" w:cs="Helvetica"/>
+                      <w:i w:val="false"/>
+                      <w:b w:val="false"/>
+                      <w:u w:val="none"/>
+                      <w:strike w:val="false"/>
+                      <w:sz w:val="22"/>
+                      <w:szCs w:val="22"/>
+                      <w:color w:val="000000"/>
+                    </w:rPr>
+                    <w:t xml:space="preserve"/>
+                  </w:r>
+                </w:p>
+              </w:tc>
+              <w:tc>
+                <w:tcPr>
+                  <w:tcBorders>
+                    <w:bottom w:val="none" w:sz="0" w:space="0" w:color="000000"/>
+                    <w:top w:val="none" w:sz="0" w:space="0" w:color="000000"/>
+                    <w:left w:val="none" w:sz="0" w:space="0" w:color="000000"/>
+                    <w:right w:val="none" w:sz="0" w:space="0" w:color="000000"/>
+                  </w:tcBorders>
+                  <w:shd w:val="clear" w:color="auto" w:fill="FFFFFF"/>
+                  <w:tcMar>
+                    <w:top w:w="0" w:type="dxa"/>
+                    <w:bottom w:w="0" w:type="dxa"/>
+                    <w:left w:w="0" w:type="dxa"/>
+                    <w:right w:w="0" w:type="dxa"/>
+                  </w:tcMar>
+                  <w:vAlign w:val="center"/>
+                </w:tcPr>
+                <w:p>
+                  <w:pPr>
+                    <w:jc w:val="center"/>
+                    <w:pBdr>
+                      <w:bottom w:val="none" w:sz="0" w:space="0" w:color="000000"/>
+                      <w:top w:val="none" w:sz="0" w:space="0" w:color="000000"/>
+                      <w:left w:val="none" w:sz="0" w:space="0" w:color="000000"/>
+                      <w:right w:val="none" w:sz="0" w:space="0" w:color="000000"/>
+                    </w:pBdr>
+                    <w:spacing w:after="100" w:before="100" w:line="240"/>
+                    <w:ind w:left="100" w:right="100" w:firstLine="0" w:firstLineChars="0"/>
+                    <w:rPr>
+                      <w:rFonts w:ascii="Helvetica" w:hAnsi="Helvetica" w:eastAsia="Helvetica" w:cs="Helvetica"/>
+                      <w:i w:val="false"/>
+                      <w:b w:val="false"/>
+                      <w:u w:val="none"/>
+                      <w:strike w:val="false"/>
+                      <w:sz w:val="22"/>
+                      <w:szCs w:val="22"/>
+                      <w:color w:val="000000"/>
+                    </w:rPr>
+                  </w:pPr>
+                  <w:r xmlns:w="http://schemas.openxmlformats.org/wordprocessingml/2006/main" xmlns:wp="http://schemas.openxmlformats.org/drawingml/2006/wordprocessingDrawing" xmlns:r="http://schemas.openxmlformats.org/officeDocument/2006/relationships" xmlns:w14="http://schemas.microsoft.com/office/word/2010/wordml">
+                    <w:rPr>
+                      <w:rFonts w:ascii="Helvetica" w:hAnsi="Helvetica" w:eastAsia="Helvetica" w:cs="Helvetica"/>
+                      <w:i w:val="false"/>
+                      <w:b w:val="false"/>
+                      <w:u w:val="none"/>
+                      <w:strike w:val="false"/>
+                      <w:sz w:val="22"/>
+                      <w:szCs w:val="22"/>
+                      <w:color w:val="000000"/>
+                    </w:rPr>
+                    <w:t xml:space="preserve">(0.0191)</w:t>
+                  </w:r>
+                </w:p>
+              </w:tc>
+            </w:tr>
+            <w:tr>
+              <w:trPr>
+                <w:trHeight w:val="360" w:hRule="auto"/>
+              </w:trPr>
+              body13
+              <w:tc>
+                <w:tcPr>
+                  <w:tcBorders>
+                    <w:bottom w:val="none" w:sz="0" w:space="0" w:color="000000"/>
+                    <w:top w:val="none" w:sz="0" w:space="0" w:color="000000"/>
+                    <w:left w:val="none" w:sz="0" w:space="0" w:color="000000"/>
+                    <w:right w:val="none" w:sz="0" w:space="0" w:color="000000"/>
+                  </w:tcBorders>
+                  <w:shd w:val="clear" w:color="auto" w:fill="FFFFFF"/>
+                  <w:tcMar>
+                    <w:top w:w="0" w:type="dxa"/>
+                    <w:bottom w:w="0" w:type="dxa"/>
+                    <w:left w:w="0" w:type="dxa"/>
+                    <w:right w:w="0" w:type="dxa"/>
+                  </w:tcMar>
+                  <w:vAlign w:val="center"/>
+                </w:tcPr>
+                <w:p>
+                  <w:pPr>
+                    <w:jc w:val="left"/>
+                    <w:pBdr>
+                      <w:bottom w:val="none" w:sz="0" w:space="0" w:color="000000"/>
+                      <w:top w:val="none" w:sz="0" w:space="0" w:color="000000"/>
+                      <w:left w:val="none" w:sz="0" w:space="0" w:color="000000"/>
+                      <w:right w:val="none" w:sz="0" w:space="0" w:color="000000"/>
+                    </w:pBdr>
+                    <w:spacing w:after="100" w:before="100" w:line="240"/>
+                    <w:ind w:left="100" w:right="100" w:firstLine="0" w:firstLineChars="0"/>
+                    <w:rPr>
+                      <w:rFonts w:ascii="Helvetica" w:hAnsi="Helvetica" w:eastAsia="Helvetica" w:cs="Helvetica"/>
+                      <w:i w:val="false"/>
+                      <w:b w:val="false"/>
+                      <w:u w:val="none"/>
+                      <w:strike w:val="false"/>
+                      <w:sz w:val="22"/>
+                      <w:szCs w:val="22"/>
+                      <w:color w:val="000000"/>
+                    </w:rPr>
+                  </w:pPr>
+                  <w:r xmlns:w="http://schemas.openxmlformats.org/wordprocessingml/2006/main" xmlns:wp="http://schemas.openxmlformats.org/drawingml/2006/wordprocessingDrawing" xmlns:r="http://schemas.openxmlformats.org/officeDocument/2006/relationships" xmlns:w14="http://schemas.microsoft.com/office/word/2010/wordml">
+                    <w:rPr>
+                      <w:rFonts w:ascii="Helvetica" w:hAnsi="Helvetica" w:eastAsia="Helvetica" w:cs="Helvetica"/>
+                      <w:i w:val="false"/>
+                      <w:b w:val="false"/>
+                      <w:u w:val="none"/>
+                      <w:strike w:val="false"/>
+                      <w:sz w:val="22"/>
+                      <w:szCs w:val="22"/>
+                      <w:color w:val="000000"/>
+                    </w:rPr>
+                    <w:t xml:space="preserve">Wave 4 × Econ (Executive shield)</w:t>
+                  </w:r>
+                </w:p>
+              </w:tc>
+              <w:tc>
+                <w:tcPr>
+                  <w:tcBorders>
+                    <w:bottom w:val="none" w:sz="0" w:space="0" w:color="000000"/>
+                    <w:top w:val="none" w:sz="0" w:space="0" w:color="000000"/>
+                    <w:left w:val="none" w:sz="0" w:space="0" w:color="000000"/>
+                    <w:right w:val="none" w:sz="0" w:space="0" w:color="000000"/>
+                  </w:tcBorders>
+                  <w:shd w:val="clear" w:color="auto" w:fill="FFFFFF"/>
+                  <w:tcMar>
+                    <w:top w:w="0" w:type="dxa"/>
+                    <w:bottom w:w="0" w:type="dxa"/>
+                    <w:left w:w="0" w:type="dxa"/>
+                    <w:right w:w="0" w:type="dxa"/>
+                  </w:tcMar>
+                  <w:vAlign w:val="center"/>
+                </w:tcPr>
+                <w:p>
+                  <w:pPr>
+                    <w:jc w:val="center"/>
+                    <w:pBdr>
+                      <w:bottom w:val="none" w:sz="0" w:space="0" w:color="000000"/>
+                      <w:top w:val="none" w:sz="0" w:space="0" w:color="000000"/>
+                      <w:left w:val="none" w:sz="0" w:space="0" w:color="000000"/>
+                      <w:right w:val="none" w:sz="0" w:space="0" w:color="000000"/>
+                    </w:pBdr>
+                    <w:spacing w:after="100" w:before="100" w:line="240"/>
+                    <w:ind w:left="100" w:right="100" w:firstLine="0" w:firstLineChars="0"/>
+                    <w:rPr>
+                      <w:rFonts w:ascii="Helvetica" w:hAnsi="Helvetica" w:eastAsia="Helvetica" w:cs="Helvetica"/>
+                      <w:i w:val="false"/>
+                      <w:b w:val="false"/>
+                      <w:u w:val="none"/>
+                      <w:strike w:val="false"/>
+                      <w:sz w:val="22"/>
+                      <w:szCs w:val="22"/>
+                      <w:color w:val="000000"/>
+                    </w:rPr>
+                  </w:pPr>
+                  <w:r xmlns:w="http://schemas.openxmlformats.org/wordprocessingml/2006/main" xmlns:wp="http://schemas.openxmlformats.org/drawingml/2006/wordprocessingDrawing" xmlns:r="http://schemas.openxmlformats.org/officeDocument/2006/relationships" xmlns:w14="http://schemas.microsoft.com/office/word/2010/wordml">
+                    <w:rPr>
+                      <w:rFonts w:ascii="Helvetica" w:hAnsi="Helvetica" w:eastAsia="Helvetica" w:cs="Helvetica"/>
+                      <w:i w:val="false"/>
+                      <w:b w:val="false"/>
+                      <w:u w:val="none"/>
+                      <w:strike w:val="false"/>
+                      <w:sz w:val="22"/>
+                      <w:szCs w:val="22"/>
+                      <w:color w:val="000000"/>
+                    </w:rPr>
+                    <w:t xml:space="preserve">0.0219</w:t>
+                  </w:r>
+                </w:p>
+              </w:tc>
+            </w:tr>
+            <w:tr>
+              <w:trPr>
+                <w:trHeight w:val="360" w:hRule="auto"/>
+              </w:trPr>
+              body14
+              <w:tc>
+                <w:tcPr>
+                  <w:tcBorders>
+                    <w:bottom w:val="none" w:sz="0" w:space="0" w:color="000000"/>
+                    <w:top w:val="none" w:sz="0" w:space="0" w:color="000000"/>
+                    <w:left w:val="none" w:sz="0" w:space="0" w:color="000000"/>
+                    <w:right w:val="none" w:sz="0" w:space="0" w:color="000000"/>
+                  </w:tcBorders>
+                  <w:shd w:val="clear" w:color="auto" w:fill="FFFFFF"/>
+                  <w:tcMar>
+                    <w:top w:w="0" w:type="dxa"/>
+                    <w:bottom w:w="0" w:type="dxa"/>
+                    <w:left w:w="0" w:type="dxa"/>
+                    <w:right w:w="0" w:type="dxa"/>
+                  </w:tcMar>
+                  <w:vAlign w:val="center"/>
+                </w:tcPr>
+                <w:p>
+                  <w:pPr>
+                    <w:jc w:val="left"/>
+                    <w:pBdr>
+                      <w:bottom w:val="none" w:sz="0" w:space="0" w:color="000000"/>
+                      <w:top w:val="none" w:sz="0" w:space="0" w:color="000000"/>
+                      <w:left w:val="none" w:sz="0" w:space="0" w:color="000000"/>
+                      <w:right w:val="none" w:sz="0" w:space="0" w:color="000000"/>
+                    </w:pBdr>
+                    <w:spacing w:after="100" w:before="100" w:line="240"/>
+                    <w:ind w:left="100" w:right="100" w:firstLine="0" w:firstLineChars="0"/>
+                    <w:rPr>
+                      <w:rFonts w:ascii="Helvetica" w:hAnsi="Helvetica" w:eastAsia="Helvetica" w:cs="Helvetica"/>
+                      <w:i w:val="false"/>
+                      <w:b w:val="false"/>
+                      <w:u w:val="none"/>
+                      <w:strike w:val="false"/>
+                      <w:sz w:val="22"/>
+                      <w:szCs w:val="22"/>
+                      <w:color w:val="000000"/>
+                    </w:rPr>
+                  </w:pPr>
+                  <w:r xmlns:w="http://schemas.openxmlformats.org/wordprocessingml/2006/main" xmlns:wp="http://schemas.openxmlformats.org/drawingml/2006/wordprocessingDrawing" xmlns:r="http://schemas.openxmlformats.org/officeDocument/2006/relationships" xmlns:w14="http://schemas.microsoft.com/office/word/2010/wordml">
+                    <w:rPr>
+                      <w:rFonts w:ascii="Helvetica" w:hAnsi="Helvetica" w:eastAsia="Helvetica" w:cs="Helvetica"/>
+                      <w:i w:val="false"/>
+                      <w:b w:val="false"/>
+                      <w:u w:val="none"/>
+                      <w:strike w:val="false"/>
+                      <w:sz w:val="22"/>
+                      <w:szCs w:val="22"/>
+                      <w:color w:val="000000"/>
+                    </w:rPr>
+                    <w:t xml:space="preserve"/>
+                  </w:r>
+                </w:p>
+              </w:tc>
+              <w:tc>
+                <w:tcPr>
+                  <w:tcBorders>
+                    <w:bottom w:val="none" w:sz="0" w:space="0" w:color="000000"/>
+                    <w:top w:val="none" w:sz="0" w:space="0" w:color="000000"/>
+                    <w:left w:val="none" w:sz="0" w:space="0" w:color="000000"/>
+                    <w:right w:val="none" w:sz="0" w:space="0" w:color="000000"/>
+                  </w:tcBorders>
+                  <w:shd w:val="clear" w:color="auto" w:fill="FFFFFF"/>
+                  <w:tcMar>
+                    <w:top w:w="0" w:type="dxa"/>
+                    <w:bottom w:w="0" w:type="dxa"/>
+                    <w:left w:w="0" w:type="dxa"/>
+                    <w:right w:w="0" w:type="dxa"/>
+                  </w:tcMar>
+                  <w:vAlign w:val="center"/>
+                </w:tcPr>
+                <w:p>
+                  <w:pPr>
+                    <w:jc w:val="center"/>
+                    <w:pBdr>
+                      <w:bottom w:val="none" w:sz="0" w:space="0" w:color="000000"/>
+                      <w:top w:val="none" w:sz="0" w:space="0" w:color="000000"/>
+                      <w:left w:val="none" w:sz="0" w:space="0" w:color="000000"/>
+                      <w:right w:val="none" w:sz="0" w:space="0" w:color="000000"/>
+                    </w:pBdr>
+                    <w:spacing w:after="100" w:before="100" w:line="240"/>
+                    <w:ind w:left="100" w:right="100" w:firstLine="0" w:firstLineChars="0"/>
+                    <w:rPr>
+                      <w:rFonts w:ascii="Helvetica" w:hAnsi="Helvetica" w:eastAsia="Helvetica" w:cs="Helvetica"/>
+                      <w:i w:val="false"/>
+                      <w:b w:val="false"/>
+                      <w:u w:val="none"/>
+                      <w:strike w:val="false"/>
+                      <w:sz w:val="22"/>
+                      <w:szCs w:val="22"/>
+                      <w:color w:val="000000"/>
+                    </w:rPr>
+                  </w:pPr>
+                  <w:r xmlns:w="http://schemas.openxmlformats.org/wordprocessingml/2006/main" xmlns:wp="http://schemas.openxmlformats.org/drawingml/2006/wordprocessingDrawing" xmlns:r="http://schemas.openxmlformats.org/officeDocument/2006/relationships" xmlns:w14="http://schemas.microsoft.com/office/word/2010/wordml">
+                    <w:rPr>
+                      <w:rFonts w:ascii="Helvetica" w:hAnsi="Helvetica" w:eastAsia="Helvetica" w:cs="Helvetica"/>
+                      <w:i w:val="false"/>
+                      <w:b w:val="false"/>
+                      <w:u w:val="none"/>
+                      <w:strike w:val="false"/>
+                      <w:sz w:val="22"/>
+                      <w:szCs w:val="22"/>
+                      <w:color w:val="000000"/>
+                    </w:rPr>
+                    <w:t xml:space="preserve">(0.0309)</w:t>
+                  </w:r>
+                </w:p>
+              </w:tc>
+            </w:tr>
+            <w:tr>
+              <w:trPr>
+                <w:trHeight w:val="360" w:hRule="auto"/>
+              </w:trPr>
+              body15
+              <w:tc>
+                <w:tcPr>
+                  <w:tcBorders>
+                    <w:bottom w:val="none" w:sz="0" w:space="0" w:color="000000"/>
+                    <w:top w:val="none" w:sz="0" w:space="0" w:color="000000"/>
+                    <w:left w:val="none" w:sz="0" w:space="0" w:color="000000"/>
+                    <w:right w:val="none" w:sz="0" w:space="0" w:color="000000"/>
+                  </w:tcBorders>
+                  <w:shd w:val="clear" w:color="auto" w:fill="FFFFFF"/>
+                  <w:tcMar>
+                    <w:top w:w="0" w:type="dxa"/>
+                    <w:bottom w:w="0" w:type="dxa"/>
+                    <w:left w:w="0" w:type="dxa"/>
+                    <w:right w:w="0" w:type="dxa"/>
+                  </w:tcMar>
+                  <w:vAlign w:val="center"/>
+                </w:tcPr>
+                <w:p>
+                  <w:pPr>
+                    <w:jc w:val="left"/>
+                    <w:pBdr>
+                      <w:bottom w:val="none" w:sz="0" w:space="0" w:color="000000"/>
+                      <w:top w:val="none" w:sz="0" w:space="0" w:color="000000"/>
+                      <w:left w:val="none" w:sz="0" w:space="0" w:color="000000"/>
+                      <w:right w:val="none" w:sz="0" w:space="0" w:color="000000"/>
+                    </w:pBdr>
+                    <w:spacing w:after="100" w:before="100" w:line="240"/>
+                    <w:ind w:left="100" w:right="100" w:firstLine="0" w:firstLineChars="0"/>
+                    <w:rPr>
+                      <w:rFonts w:ascii="Helvetica" w:hAnsi="Helvetica" w:eastAsia="Helvetica" w:cs="Helvetica"/>
+                      <w:i w:val="false"/>
+                      <w:b w:val="false"/>
+                      <w:u w:val="none"/>
+                      <w:strike w:val="false"/>
+                      <w:sz w:val="22"/>
+                      <w:szCs w:val="22"/>
+                      <w:color w:val="000000"/>
+                    </w:rPr>
+                  </w:pPr>
+                  <w:r xmlns:w="http://schemas.openxmlformats.org/wordprocessingml/2006/main" xmlns:wp="http://schemas.openxmlformats.org/drawingml/2006/wordprocessingDrawing" xmlns:r="http://schemas.openxmlformats.org/officeDocument/2006/relationships" xmlns:w14="http://schemas.microsoft.com/office/word/2010/wordml">
+                    <w:rPr>
+                      <w:rFonts w:ascii="Helvetica" w:hAnsi="Helvetica" w:eastAsia="Helvetica" w:cs="Helvetica"/>
+                      <w:i w:val="false"/>
+                      <w:b w:val="false"/>
+                      <w:u w:val="none"/>
+                      <w:strike w:val="false"/>
+                      <w:sz w:val="22"/>
+                      <w:szCs w:val="22"/>
+                      <w:color w:val="000000"/>
+                    </w:rPr>
+                    <w:t xml:space="preserve">Horizontal × Econ</w:t>
+                  </w:r>
+                </w:p>
+              </w:tc>
+              <w:tc>
+                <w:tcPr>
+                  <w:tcBorders>
+                    <w:bottom w:val="none" w:sz="0" w:space="0" w:color="000000"/>
+                    <w:top w:val="none" w:sz="0" w:space="0" w:color="000000"/>
+                    <w:left w:val="none" w:sz="0" w:space="0" w:color="000000"/>
+                    <w:right w:val="none" w:sz="0" w:space="0" w:color="000000"/>
+                  </w:tcBorders>
+                  <w:shd w:val="clear" w:color="auto" w:fill="FFFFFF"/>
+                  <w:tcMar>
+                    <w:top w:w="0" w:type="dxa"/>
+                    <w:bottom w:w="0" w:type="dxa"/>
+                    <w:left w:w="0" w:type="dxa"/>
+                    <w:right w:w="0" w:type="dxa"/>
+                  </w:tcMar>
+                  <w:vAlign w:val="center"/>
+                </w:tcPr>
+                <w:p>
+                  <w:pPr>
+                    <w:jc w:val="center"/>
+                    <w:pBdr>
+                      <w:bottom w:val="none" w:sz="0" w:space="0" w:color="000000"/>
+                      <w:top w:val="none" w:sz="0" w:space="0" w:color="000000"/>
+                      <w:left w:val="none" w:sz="0" w:space="0" w:color="000000"/>
+                      <w:right w:val="none" w:sz="0" w:space="0" w:color="000000"/>
+                    </w:pBdr>
+                    <w:spacing w:after="100" w:before="100" w:line="240"/>
+                    <w:ind w:left="100" w:right="100" w:firstLine="0" w:firstLineChars="0"/>
+                    <w:rPr>
+                      <w:rFonts w:ascii="Helvetica" w:hAnsi="Helvetica" w:eastAsia="Helvetica" w:cs="Helvetica"/>
+                      <w:i w:val="false"/>
+                      <w:b w:val="false"/>
+                      <w:u w:val="none"/>
+                      <w:strike w:val="false"/>
+                      <w:sz w:val="22"/>
+                      <w:szCs w:val="22"/>
+                      <w:color w:val="000000"/>
+                    </w:rPr>
+                  </w:pPr>
+                  <w:r xmlns:w="http://schemas.openxmlformats.org/wordprocessingml/2006/main" xmlns:wp="http://schemas.openxmlformats.org/drawingml/2006/wordprocessingDrawing" xmlns:r="http://schemas.openxmlformats.org/officeDocument/2006/relationships" xmlns:w14="http://schemas.microsoft.com/office/word/2010/wordml">
+                    <w:rPr>
+                      <w:rFonts w:ascii="Helvetica" w:hAnsi="Helvetica" w:eastAsia="Helvetica" w:cs="Helvetica"/>
+                      <w:i w:val="false"/>
+                      <w:b w:val="false"/>
+                      <w:u w:val="none"/>
+                      <w:strike w:val="false"/>
+                      <w:sz w:val="22"/>
+                      <w:szCs w:val="22"/>
+                      <w:color w:val="000000"/>
+                    </w:rPr>
+                    <w:t xml:space="preserve">-0.0154</w:t>
+                  </w:r>
+                </w:p>
+              </w:tc>
+            </w:tr>
+            <w:tr>
+              <w:trPr>
+                <w:trHeight w:val="360" w:hRule="auto"/>
+              </w:trPr>
+              body16
+              <w:tc>
+                <w:tcPr>
+                  <w:tcBorders>
+                    <w:bottom w:val="none" w:sz="0" w:space="0" w:color="000000"/>
+                    <w:top w:val="none" w:sz="0" w:space="0" w:color="000000"/>
+                    <w:left w:val="none" w:sz="0" w:space="0" w:color="000000"/>
+                    <w:right w:val="none" w:sz="0" w:space="0" w:color="000000"/>
+                  </w:tcBorders>
+                  <w:shd w:val="clear" w:color="auto" w:fill="FFFFFF"/>
+                  <w:tcMar>
+                    <w:top w:w="0" w:type="dxa"/>
+                    <w:bottom w:w="0" w:type="dxa"/>
+                    <w:left w:w="0" w:type="dxa"/>
+                    <w:right w:w="0" w:type="dxa"/>
+                  </w:tcMar>
+                  <w:vAlign w:val="center"/>
+                </w:tcPr>
+                <w:p>
+                  <w:pPr>
+                    <w:jc w:val="left"/>
+                    <w:pBdr>
+                      <w:bottom w:val="none" w:sz="0" w:space="0" w:color="000000"/>
+                      <w:top w:val="none" w:sz="0" w:space="0" w:color="000000"/>
+                      <w:left w:val="none" w:sz="0" w:space="0" w:color="000000"/>
+                      <w:right w:val="none" w:sz="0" w:space="0" w:color="000000"/>
+                    </w:pBdr>
+                    <w:spacing w:after="100" w:before="100" w:line="240"/>
+                    <w:ind w:left="100" w:right="100" w:firstLine="0" w:firstLineChars="0"/>
+                    <w:rPr>
+                      <w:rFonts w:ascii="Helvetica" w:hAnsi="Helvetica" w:eastAsia="Helvetica" w:cs="Helvetica"/>
+                      <w:i w:val="false"/>
+                      <w:b w:val="false"/>
+                      <w:u w:val="none"/>
+                      <w:strike w:val="false"/>
+                      <w:sz w:val="22"/>
+                      <w:szCs w:val="22"/>
+                      <w:color w:val="000000"/>
+                    </w:rPr>
+                  </w:pPr>
+                  <w:r xmlns:w="http://schemas.openxmlformats.org/wordprocessingml/2006/main" xmlns:wp="http://schemas.openxmlformats.org/drawingml/2006/wordprocessingDrawing" xmlns:r="http://schemas.openxmlformats.org/officeDocument/2006/relationships" xmlns:w14="http://schemas.microsoft.com/office/word/2010/wordml">
+                    <w:rPr>
+                      <w:rFonts w:ascii="Helvetica" w:hAnsi="Helvetica" w:eastAsia="Helvetica" w:cs="Helvetica"/>
+                      <w:i w:val="false"/>
+                      <w:b w:val="false"/>
+                      <w:u w:val="none"/>
+                      <w:strike w:val="false"/>
+                      <w:sz w:val="22"/>
+                      <w:szCs w:val="22"/>
+                      <w:color w:val="000000"/>
+                    </w:rPr>
+                    <w:t xml:space="preserve"/>
+                  </w:r>
+                </w:p>
+              </w:tc>
+              <w:tc>
+                <w:tcPr>
+                  <w:tcBorders>
+                    <w:bottom w:val="none" w:sz="0" w:space="0" w:color="000000"/>
+                    <w:top w:val="none" w:sz="0" w:space="0" w:color="000000"/>
+                    <w:left w:val="none" w:sz="0" w:space="0" w:color="000000"/>
+                    <w:right w:val="none" w:sz="0" w:space="0" w:color="000000"/>
+                  </w:tcBorders>
+                  <w:shd w:val="clear" w:color="auto" w:fill="FFFFFF"/>
+                  <w:tcMar>
+                    <w:top w:w="0" w:type="dxa"/>
+                    <w:bottom w:w="0" w:type="dxa"/>
+                    <w:left w:w="0" w:type="dxa"/>
+                    <w:right w:w="0" w:type="dxa"/>
+                  </w:tcMar>
+                  <w:vAlign w:val="center"/>
+                </w:tcPr>
+                <w:p>
+                  <w:pPr>
+                    <w:jc w:val="center"/>
+                    <w:pBdr>
+                      <w:bottom w:val="none" w:sz="0" w:space="0" w:color="000000"/>
+                      <w:top w:val="none" w:sz="0" w:space="0" w:color="000000"/>
+                      <w:left w:val="none" w:sz="0" w:space="0" w:color="000000"/>
+                      <w:right w:val="none" w:sz="0" w:space="0" w:color="000000"/>
+                    </w:pBdr>
+                    <w:spacing w:after="100" w:before="100" w:line="240"/>
+                    <w:ind w:left="100" w:right="100" w:firstLine="0" w:firstLineChars="0"/>
+                    <w:rPr>
+                      <w:rFonts w:ascii="Helvetica" w:hAnsi="Helvetica" w:eastAsia="Helvetica" w:cs="Helvetica"/>
+                      <w:i w:val="false"/>
+                      <w:b w:val="false"/>
+                      <w:u w:val="none"/>
+                      <w:strike w:val="false"/>
+                      <w:sz w:val="22"/>
+                      <w:szCs w:val="22"/>
+                      <w:color w:val="000000"/>
+                    </w:rPr>
+                  </w:pPr>
+                  <w:r xmlns:w="http://schemas.openxmlformats.org/wordprocessingml/2006/main" xmlns:wp="http://schemas.openxmlformats.org/drawingml/2006/wordprocessingDrawing" xmlns:r="http://schemas.openxmlformats.org/officeDocument/2006/relationships" xmlns:w14="http://schemas.microsoft.com/office/word/2010/wordml">
+                    <w:rPr>
+                      <w:rFonts w:ascii="Helvetica" w:hAnsi="Helvetica" w:eastAsia="Helvetica" w:cs="Helvetica"/>
+                      <w:i w:val="false"/>
+                      <w:b w:val="false"/>
+                      <w:u w:val="none"/>
+                      <w:strike w:val="false"/>
+                      <w:sz w:val="22"/>
+                      <w:szCs w:val="22"/>
+                      <w:color w:val="000000"/>
+                    </w:rPr>
+                    <w:t xml:space="preserve">(0.0181)</w:t>
+                  </w:r>
+                </w:p>
+              </w:tc>
+            </w:tr>
+            <w:tr>
+              <w:trPr>
+                <w:trHeight w:val="360" w:hRule="auto"/>
+              </w:trPr>
+              body17
+              <w:tc>
+                <w:tcPr>
+                  <w:tcBorders>
+                    <w:bottom w:val="none" w:sz="0" w:space="0" w:color="000000"/>
+                    <w:top w:val="none" w:sz="0" w:space="0" w:color="000000"/>
+                    <w:left w:val="none" w:sz="0" w:space="0" w:color="000000"/>
+                    <w:right w:val="none" w:sz="0" w:space="0" w:color="000000"/>
+                  </w:tcBorders>
+                  <w:shd w:val="clear" w:color="auto" w:fill="FFFFFF"/>
+                  <w:tcMar>
+                    <w:top w:w="0" w:type="dxa"/>
+                    <w:bottom w:w="0" w:type="dxa"/>
+                    <w:left w:w="0" w:type="dxa"/>
+                    <w:right w:w="0" w:type="dxa"/>
+                  </w:tcMar>
+                  <w:vAlign w:val="center"/>
+                </w:tcPr>
+                <w:p>
+                  <w:pPr>
+                    <w:jc w:val="left"/>
+                    <w:pBdr>
+                      <w:bottom w:val="none" w:sz="0" w:space="0" w:color="000000"/>
+                      <w:top w:val="none" w:sz="0" w:space="0" w:color="000000"/>
+                      <w:left w:val="none" w:sz="0" w:space="0" w:color="000000"/>
+                      <w:right w:val="none" w:sz="0" w:space="0" w:color="000000"/>
+                    </w:pBdr>
+                    <w:spacing w:after="100" w:before="100" w:line="240"/>
+                    <w:ind w:left="100" w:right="100" w:firstLine="0" w:firstLineChars="0"/>
+                    <w:rPr>
+                      <w:rFonts w:ascii="Helvetica" w:hAnsi="Helvetica" w:eastAsia="Helvetica" w:cs="Helvetica"/>
+                      <w:i w:val="false"/>
+                      <w:b w:val="false"/>
+                      <w:u w:val="none"/>
+                      <w:strike w:val="false"/>
+                      <w:sz w:val="22"/>
+                      <w:szCs w:val="22"/>
+                      <w:color w:val="000000"/>
+                    </w:rPr>
+                  </w:pPr>
+                  <w:r xmlns:w="http://schemas.openxmlformats.org/wordprocessingml/2006/main" xmlns:wp="http://schemas.openxmlformats.org/drawingml/2006/wordprocessingDrawing" xmlns:r="http://schemas.openxmlformats.org/officeDocument/2006/relationships" xmlns:w14="http://schemas.microsoft.com/office/word/2010/wordml">
+                    <w:rPr>
+                      <w:rFonts w:ascii="Helvetica" w:hAnsi="Helvetica" w:eastAsia="Helvetica" w:cs="Helvetica"/>
+                      <w:i w:val="false"/>
+                      <w:b w:val="false"/>
+                      <w:u w:val="none"/>
+                      <w:strike w:val="false"/>
+                      <w:sz w:val="22"/>
+                      <w:szCs w:val="22"/>
+                      <w:color w:val="000000"/>
+                    </w:rPr>
+                    <w:t xml:space="preserve">Societal × Econ</w:t>
+                  </w:r>
+                </w:p>
+              </w:tc>
+              <w:tc>
+                <w:tcPr>
+                  <w:tcBorders>
+                    <w:bottom w:val="none" w:sz="0" w:space="0" w:color="000000"/>
+                    <w:top w:val="none" w:sz="0" w:space="0" w:color="000000"/>
+                    <w:left w:val="none" w:sz="0" w:space="0" w:color="000000"/>
+                    <w:right w:val="none" w:sz="0" w:space="0" w:color="000000"/>
+                  </w:tcBorders>
+                  <w:shd w:val="clear" w:color="auto" w:fill="FFFFFF"/>
+                  <w:tcMar>
+                    <w:top w:w="0" w:type="dxa"/>
+                    <w:bottom w:w="0" w:type="dxa"/>
+                    <w:left w:w="0" w:type="dxa"/>
+                    <w:right w:w="0" w:type="dxa"/>
+                  </w:tcMar>
+                  <w:vAlign w:val="center"/>
+                </w:tcPr>
+                <w:p>
+                  <w:pPr>
+                    <w:jc w:val="center"/>
+                    <w:pBdr>
+                      <w:bottom w:val="none" w:sz="0" w:space="0" w:color="000000"/>
+                      <w:top w:val="none" w:sz="0" w:space="0" w:color="000000"/>
+                      <w:left w:val="none" w:sz="0" w:space="0" w:color="000000"/>
+                      <w:right w:val="none" w:sz="0" w:space="0" w:color="000000"/>
+                    </w:pBdr>
+                    <w:spacing w:after="100" w:before="100" w:line="240"/>
+                    <w:ind w:left="100" w:right="100" w:firstLine="0" w:firstLineChars="0"/>
+                    <w:rPr>
+                      <w:rFonts w:ascii="Helvetica" w:hAnsi="Helvetica" w:eastAsia="Helvetica" w:cs="Helvetica"/>
+                      <w:i w:val="false"/>
+                      <w:b w:val="false"/>
+                      <w:u w:val="none"/>
+                      <w:strike w:val="false"/>
+                      <w:sz w:val="22"/>
+                      <w:szCs w:val="22"/>
+                      <w:color w:val="000000"/>
+                    </w:rPr>
+                  </w:pPr>
+                  <w:r xmlns:w="http://schemas.openxmlformats.org/wordprocessingml/2006/main" xmlns:wp="http://schemas.openxmlformats.org/drawingml/2006/wordprocessingDrawing" xmlns:r="http://schemas.openxmlformats.org/officeDocument/2006/relationships" xmlns:w14="http://schemas.microsoft.com/office/word/2010/wordml">
+                    <w:rPr>
+                      <w:rFonts w:ascii="Helvetica" w:hAnsi="Helvetica" w:eastAsia="Helvetica" w:cs="Helvetica"/>
+                      <w:i w:val="false"/>
+                      <w:b w:val="false"/>
+                      <w:u w:val="none"/>
+                      <w:strike w:val="false"/>
+                      <w:sz w:val="22"/>
+                      <w:szCs w:val="22"/>
+                      <w:color w:val="000000"/>
+                    </w:rPr>
+                    <w:t xml:space="preserve">0.0877***</w:t>
+                  </w:r>
+                </w:p>
+              </w:tc>
+            </w:tr>
+            <w:tr>
+              <w:trPr>
+                <w:trHeight w:val="360" w:hRule="auto"/>
+              </w:trPr>
+              body18
+              <w:tc>
+                <w:tcPr>
+                  <w:tcBorders>
+                    <w:bottom w:val="none" w:sz="0" w:space="0" w:color="000000"/>
+                    <w:top w:val="none" w:sz="0" w:space="0" w:color="000000"/>
+                    <w:left w:val="none" w:sz="0" w:space="0" w:color="000000"/>
+                    <w:right w:val="none" w:sz="0" w:space="0" w:color="000000"/>
+                  </w:tcBorders>
+                  <w:shd w:val="clear" w:color="auto" w:fill="FFFFFF"/>
+                  <w:tcMar>
+                    <w:top w:w="0" w:type="dxa"/>
+                    <w:bottom w:w="0" w:type="dxa"/>
+                    <w:left w:w="0" w:type="dxa"/>
+                    <w:right w:w="0" w:type="dxa"/>
+                  </w:tcMar>
+                  <w:vAlign w:val="center"/>
+                </w:tcPr>
+                <w:p>
+                  <w:pPr>
+                    <w:jc w:val="left"/>
+                    <w:pBdr>
+                      <w:bottom w:val="none" w:sz="0" w:space="0" w:color="000000"/>
+                      <w:top w:val="none" w:sz="0" w:space="0" w:color="000000"/>
+                      <w:left w:val="none" w:sz="0" w:space="0" w:color="000000"/>
+                      <w:right w:val="none" w:sz="0" w:space="0" w:color="000000"/>
+                    </w:pBdr>
+                    <w:spacing w:after="100" w:before="100" w:line="240"/>
+                    <w:ind w:left="100" w:right="100" w:firstLine="0" w:firstLineChars="0"/>
+                    <w:rPr>
+                      <w:rFonts w:ascii="Helvetica" w:hAnsi="Helvetica" w:eastAsia="Helvetica" w:cs="Helvetica"/>
+                      <w:i w:val="false"/>
+                      <w:b w:val="false"/>
+                      <w:u w:val="none"/>
+                      <w:strike w:val="false"/>
+                      <w:sz w:val="22"/>
+                      <w:szCs w:val="22"/>
+                      <w:color w:val="000000"/>
+                    </w:rPr>
+                  </w:pPr>
+                  <w:r xmlns:w="http://schemas.openxmlformats.org/wordprocessingml/2006/main" xmlns:wp="http://schemas.openxmlformats.org/drawingml/2006/wordprocessingDrawing" xmlns:r="http://schemas.openxmlformats.org/officeDocument/2006/relationships" xmlns:w14="http://schemas.microsoft.com/office/word/2010/wordml">
+                    <w:rPr>
+                      <w:rFonts w:ascii="Helvetica" w:hAnsi="Helvetica" w:eastAsia="Helvetica" w:cs="Helvetica"/>
+                      <w:i w:val="false"/>
+                      <w:b w:val="false"/>
+                      <w:u w:val="none"/>
+                      <w:strike w:val="false"/>
+                      <w:sz w:val="22"/>
+                      <w:szCs w:val="22"/>
+                      <w:color w:val="000000"/>
+                    </w:rPr>
+                    <w:t xml:space="preserve"/>
+                  </w:r>
+                </w:p>
+              </w:tc>
+              <w:tc>
+                <w:tcPr>
+                  <w:tcBorders>
+                    <w:bottom w:val="none" w:sz="0" w:space="0" w:color="000000"/>
+                    <w:top w:val="none" w:sz="0" w:space="0" w:color="000000"/>
+                    <w:left w:val="none" w:sz="0" w:space="0" w:color="000000"/>
+                    <w:right w:val="none" w:sz="0" w:space="0" w:color="000000"/>
+                  </w:tcBorders>
+                  <w:shd w:val="clear" w:color="auto" w:fill="FFFFFF"/>
+                  <w:tcMar>
+                    <w:top w:w="0" w:type="dxa"/>
+                    <w:bottom w:w="0" w:type="dxa"/>
+                    <w:left w:w="0" w:type="dxa"/>
+                    <w:right w:w="0" w:type="dxa"/>
+                  </w:tcMar>
+                  <w:vAlign w:val="center"/>
+                </w:tcPr>
+                <w:p>
+                  <w:pPr>
+                    <w:jc w:val="center"/>
+                    <w:pBdr>
+                      <w:bottom w:val="none" w:sz="0" w:space="0" w:color="000000"/>
+                      <w:top w:val="none" w:sz="0" w:space="0" w:color="000000"/>
+                      <w:left w:val="none" w:sz="0" w:space="0" w:color="000000"/>
+                      <w:right w:val="none" w:sz="0" w:space="0" w:color="000000"/>
+                    </w:pBdr>
+                    <w:spacing w:after="100" w:before="100" w:line="240"/>
+                    <w:ind w:left="100" w:right="100" w:firstLine="0" w:firstLineChars="0"/>
+                    <w:rPr>
+                      <w:rFonts w:ascii="Helvetica" w:hAnsi="Helvetica" w:eastAsia="Helvetica" w:cs="Helvetica"/>
+                      <w:i w:val="false"/>
+                      <w:b w:val="false"/>
+                      <w:u w:val="none"/>
+                      <w:strike w:val="false"/>
+                      <w:sz w:val="22"/>
+                      <w:szCs w:val="22"/>
+                      <w:color w:val="000000"/>
+                    </w:rPr>
+                  </w:pPr>
+                  <w:r xmlns:w="http://schemas.openxmlformats.org/wordprocessingml/2006/main" xmlns:wp="http://schemas.openxmlformats.org/drawingml/2006/wordprocessingDrawing" xmlns:r="http://schemas.openxmlformats.org/officeDocument/2006/relationships" xmlns:w14="http://schemas.microsoft.com/office/word/2010/wordml">
+                    <w:rPr>
+                      <w:rFonts w:ascii="Helvetica" w:hAnsi="Helvetica" w:eastAsia="Helvetica" w:cs="Helvetica"/>
+                      <w:i w:val="false"/>
+                      <w:b w:val="false"/>
+                      <w:u w:val="none"/>
+                      <w:strike w:val="false"/>
+                      <w:sz w:val="22"/>
+                      <w:szCs w:val="22"/>
+                      <w:color w:val="000000"/>
+                    </w:rPr>
+                    <w:t xml:space="preserve">(0.0174)</w:t>
+                  </w:r>
+                </w:p>
+              </w:tc>
+            </w:tr>
+            <w:tr>
+              <w:trPr>
+                <w:trHeight w:val="360" w:hRule="auto"/>
+              </w:trPr>
+              body19
+              <w:tc>
+                <w:tcPr>
+                  <w:tcBorders>
+                    <w:bottom w:val="none" w:sz="0" w:space="0" w:color="000000"/>
+                    <w:top w:val="none" w:sz="0" w:space="0" w:color="000000"/>
+                    <w:left w:val="none" w:sz="0" w:space="0" w:color="000000"/>
+                    <w:right w:val="none" w:sz="0" w:space="0" w:color="000000"/>
+                  </w:tcBorders>
+                  <w:shd w:val="clear" w:color="auto" w:fill="FFFFFF"/>
+                  <w:tcMar>
+                    <w:top w:w="0" w:type="dxa"/>
+                    <w:bottom w:w="0" w:type="dxa"/>
+                    <w:left w:w="0" w:type="dxa"/>
+                    <w:right w:w="0" w:type="dxa"/>
+                  </w:tcMar>
+                  <w:vAlign w:val="center"/>
+                </w:tcPr>
+                <w:p>
+                  <w:pPr>
+                    <w:jc w:val="left"/>
+                    <w:pBdr>
+                      <w:bottom w:val="none" w:sz="0" w:space="0" w:color="000000"/>
+                      <w:top w:val="none" w:sz="0" w:space="0" w:color="000000"/>
+                      <w:left w:val="none" w:sz="0" w:space="0" w:color="000000"/>
+                      <w:right w:val="none" w:sz="0" w:space="0" w:color="000000"/>
+                    </w:pBdr>
+                    <w:spacing w:after="100" w:before="100" w:line="240"/>
+                    <w:ind w:left="100" w:right="100" w:firstLine="0" w:firstLineChars="0"/>
+                    <w:rPr>
+                      <w:rFonts w:ascii="Helvetica" w:hAnsi="Helvetica" w:eastAsia="Helvetica" w:cs="Helvetica"/>
+                      <w:i w:val="false"/>
+                      <w:b w:val="false"/>
+                      <w:u w:val="none"/>
+                      <w:strike w:val="false"/>
+                      <w:sz w:val="22"/>
+                      <w:szCs w:val="22"/>
+                      <w:color w:val="000000"/>
+                    </w:rPr>
+                  </w:pPr>
+                  <w:r xmlns:w="http://schemas.openxmlformats.org/wordprocessingml/2006/main" xmlns:wp="http://schemas.openxmlformats.org/drawingml/2006/wordprocessingDrawing" xmlns:r="http://schemas.openxmlformats.org/officeDocument/2006/relationships" xmlns:w14="http://schemas.microsoft.com/office/word/2010/wordml">
+                    <w:rPr>
+                      <w:rFonts w:ascii="Helvetica" w:hAnsi="Helvetica" w:eastAsia="Helvetica" w:cs="Helvetica"/>
+                      <w:i w:val="false"/>
+                      <w:b w:val="false"/>
+                      <w:u w:val="none"/>
+                      <w:strike w:val="false"/>
+                      <w:sz w:val="22"/>
+                      <w:szCs w:val="22"/>
+                      <w:color w:val="000000"/>
+                    </w:rPr>
+                    <w:t xml:space="preserve">Wave 4 × Econ × Horizontal</w:t>
+                  </w:r>
+                </w:p>
+              </w:tc>
+              <w:tc>
+                <w:tcPr>
+                  <w:tcBorders>
+                    <w:bottom w:val="none" w:sz="0" w:space="0" w:color="000000"/>
+                    <w:top w:val="none" w:sz="0" w:space="0" w:color="000000"/>
+                    <w:left w:val="none" w:sz="0" w:space="0" w:color="000000"/>
+                    <w:right w:val="none" w:sz="0" w:space="0" w:color="000000"/>
+                  </w:tcBorders>
+                  <w:shd w:val="clear" w:color="auto" w:fill="FFFFFF"/>
+                  <w:tcMar>
+                    <w:top w:w="0" w:type="dxa"/>
+                    <w:bottom w:w="0" w:type="dxa"/>
+                    <w:left w:w="0" w:type="dxa"/>
+                    <w:right w:w="0" w:type="dxa"/>
+                  </w:tcMar>
+                  <w:vAlign w:val="center"/>
+                </w:tcPr>
+                <w:p>
+                  <w:pPr>
+                    <w:jc w:val="center"/>
+                    <w:pBdr>
+                      <w:bottom w:val="none" w:sz="0" w:space="0" w:color="000000"/>
+                      <w:top w:val="none" w:sz="0" w:space="0" w:color="000000"/>
+                      <w:left w:val="none" w:sz="0" w:space="0" w:color="000000"/>
+                      <w:right w:val="none" w:sz="0" w:space="0" w:color="000000"/>
+                    </w:pBdr>
+                    <w:spacing w:after="100" w:before="100" w:line="240"/>
+                    <w:ind w:left="100" w:right="100" w:firstLine="0" w:firstLineChars="0"/>
+                    <w:rPr>
+                      <w:rFonts w:ascii="Helvetica" w:hAnsi="Helvetica" w:eastAsia="Helvetica" w:cs="Helvetica"/>
+                      <w:i w:val="false"/>
+                      <w:b w:val="false"/>
+                      <w:u w:val="none"/>
+                      <w:strike w:val="false"/>
+                      <w:sz w:val="22"/>
+                      <w:szCs w:val="22"/>
+                      <w:color w:val="000000"/>
+                    </w:rPr>
+                  </w:pPr>
+                  <w:r xmlns:w="http://schemas.openxmlformats.org/wordprocessingml/2006/main" xmlns:wp="http://schemas.openxmlformats.org/drawingml/2006/wordprocessingDrawing" xmlns:r="http://schemas.openxmlformats.org/officeDocument/2006/relationships" xmlns:w14="http://schemas.microsoft.com/office/word/2010/wordml">
+                    <w:rPr>
+                      <w:rFonts w:ascii="Helvetica" w:hAnsi="Helvetica" w:eastAsia="Helvetica" w:cs="Helvetica"/>
+                      <w:i w:val="false"/>
+                      <w:b w:val="false"/>
+                      <w:u w:val="none"/>
+                      <w:strike w:val="false"/>
+                      <w:sz w:val="22"/>
+                      <w:szCs w:val="22"/>
+                      <w:color w:val="000000"/>
+                    </w:rPr>
+                    <w:t xml:space="preserve">0.0330</w:t>
+                  </w:r>
+                </w:p>
+              </w:tc>
+            </w:tr>
+            <w:tr>
+              <w:trPr>
+                <w:trHeight w:val="360" w:hRule="auto"/>
+              </w:trPr>
+              body20
+              <w:tc>
+                <w:tcPr>
+                  <w:tcBorders>
+                    <w:bottom w:val="none" w:sz="0" w:space="0" w:color="000000"/>
+                    <w:top w:val="none" w:sz="0" w:space="0" w:color="000000"/>
+                    <w:left w:val="none" w:sz="0" w:space="0" w:color="000000"/>
+                    <w:right w:val="none" w:sz="0" w:space="0" w:color="000000"/>
+                  </w:tcBorders>
+                  <w:shd w:val="clear" w:color="auto" w:fill="FFFFFF"/>
+                  <w:tcMar>
+                    <w:top w:w="0" w:type="dxa"/>
+                    <w:bottom w:w="0" w:type="dxa"/>
+                    <w:left w:w="0" w:type="dxa"/>
+                    <w:right w:w="0" w:type="dxa"/>
+                  </w:tcMar>
+                  <w:vAlign w:val="center"/>
+                </w:tcPr>
+                <w:p>
+                  <w:pPr>
+                    <w:jc w:val="left"/>
+                    <w:pBdr>
+                      <w:bottom w:val="none" w:sz="0" w:space="0" w:color="000000"/>
+                      <w:top w:val="none" w:sz="0" w:space="0" w:color="000000"/>
+                      <w:left w:val="none" w:sz="0" w:space="0" w:color="000000"/>
+                      <w:right w:val="none" w:sz="0" w:space="0" w:color="000000"/>
+                    </w:pBdr>
+                    <w:spacing w:after="100" w:before="100" w:line="240"/>
+                    <w:ind w:left="100" w:right="100" w:firstLine="0" w:firstLineChars="0"/>
+                    <w:rPr>
+                      <w:rFonts w:ascii="Helvetica" w:hAnsi="Helvetica" w:eastAsia="Helvetica" w:cs="Helvetica"/>
+                      <w:i w:val="false"/>
+                      <w:b w:val="false"/>
+                      <w:u w:val="none"/>
+                      <w:strike w:val="false"/>
+                      <w:sz w:val="22"/>
+                      <w:szCs w:val="22"/>
+                      <w:color w:val="000000"/>
+                    </w:rPr>
+                  </w:pPr>
+                  <w:r xmlns:w="http://schemas.openxmlformats.org/wordprocessingml/2006/main" xmlns:wp="http://schemas.openxmlformats.org/drawingml/2006/wordprocessingDrawing" xmlns:r="http://schemas.openxmlformats.org/officeDocument/2006/relationships" xmlns:w14="http://schemas.microsoft.com/office/word/2010/wordml">
+                    <w:rPr>
+                      <w:rFonts w:ascii="Helvetica" w:hAnsi="Helvetica" w:eastAsia="Helvetica" w:cs="Helvetica"/>
+                      <w:i w:val="false"/>
+                      <w:b w:val="false"/>
+                      <w:u w:val="none"/>
+                      <w:strike w:val="false"/>
+                      <w:sz w:val="22"/>
+                      <w:szCs w:val="22"/>
+                      <w:color w:val="000000"/>
+                    </w:rPr>
+                    <w:t xml:space="preserve"/>
+                  </w:r>
+                </w:p>
+              </w:tc>
+              <w:tc>
+                <w:tcPr>
+                  <w:tcBorders>
+                    <w:bottom w:val="none" w:sz="0" w:space="0" w:color="000000"/>
+                    <w:top w:val="none" w:sz="0" w:space="0" w:color="000000"/>
+                    <w:left w:val="none" w:sz="0" w:space="0" w:color="000000"/>
+                    <w:right w:val="none" w:sz="0" w:space="0" w:color="000000"/>
+                  </w:tcBorders>
+                  <w:shd w:val="clear" w:color="auto" w:fill="FFFFFF"/>
+                  <w:tcMar>
+                    <w:top w:w="0" w:type="dxa"/>
+                    <w:bottom w:w="0" w:type="dxa"/>
+                    <w:left w:w="0" w:type="dxa"/>
+                    <w:right w:w="0" w:type="dxa"/>
+                  </w:tcMar>
+                  <w:vAlign w:val="center"/>
+                </w:tcPr>
+                <w:p>
+                  <w:pPr>
+                    <w:jc w:val="center"/>
+                    <w:pBdr>
+                      <w:bottom w:val="none" w:sz="0" w:space="0" w:color="000000"/>
+                      <w:top w:val="none" w:sz="0" w:space="0" w:color="000000"/>
+                      <w:left w:val="none" w:sz="0" w:space="0" w:color="000000"/>
+                      <w:right w:val="none" w:sz="0" w:space="0" w:color="000000"/>
+                    </w:pBdr>
+                    <w:spacing w:after="100" w:before="100" w:line="240"/>
+                    <w:ind w:left="100" w:right="100" w:firstLine="0" w:firstLineChars="0"/>
+                    <w:rPr>
+                      <w:rFonts w:ascii="Helvetica" w:hAnsi="Helvetica" w:eastAsia="Helvetica" w:cs="Helvetica"/>
+                      <w:i w:val="false"/>
+                      <w:b w:val="false"/>
+                      <w:u w:val="none"/>
+                      <w:strike w:val="false"/>
+                      <w:sz w:val="22"/>
+                      <w:szCs w:val="22"/>
+                      <w:color w:val="000000"/>
+                    </w:rPr>
+                  </w:pPr>
+                  <w:r xmlns:w="http://schemas.openxmlformats.org/wordprocessingml/2006/main" xmlns:wp="http://schemas.openxmlformats.org/drawingml/2006/wordprocessingDrawing" xmlns:r="http://schemas.openxmlformats.org/officeDocument/2006/relationships" xmlns:w14="http://schemas.microsoft.com/office/word/2010/wordml">
+                    <w:rPr>
+                      <w:rFonts w:ascii="Helvetica" w:hAnsi="Helvetica" w:eastAsia="Helvetica" w:cs="Helvetica"/>
+                      <w:i w:val="false"/>
+                      <w:b w:val="false"/>
+                      <w:u w:val="none"/>
+                      <w:strike w:val="false"/>
+                      <w:sz w:val="22"/>
+                      <w:szCs w:val="22"/>
+                      <w:color w:val="000000"/>
+                    </w:rPr>
+                    <w:t xml:space="preserve">(0.0272)</w:t>
+                  </w:r>
+                </w:p>
+              </w:tc>
+            </w:tr>
+            <w:tr>
+              <w:trPr>
+                <w:trHeight w:val="360" w:hRule="auto"/>
+              </w:trPr>
+              body21
+              <w:tc>
+                <w:tcPr>
+                  <w:tcBorders>
+                    <w:bottom w:val="none" w:sz="0" w:space="0" w:color="000000"/>
+                    <w:top w:val="none" w:sz="0" w:space="0" w:color="000000"/>
+                    <w:left w:val="none" w:sz="0" w:space="0" w:color="000000"/>
+                    <w:right w:val="none" w:sz="0" w:space="0" w:color="000000"/>
+                  </w:tcBorders>
+                  <w:shd w:val="clear" w:color="auto" w:fill="FFFFFF"/>
+                  <w:tcMar>
+                    <w:top w:w="0" w:type="dxa"/>
+                    <w:bottom w:w="0" w:type="dxa"/>
+                    <w:left w:w="0" w:type="dxa"/>
+                    <w:right w:w="0" w:type="dxa"/>
+                  </w:tcMar>
+                  <w:vAlign w:val="center"/>
+                </w:tcPr>
+                <w:p>
+                  <w:pPr>
+                    <w:jc w:val="left"/>
+                    <w:pBdr>
+                      <w:bottom w:val="none" w:sz="0" w:space="0" w:color="000000"/>
+                      <w:top w:val="none" w:sz="0" w:space="0" w:color="000000"/>
+                      <w:left w:val="none" w:sz="0" w:space="0" w:color="000000"/>
+                      <w:right w:val="none" w:sz="0" w:space="0" w:color="000000"/>
+                    </w:pBdr>
+                    <w:spacing w:after="100" w:before="100" w:line="240"/>
+                    <w:ind w:left="100" w:right="100" w:firstLine="0" w:firstLineChars="0"/>
+                    <w:rPr>
+                      <w:rFonts w:ascii="Helvetica" w:hAnsi="Helvetica" w:eastAsia="Helvetica" w:cs="Helvetica"/>
+                      <w:i w:val="false"/>
+                      <w:b w:val="false"/>
+                      <w:u w:val="none"/>
+                      <w:strike w:val="false"/>
+                      <w:sz w:val="22"/>
+                      <w:szCs w:val="22"/>
+                      <w:color w:val="000000"/>
+                    </w:rPr>
+                  </w:pPr>
+                  <w:r xmlns:w="http://schemas.openxmlformats.org/wordprocessingml/2006/main" xmlns:wp="http://schemas.openxmlformats.org/drawingml/2006/wordprocessingDrawing" xmlns:r="http://schemas.openxmlformats.org/officeDocument/2006/relationships" xmlns:w14="http://schemas.microsoft.com/office/word/2010/wordml">
+                    <w:rPr>
+                      <w:rFonts w:ascii="Helvetica" w:hAnsi="Helvetica" w:eastAsia="Helvetica" w:cs="Helvetica"/>
+                      <w:i w:val="false"/>
+                      <w:b w:val="false"/>
+                      <w:u w:val="none"/>
+                      <w:strike w:val="false"/>
+                      <w:sz w:val="22"/>
+                      <w:szCs w:val="22"/>
+                      <w:color w:val="000000"/>
+                    </w:rPr>
+                    <w:t xml:space="preserve">Wave 4 × Econ × Societal</w:t>
+                  </w:r>
+                </w:p>
+              </w:tc>
+              <w:tc>
+                <w:tcPr>
+                  <w:tcBorders>
+                    <w:bottom w:val="none" w:sz="0" w:space="0" w:color="000000"/>
+                    <w:top w:val="none" w:sz="0" w:space="0" w:color="000000"/>
+                    <w:left w:val="none" w:sz="0" w:space="0" w:color="000000"/>
+                    <w:right w:val="none" w:sz="0" w:space="0" w:color="000000"/>
+                  </w:tcBorders>
+                  <w:shd w:val="clear" w:color="auto" w:fill="FFFFFF"/>
+                  <w:tcMar>
+                    <w:top w:w="0" w:type="dxa"/>
+                    <w:bottom w:w="0" w:type="dxa"/>
+                    <w:left w:w="0" w:type="dxa"/>
+                    <w:right w:w="0" w:type="dxa"/>
+                  </w:tcMar>
+                  <w:vAlign w:val="center"/>
+                </w:tcPr>
+                <w:p>
+                  <w:pPr>
+                    <w:jc w:val="center"/>
+                    <w:pBdr>
+                      <w:bottom w:val="none" w:sz="0" w:space="0" w:color="000000"/>
+                      <w:top w:val="none" w:sz="0" w:space="0" w:color="000000"/>
+                      <w:left w:val="none" w:sz="0" w:space="0" w:color="000000"/>
+                      <w:right w:val="none" w:sz="0" w:space="0" w:color="000000"/>
+                    </w:pBdr>
+                    <w:spacing w:after="100" w:before="100" w:line="240"/>
+                    <w:ind w:left="100" w:right="100" w:firstLine="0" w:firstLineChars="0"/>
+                    <w:rPr>
+                      <w:rFonts w:ascii="Helvetica" w:hAnsi="Helvetica" w:eastAsia="Helvetica" w:cs="Helvetica"/>
+                      <w:i w:val="false"/>
+                      <w:b w:val="false"/>
+                      <w:u w:val="none"/>
+                      <w:strike w:val="false"/>
+                      <w:sz w:val="22"/>
+                      <w:szCs w:val="22"/>
+                      <w:color w:val="000000"/>
+                    </w:rPr>
+                  </w:pPr>
+                  <w:r xmlns:w="http://schemas.openxmlformats.org/wordprocessingml/2006/main" xmlns:wp="http://schemas.openxmlformats.org/drawingml/2006/wordprocessingDrawing" xmlns:r="http://schemas.openxmlformats.org/officeDocument/2006/relationships" xmlns:w14="http://schemas.microsoft.com/office/word/2010/wordml">
+                    <w:rPr>
+                      <w:rFonts w:ascii="Helvetica" w:hAnsi="Helvetica" w:eastAsia="Helvetica" w:cs="Helvetica"/>
+                      <w:i w:val="false"/>
+                      <w:b w:val="false"/>
+                      <w:u w:val="none"/>
+                      <w:strike w:val="false"/>
+                      <w:sz w:val="22"/>
+                      <w:szCs w:val="22"/>
+                      <w:color w:val="000000"/>
+                    </w:rPr>
+                    <w:t xml:space="preserve">-0.0599*</w:t>
+                  </w:r>
+                </w:p>
+              </w:tc>
+            </w:tr>
+            <w:tr>
+              <w:trPr>
+                <w:trHeight w:val="360" w:hRule="auto"/>
+              </w:trPr>
+              body22
+              <w:tc>
+                <w:tcPr>
+                  <w:tcBorders>
+                    <w:bottom w:val="none" w:sz="0" w:space="0" w:color="000000"/>
+                    <w:top w:val="none" w:sz="0" w:space="0" w:color="000000"/>
+                    <w:left w:val="none" w:sz="0" w:space="0" w:color="000000"/>
+                    <w:right w:val="none" w:sz="0" w:space="0" w:color="000000"/>
+                  </w:tcBorders>
+                  <w:shd w:val="clear" w:color="auto" w:fill="FFFFFF"/>
+                  <w:tcMar>
+                    <w:top w:w="0" w:type="dxa"/>
+                    <w:bottom w:w="0" w:type="dxa"/>
+                    <w:left w:w="0" w:type="dxa"/>
+                    <w:right w:w="0" w:type="dxa"/>
+                  </w:tcMar>
+                  <w:vAlign w:val="center"/>
+                </w:tcPr>
+                <w:p>
+                  <w:pPr>
+                    <w:jc w:val="left"/>
+                    <w:pBdr>
+                      <w:bottom w:val="none" w:sz="0" w:space="0" w:color="000000"/>
+                      <w:top w:val="none" w:sz="0" w:space="0" w:color="000000"/>
+                      <w:left w:val="none" w:sz="0" w:space="0" w:color="000000"/>
+                      <w:right w:val="none" w:sz="0" w:space="0" w:color="000000"/>
+                    </w:pBdr>
+                    <w:spacing w:after="100" w:before="100" w:line="240"/>
+                    <w:ind w:left="100" w:right="100" w:firstLine="0" w:firstLineChars="0"/>
+                    <w:rPr>
+                      <w:rFonts w:ascii="Helvetica" w:hAnsi="Helvetica" w:eastAsia="Helvetica" w:cs="Helvetica"/>
+                      <w:i w:val="false"/>
+                      <w:b w:val="false"/>
+                      <w:u w:val="none"/>
+                      <w:strike w:val="false"/>
+                      <w:sz w:val="22"/>
+                      <w:szCs w:val="22"/>
+                      <w:color w:val="000000"/>
+                    </w:rPr>
+                  </w:pPr>
+                  <w:r xmlns:w="http://schemas.openxmlformats.org/wordprocessingml/2006/main" xmlns:wp="http://schemas.openxmlformats.org/drawingml/2006/wordprocessingDrawing" xmlns:r="http://schemas.openxmlformats.org/officeDocument/2006/relationships" xmlns:w14="http://schemas.microsoft.com/office/word/2010/wordml">
+                    <w:rPr>
+                      <w:rFonts w:ascii="Helvetica" w:hAnsi="Helvetica" w:eastAsia="Helvetica" w:cs="Helvetica"/>
+                      <w:i w:val="false"/>
+                      <w:b w:val="false"/>
+                      <w:u w:val="none"/>
+                      <w:strike w:val="false"/>
+                      <w:sz w:val="22"/>
+                      <w:szCs w:val="22"/>
+                      <w:color w:val="000000"/>
+                    </w:rPr>
+                    <w:t xml:space="preserve"/>
+                  </w:r>
+                </w:p>
+              </w:tc>
+              <w:tc>
+                <w:tcPr>
+                  <w:tcBorders>
+                    <w:bottom w:val="none" w:sz="0" w:space="0" w:color="000000"/>
+                    <w:top w:val="none" w:sz="0" w:space="0" w:color="000000"/>
+                    <w:left w:val="none" w:sz="0" w:space="0" w:color="000000"/>
+                    <w:right w:val="none" w:sz="0" w:space="0" w:color="000000"/>
+                  </w:tcBorders>
+                  <w:shd w:val="clear" w:color="auto" w:fill="FFFFFF"/>
+                  <w:tcMar>
+                    <w:top w:w="0" w:type="dxa"/>
+                    <w:bottom w:w="0" w:type="dxa"/>
+                    <w:left w:w="0" w:type="dxa"/>
+                    <w:right w:w="0" w:type="dxa"/>
+                  </w:tcMar>
+                  <w:vAlign w:val="center"/>
+                </w:tcPr>
+                <w:p>
+                  <w:pPr>
+                    <w:jc w:val="center"/>
+                    <w:pBdr>
+                      <w:bottom w:val="none" w:sz="0" w:space="0" w:color="000000"/>
+                      <w:top w:val="none" w:sz="0" w:space="0" w:color="000000"/>
+                      <w:left w:val="none" w:sz="0" w:space="0" w:color="000000"/>
+                      <w:right w:val="none" w:sz="0" w:space="0" w:color="000000"/>
+                    </w:pBdr>
+                    <w:spacing w:after="100" w:before="100" w:line="240"/>
+                    <w:ind w:left="100" w:right="100" w:firstLine="0" w:firstLineChars="0"/>
+                    <w:rPr>
+                      <w:rFonts w:ascii="Helvetica" w:hAnsi="Helvetica" w:eastAsia="Helvetica" w:cs="Helvetica"/>
+                      <w:i w:val="false"/>
+                      <w:b w:val="false"/>
+                      <w:u w:val="none"/>
+                      <w:strike w:val="false"/>
+                      <w:sz w:val="22"/>
+                      <w:szCs w:val="22"/>
+                      <w:color w:val="000000"/>
+                    </w:rPr>
+                  </w:pPr>
+                  <w:r xmlns:w="http://schemas.openxmlformats.org/wordprocessingml/2006/main" xmlns:wp="http://schemas.openxmlformats.org/drawingml/2006/wordprocessingDrawing" xmlns:r="http://schemas.openxmlformats.org/officeDocument/2006/relationships" xmlns:w14="http://schemas.microsoft.com/office/word/2010/wordml">
+                    <w:rPr>
+                      <w:rFonts w:ascii="Helvetica" w:hAnsi="Helvetica" w:eastAsia="Helvetica" w:cs="Helvetica"/>
+                      <w:i w:val="false"/>
+                      <w:b w:val="false"/>
+                      <w:u w:val="none"/>
+                      <w:strike w:val="false"/>
+                      <w:sz w:val="22"/>
+                      <w:szCs w:val="22"/>
+                      <w:color w:val="000000"/>
+                    </w:rPr>
+                    <w:t xml:space="preserve">(0.0261)</w:t>
+                  </w:r>
+                </w:p>
+              </w:tc>
+            </w:tr>
+            <w:tr>
+              <w:trPr>
+                <w:trHeight w:val="360" w:hRule="auto"/>
+              </w:trPr>
+              body23
+              <w:tc>
+                <w:tcPr>
+                  <w:tcBorders>
+                    <w:bottom w:val="none" w:sz="0" w:space="0" w:color="000000"/>
+                    <w:top w:val="none" w:sz="0" w:space="0" w:color="000000"/>
+                    <w:left w:val="none" w:sz="0" w:space="0" w:color="000000"/>
+                    <w:right w:val="none" w:sz="0" w:space="0" w:color="000000"/>
+                  </w:tcBorders>
+                  <w:shd w:val="clear" w:color="auto" w:fill="FFFFFF"/>
+                  <w:tcMar>
+                    <w:top w:w="0" w:type="dxa"/>
+                    <w:bottom w:w="0" w:type="dxa"/>
+                    <w:left w:w="0" w:type="dxa"/>
+                    <w:right w:w="0" w:type="dxa"/>
+                  </w:tcMar>
+                  <w:vAlign w:val="center"/>
+                </w:tcPr>
+                <w:p>
+                  <w:pPr>
+                    <w:jc w:val="left"/>
+                    <w:pBdr>
+                      <w:bottom w:val="none" w:sz="0" w:space="0" w:color="000000"/>
+                      <w:top w:val="none" w:sz="0" w:space="0" w:color="000000"/>
+                      <w:left w:val="none" w:sz="0" w:space="0" w:color="000000"/>
+                      <w:right w:val="none" w:sz="0" w:space="0" w:color="000000"/>
+                    </w:pBdr>
+                    <w:spacing w:after="100" w:before="100" w:line="240"/>
+                    <w:ind w:left="100" w:right="100" w:firstLine="0" w:firstLineChars="0"/>
+                    <w:rPr>
+                      <w:rFonts w:ascii="Helvetica" w:hAnsi="Helvetica" w:eastAsia="Helvetica" w:cs="Helvetica"/>
+                      <w:i w:val="false"/>
+                      <w:b w:val="false"/>
+                      <w:u w:val="none"/>
+                      <w:strike w:val="false"/>
+                      <w:sz w:val="22"/>
+                      <w:szCs w:val="22"/>
+                      <w:color w:val="000000"/>
+                    </w:rPr>
+                  </w:pPr>
+                  <w:r xmlns:w="http://schemas.openxmlformats.org/wordprocessingml/2006/main" xmlns:wp="http://schemas.openxmlformats.org/drawingml/2006/wordprocessingDrawing" xmlns:r="http://schemas.openxmlformats.org/officeDocument/2006/relationships" xmlns:w14="http://schemas.microsoft.com/office/word/2010/wordml">
+                    <w:rPr>
+                      <w:rFonts w:ascii="Helvetica" w:hAnsi="Helvetica" w:eastAsia="Helvetica" w:cs="Helvetica"/>
+                      <w:i w:val="false"/>
+                      <w:b w:val="false"/>
+                      <w:u w:val="none"/>
+                      <w:strike w:val="false"/>
+                      <w:sz w:val="22"/>
+                      <w:szCs w:val="22"/>
+                      <w:color w:val="000000"/>
+                    </w:rPr>
+                    <w:t xml:space="preserve">Constant</w:t>
+                  </w:r>
+                </w:p>
+              </w:tc>
+              <w:tc>
+                <w:tcPr>
+                  <w:tcBorders>
+                    <w:bottom w:val="none" w:sz="0" w:space="0" w:color="000000"/>
+                    <w:top w:val="none" w:sz="0" w:space="0" w:color="000000"/>
+                    <w:left w:val="none" w:sz="0" w:space="0" w:color="000000"/>
+                    <w:right w:val="none" w:sz="0" w:space="0" w:color="000000"/>
+                  </w:tcBorders>
+                  <w:shd w:val="clear" w:color="auto" w:fill="FFFFFF"/>
+                  <w:tcMar>
+                    <w:top w:w="0" w:type="dxa"/>
+                    <w:bottom w:w="0" w:type="dxa"/>
+                    <w:left w:w="0" w:type="dxa"/>
+                    <w:right w:w="0" w:type="dxa"/>
+                  </w:tcMar>
+                  <w:vAlign w:val="center"/>
+                </w:tcPr>
+                <w:p>
+                  <w:pPr>
+                    <w:jc w:val="center"/>
+                    <w:pBdr>
+                      <w:bottom w:val="none" w:sz="0" w:space="0" w:color="000000"/>
+                      <w:top w:val="none" w:sz="0" w:space="0" w:color="000000"/>
+                      <w:left w:val="none" w:sz="0" w:space="0" w:color="000000"/>
+                      <w:right w:val="none" w:sz="0" w:space="0" w:color="000000"/>
+                    </w:pBdr>
+                    <w:spacing w:after="100" w:before="100" w:line="240"/>
+                    <w:ind w:left="100" w:right="100" w:firstLine="0" w:firstLineChars="0"/>
+                    <w:rPr>
+                      <w:rFonts w:ascii="Helvetica" w:hAnsi="Helvetica" w:eastAsia="Helvetica" w:cs="Helvetica"/>
+                      <w:i w:val="false"/>
+                      <w:b w:val="false"/>
+                      <w:u w:val="none"/>
+                      <w:strike w:val="false"/>
+                      <w:sz w:val="22"/>
+                      <w:szCs w:val="22"/>
+                      <w:color w:val="000000"/>
+                    </w:rPr>
+                  </w:pPr>
+                  <w:r xmlns:w="http://schemas.openxmlformats.org/wordprocessingml/2006/main" xmlns:wp="http://schemas.openxmlformats.org/drawingml/2006/wordprocessingDrawing" xmlns:r="http://schemas.openxmlformats.org/officeDocument/2006/relationships" xmlns:w14="http://schemas.microsoft.com/office/word/2010/wordml">
+                    <w:rPr>
+                      <w:rFonts w:ascii="Helvetica" w:hAnsi="Helvetica" w:eastAsia="Helvetica" w:cs="Helvetica"/>
+                      <w:i w:val="false"/>
+                      <w:b w:val="false"/>
+                      <w:u w:val="none"/>
+                      <w:strike w:val="false"/>
+                      <w:sz w:val="22"/>
+                      <w:szCs w:val="22"/>
+                      <w:color w:val="000000"/>
+                    </w:rPr>
+                    <w:t xml:space="preserve">0.6054***</w:t>
+                  </w:r>
+                </w:p>
+              </w:tc>
+            </w:tr>
+            <w:tr>
+              <w:trPr>
+                <w:trHeight w:val="360" w:hRule="auto"/>
+              </w:trPr>
+              body24
+              <w:tc>
+                <w:tcPr>
+                  <w:tcBorders>
+                    <w:bottom w:val="single" w:sz="6" w:space="0" w:color="666666"/>
+                    <w:top w:val="none" w:sz="0" w:space="0" w:color="000000"/>
+                    <w:left w:val="none" w:sz="0" w:space="0" w:color="000000"/>
+                    <w:right w:val="none" w:sz="0" w:space="0" w:color="000000"/>
+                  </w:tcBorders>
+                  <w:shd w:val="clear" w:color="auto" w:fill="FFFFFF"/>
+                  <w:tcMar>
+                    <w:top w:w="0" w:type="dxa"/>
+                    <w:bottom w:w="0" w:type="dxa"/>
+                    <w:left w:w="0" w:type="dxa"/>
+                    <w:right w:w="0" w:type="dxa"/>
+                  </w:tcMar>
+                  <w:vAlign w:val="center"/>
+                </w:tcPr>
+                <w:p>
+                  <w:pPr>
+                    <w:jc w:val="left"/>
+                    <w:pBdr>
+                      <w:bottom w:val="none" w:sz="0" w:space="0" w:color="000000"/>
+                      <w:top w:val="none" w:sz="0" w:space="0" w:color="000000"/>
+                      <w:left w:val="none" w:sz="0" w:space="0" w:color="000000"/>
+                      <w:right w:val="none" w:sz="0" w:space="0" w:color="000000"/>
+                    </w:pBdr>
+                    <w:spacing w:after="100" w:before="100" w:line="240"/>
+                    <w:ind w:left="100" w:right="100" w:firstLine="0" w:firstLineChars="0"/>
+                    <w:rPr>
+                      <w:rFonts w:ascii="Helvetica" w:hAnsi="Helvetica" w:eastAsia="Helvetica" w:cs="Helvetica"/>
+                      <w:i w:val="false"/>
+                      <w:b w:val="false"/>
+                      <w:u w:val="none"/>
+                      <w:strike w:val="false"/>
+                      <w:sz w:val="22"/>
+                      <w:szCs w:val="22"/>
+                      <w:color w:val="000000"/>
+                    </w:rPr>
+                  </w:pPr>
+                  <w:r xmlns:w="http://schemas.openxmlformats.org/wordprocessingml/2006/main" xmlns:wp="http://schemas.openxmlformats.org/drawingml/2006/wordprocessingDrawing" xmlns:r="http://schemas.openxmlformats.org/officeDocument/2006/relationships" xmlns:w14="http://schemas.microsoft.com/office/word/2010/wordml">
+                    <w:rPr>
+                      <w:rFonts w:ascii="Helvetica" w:hAnsi="Helvetica" w:eastAsia="Helvetica" w:cs="Helvetica"/>
+                      <w:i w:val="false"/>
+                      <w:b w:val="false"/>
+                      <w:u w:val="none"/>
+                      <w:strike w:val="false"/>
+                      <w:sz w:val="22"/>
+                      <w:szCs w:val="22"/>
+                      <w:color w:val="000000"/>
+                    </w:rPr>
+                    <w:t xml:space="preserve"/>
+                  </w:r>
+                </w:p>
+              </w:tc>
+              <w:tc>
+                <w:tcPr>
+                  <w:tcBorders>
+                    <w:bottom w:val="single" w:sz="6" w:space="0" w:color="666666"/>
+                    <w:top w:val="none" w:sz="0" w:space="0" w:color="000000"/>
+                    <w:left w:val="none" w:sz="0" w:space="0" w:color="000000"/>
+                    <w:right w:val="none" w:sz="0" w:space="0" w:color="000000"/>
+                  </w:tcBorders>
+                  <w:shd w:val="clear" w:color="auto" w:fill="FFFFFF"/>
+                  <w:tcMar>
+                    <w:top w:w="0" w:type="dxa"/>
+                    <w:bottom w:w="0" w:type="dxa"/>
+                    <w:left w:w="0" w:type="dxa"/>
+                    <w:right w:w="0" w:type="dxa"/>
+                  </w:tcMar>
+                  <w:vAlign w:val="center"/>
+                </w:tcPr>
+                <w:p>
+                  <w:pPr>
+                    <w:jc w:val="center"/>
+                    <w:pBdr>
+                      <w:bottom w:val="none" w:sz="0" w:space="0" w:color="000000"/>
+                      <w:top w:val="none" w:sz="0" w:space="0" w:color="000000"/>
+                      <w:left w:val="none" w:sz="0" w:space="0" w:color="000000"/>
+                      <w:right w:val="none" w:sz="0" w:space="0" w:color="000000"/>
+                    </w:pBdr>
+                    <w:spacing w:after="100" w:before="100" w:line="240"/>
+                    <w:ind w:left="100" w:right="100" w:firstLine="0" w:firstLineChars="0"/>
+                    <w:rPr>
+                      <w:rFonts w:ascii="Helvetica" w:hAnsi="Helvetica" w:eastAsia="Helvetica" w:cs="Helvetica"/>
+                      <w:i w:val="false"/>
+                      <w:b w:val="false"/>
+                      <w:u w:val="none"/>
+                      <w:strike w:val="false"/>
+                      <w:sz w:val="22"/>
+                      <w:szCs w:val="22"/>
+                      <w:color w:val="000000"/>
+                    </w:rPr>
+                  </w:pPr>
+                  <w:r xmlns:w="http://schemas.openxmlformats.org/wordprocessingml/2006/main" xmlns:wp="http://schemas.openxmlformats.org/drawingml/2006/wordprocessingDrawing" xmlns:r="http://schemas.openxmlformats.org/officeDocument/2006/relationships" xmlns:w14="http://schemas.microsoft.com/office/word/2010/wordml">
+                    <w:rPr>
+                      <w:rFonts w:ascii="Helvetica" w:hAnsi="Helvetica" w:eastAsia="Helvetica" w:cs="Helvetica"/>
+                      <w:i w:val="false"/>
+                      <w:b w:val="false"/>
+                      <w:u w:val="none"/>
+                      <w:strike w:val="false"/>
+                      <w:sz w:val="22"/>
+                      <w:szCs w:val="22"/>
+                      <w:color w:val="000000"/>
+                    </w:rPr>
+                    <w:t xml:space="preserve">(0.0210)</w:t>
+                  </w:r>
+                </w:p>
+              </w:tc>
+            </w:tr>
+            <w:tr>
+              <w:trPr>
+                <w:trHeight w:val="360" w:hRule="auto"/>
+              </w:trPr>
+              body25
+              <w:tc>
+                <w:tcPr>
+                  <w:tcBorders>
+                    <w:bottom w:val="none" w:sz="0" w:space="0" w:color="000000"/>
+                    <w:top w:val="single" w:sz="6" w:space="0" w:color="666666"/>
+                    <w:left w:val="none" w:sz="0" w:space="0" w:color="000000"/>
+                    <w:right w:val="none" w:sz="0" w:space="0" w:color="000000"/>
+                  </w:tcBorders>
+                  <w:shd w:val="clear" w:color="auto" w:fill="FFFFFF"/>
+                  <w:tcMar>
+                    <w:top w:w="0" w:type="dxa"/>
+                    <w:bottom w:w="0" w:type="dxa"/>
+                    <w:left w:w="0" w:type="dxa"/>
+                    <w:right w:w="0" w:type="dxa"/>
+                  </w:tcMar>
+                  <w:vAlign w:val="center"/>
+                </w:tcPr>
+                <w:p>
+                  <w:pPr>
+                    <w:jc w:val="left"/>
+                    <w:pBdr>
+                      <w:bottom w:val="none" w:sz="0" w:space="0" w:color="000000"/>
+                      <w:top w:val="none" w:sz="0" w:space="0" w:color="000000"/>
+                      <w:left w:val="none" w:sz="0" w:space="0" w:color="000000"/>
+                      <w:right w:val="none" w:sz="0" w:space="0" w:color="000000"/>
+                    </w:pBdr>
+                    <w:spacing w:after="100" w:before="100" w:line="240"/>
+                    <w:ind w:left="100" w:right="100" w:firstLine="0" w:firstLineChars="0"/>
+                    <w:rPr>
+                      <w:rFonts w:ascii="Helvetica" w:hAnsi="Helvetica" w:eastAsia="Helvetica" w:cs="Helvetica"/>
+                      <w:i w:val="false"/>
+                      <w:b w:val="false"/>
+                      <w:u w:val="none"/>
+                      <w:strike w:val="false"/>
+                      <w:sz w:val="22"/>
+                      <w:szCs w:val="22"/>
+                      <w:color w:val="000000"/>
+                    </w:rPr>
+                  </w:pPr>
+                  <w:r xmlns:w="http://schemas.openxmlformats.org/wordprocessingml/2006/main" xmlns:wp="http://schemas.openxmlformats.org/drawingml/2006/wordprocessingDrawing" xmlns:r="http://schemas.openxmlformats.org/officeDocument/2006/relationships" xmlns:w14="http://schemas.microsoft.com/office/word/2010/wordml">
+                    <w:rPr>
+                      <w:rFonts w:ascii="Helvetica" w:hAnsi="Helvetica" w:eastAsia="Helvetica" w:cs="Helvetica"/>
+                      <w:i w:val="false"/>
+                      <w:b w:val="false"/>
+                      <w:u w:val="none"/>
+                      <w:strike w:val="false"/>
+                      <w:sz w:val="22"/>
+                      <w:szCs w:val="22"/>
+                      <w:color w:val="000000"/>
+                    </w:rPr>
+                    <w:t xml:space="preserve">Num.Obs.</w:t>
+                  </w:r>
+                </w:p>
+              </w:tc>
+              <w:tc>
+                <w:tcPr>
+                  <w:tcBorders>
+                    <w:bottom w:val="none" w:sz="0" w:space="0" w:color="000000"/>
+                    <w:top w:val="single" w:sz="6" w:space="0" w:color="666666"/>
+                    <w:left w:val="none" w:sz="0" w:space="0" w:color="000000"/>
+                    <w:right w:val="none" w:sz="0" w:space="0" w:color="000000"/>
+                  </w:tcBorders>
+                  <w:shd w:val="clear" w:color="auto" w:fill="FFFFFF"/>
+                  <w:tcMar>
+                    <w:top w:w="0" w:type="dxa"/>
+                    <w:bottom w:w="0" w:type="dxa"/>
+                    <w:left w:w="0" w:type="dxa"/>
+                    <w:right w:w="0" w:type="dxa"/>
+                  </w:tcMar>
+                  <w:vAlign w:val="center"/>
+                </w:tcPr>
+                <w:p>
+                  <w:pPr>
+                    <w:jc w:val="center"/>
+                    <w:pBdr>
+                      <w:bottom w:val="none" w:sz="0" w:space="0" w:color="000000"/>
+                      <w:top w:val="none" w:sz="0" w:space="0" w:color="000000"/>
+                      <w:left w:val="none" w:sz="0" w:space="0" w:color="000000"/>
+                      <w:right w:val="none" w:sz="0" w:space="0" w:color="000000"/>
+                    </w:pBdr>
+                    <w:spacing w:after="100" w:before="100" w:line="240"/>
+                    <w:ind w:left="100" w:right="100" w:firstLine="0" w:firstLineChars="0"/>
+                    <w:rPr>
+                      <w:rFonts w:ascii="Helvetica" w:hAnsi="Helvetica" w:eastAsia="Helvetica" w:cs="Helvetica"/>
+                      <w:i w:val="false"/>
+                      <w:b w:val="false"/>
+                      <w:u w:val="none"/>
+                      <w:strike w:val="false"/>
+                      <w:sz w:val="22"/>
+                      <w:szCs w:val="22"/>
+                      <w:color w:val="000000"/>
+                    </w:rPr>
+                  </w:pPr>
+                  <w:r xmlns:w="http://schemas.openxmlformats.org/wordprocessingml/2006/main" xmlns:wp="http://schemas.openxmlformats.org/drawingml/2006/wordprocessingDrawing" xmlns:r="http://schemas.openxmlformats.org/officeDocument/2006/relationships" xmlns:w14="http://schemas.microsoft.com/office/word/2010/wordml">
+                    <w:rPr>
+                      <w:rFonts w:ascii="Helvetica" w:hAnsi="Helvetica" w:eastAsia="Helvetica" w:cs="Helvetica"/>
+                      <w:i w:val="false"/>
+                      <w:b w:val="false"/>
+                      <w:u w:val="none"/>
+                      <w:strike w:val="false"/>
+                      <w:sz w:val="22"/>
+                      <w:szCs w:val="22"/>
+                      <w:color w:val="000000"/>
+                    </w:rPr>
+                    <w:t xml:space="preserve">17495</w:t>
+                  </w:r>
+                </w:p>
+              </w:tc>
+            </w:tr>
+            <w:tr>
+              <w:trPr>
+                <w:trHeight w:val="360" w:hRule="auto"/>
+              </w:trPr>
+              body26
+              <w:tc>
+                <w:tcPr>
+                  <w:tcBorders>
+                    <w:bottom w:val="none" w:sz="0" w:space="0" w:color="000000"/>
+                    <w:top w:val="none" w:sz="0" w:space="0" w:color="000000"/>
+                    <w:left w:val="none" w:sz="0" w:space="0" w:color="000000"/>
+                    <w:right w:val="none" w:sz="0" w:space="0" w:color="000000"/>
+                  </w:tcBorders>
+                  <w:shd w:val="clear" w:color="auto" w:fill="FFFFFF"/>
+                  <w:tcMar>
+                    <w:top w:w="0" w:type="dxa"/>
+                    <w:bottom w:w="0" w:type="dxa"/>
+                    <w:left w:w="0" w:type="dxa"/>
+                    <w:right w:w="0" w:type="dxa"/>
+                  </w:tcMar>
+                  <w:vAlign w:val="center"/>
+                </w:tcPr>
+                <w:p>
+                  <w:pPr>
+                    <w:jc w:val="left"/>
+                    <w:pBdr>
+                      <w:bottom w:val="none" w:sz="0" w:space="0" w:color="000000"/>
+                      <w:top w:val="none" w:sz="0" w:space="0" w:color="000000"/>
+                      <w:left w:val="none" w:sz="0" w:space="0" w:color="000000"/>
+                      <w:right w:val="none" w:sz="0" w:space="0" w:color="000000"/>
+                    </w:pBdr>
+                    <w:spacing w:after="100" w:before="100" w:line="240"/>
+                    <w:ind w:left="100" w:right="100" w:firstLine="0" w:firstLineChars="0"/>
+                    <w:rPr>
+                      <w:rFonts w:ascii="Helvetica" w:hAnsi="Helvetica" w:eastAsia="Helvetica" w:cs="Helvetica"/>
+                      <w:i w:val="false"/>
+                      <w:b w:val="false"/>
+                      <w:u w:val="none"/>
+                      <w:strike w:val="false"/>
+                      <w:sz w:val="22"/>
+                      <w:szCs w:val="22"/>
+                      <w:color w:val="000000"/>
+                    </w:rPr>
+                  </w:pPr>
+                  <w:r xmlns:w="http://schemas.openxmlformats.org/wordprocessingml/2006/main" xmlns:wp="http://schemas.openxmlformats.org/drawingml/2006/wordprocessingDrawing" xmlns:r="http://schemas.openxmlformats.org/officeDocument/2006/relationships" xmlns:w14="http://schemas.microsoft.com/office/word/2010/wordml">
+                    <w:rPr>
+                      <w:rFonts w:ascii="Helvetica" w:hAnsi="Helvetica" w:eastAsia="Helvetica" w:cs="Helvetica"/>
+                      <w:i w:val="false"/>
+                      <w:b w:val="false"/>
+                      <w:u w:val="none"/>
+                      <w:strike w:val="false"/>
+                      <w:sz w:val="22"/>
+                      <w:szCs w:val="22"/>
+                      <w:color w:val="000000"/>
+                    </w:rPr>
+                    <w:t xml:space="preserve">R2</w:t>
+                  </w:r>
+                </w:p>
+              </w:tc>
+              <w:tc>
+                <w:tcPr>
+                  <w:tcBorders>
+                    <w:bottom w:val="none" w:sz="0" w:space="0" w:color="000000"/>
+                    <w:top w:val="none" w:sz="0" w:space="0" w:color="000000"/>
+                    <w:left w:val="none" w:sz="0" w:space="0" w:color="000000"/>
+                    <w:right w:val="none" w:sz="0" w:space="0" w:color="000000"/>
+                  </w:tcBorders>
+                  <w:shd w:val="clear" w:color="auto" w:fill="FFFFFF"/>
+                  <w:tcMar>
+                    <w:top w:w="0" w:type="dxa"/>
+                    <w:bottom w:w="0" w:type="dxa"/>
+                    <w:left w:w="0" w:type="dxa"/>
+                    <w:right w:w="0" w:type="dxa"/>
+                  </w:tcMar>
+                  <w:vAlign w:val="center"/>
+                </w:tcPr>
+                <w:p>
+                  <w:pPr>
+                    <w:jc w:val="center"/>
+                    <w:pBdr>
+                      <w:bottom w:val="none" w:sz="0" w:space="0" w:color="000000"/>
+                      <w:top w:val="none" w:sz="0" w:space="0" w:color="000000"/>
+                      <w:left w:val="none" w:sz="0" w:space="0" w:color="000000"/>
+                      <w:right w:val="none" w:sz="0" w:space="0" w:color="000000"/>
+                    </w:pBdr>
+                    <w:spacing w:after="100" w:before="100" w:line="240"/>
+                    <w:ind w:left="100" w:right="100" w:firstLine="0" w:firstLineChars="0"/>
+                    <w:rPr>
+                      <w:rFonts w:ascii="Helvetica" w:hAnsi="Helvetica" w:eastAsia="Helvetica" w:cs="Helvetica"/>
+                      <w:i w:val="false"/>
+                      <w:b w:val="false"/>
+                      <w:u w:val="none"/>
+                      <w:strike w:val="false"/>
+                      <w:sz w:val="22"/>
+                      <w:szCs w:val="22"/>
+                      <w:color w:val="000000"/>
+                    </w:rPr>
+                  </w:pPr>
+                  <w:r xmlns:w="http://schemas.openxmlformats.org/wordprocessingml/2006/main" xmlns:wp="http://schemas.openxmlformats.org/drawingml/2006/wordprocessingDrawing" xmlns:r="http://schemas.openxmlformats.org/officeDocument/2006/relationships" xmlns:w14="http://schemas.microsoft.com/office/word/2010/wordml">
+                    <w:rPr>
+                      <w:rFonts w:ascii="Helvetica" w:hAnsi="Helvetica" w:eastAsia="Helvetica" w:cs="Helvetica"/>
+                      <w:i w:val="false"/>
+                      <w:b w:val="false"/>
+                      <w:u w:val="none"/>
+                      <w:strike w:val="false"/>
+                      <w:sz w:val="22"/>
+                      <w:szCs w:val="22"/>
+                      <w:color w:val="000000"/>
+                    </w:rPr>
+                    <w:t xml:space="preserve">0.117</w:t>
+                  </w:r>
+                </w:p>
+              </w:tc>
+            </w:tr>
+            <w:tr>
+              <w:trPr>
+                <w:trHeight w:val="360" w:hRule="auto"/>
+              </w:trPr>
+              body27
+              <w:tc>
+                <w:tcPr>
+                  <w:tcBorders>
+                    <w:bottom w:val="single" w:sz="12" w:space="0" w:color="666666"/>
+                    <w:top w:val="none" w:sz="0" w:space="0" w:color="000000"/>
+                    <w:left w:val="none" w:sz="0" w:space="0" w:color="000000"/>
+                    <w:right w:val="none" w:sz="0" w:space="0" w:color="000000"/>
+                  </w:tcBorders>
+                  <w:shd w:val="clear" w:color="auto" w:fill="FFFFFF"/>
+                  <w:tcMar>
+                    <w:top w:w="0" w:type="dxa"/>
+                    <w:bottom w:w="0" w:type="dxa"/>
+                    <w:left w:w="0" w:type="dxa"/>
+                    <w:right w:w="0" w:type="dxa"/>
+                  </w:tcMar>
+                  <w:vAlign w:val="center"/>
+                </w:tcPr>
+                <w:p>
+                  <w:pPr>
+                    <w:jc w:val="left"/>
+                    <w:pBdr>
+                      <w:bottom w:val="none" w:sz="0" w:space="0" w:color="000000"/>
+                      <w:top w:val="none" w:sz="0" w:space="0" w:color="000000"/>
+                      <w:left w:val="none" w:sz="0" w:space="0" w:color="000000"/>
+                      <w:right w:val="none" w:sz="0" w:space="0" w:color="000000"/>
+                    </w:pBdr>
+                    <w:spacing w:after="100" w:before="100" w:line="240"/>
+                    <w:ind w:left="100" w:right="100" w:firstLine="0" w:firstLineChars="0"/>
+                    <w:rPr>
+                      <w:rFonts w:ascii="Helvetica" w:hAnsi="Helvetica" w:eastAsia="Helvetica" w:cs="Helvetica"/>
+                      <w:i w:val="false"/>
+                      <w:b w:val="false"/>
+                      <w:u w:val="none"/>
+                      <w:strike w:val="false"/>
+                      <w:sz w:val="22"/>
+                      <w:szCs w:val="22"/>
+                      <w:color w:val="000000"/>
+                    </w:rPr>
+                  </w:pPr>
+                  <w:r xmlns:w="http://schemas.openxmlformats.org/wordprocessingml/2006/main" xmlns:wp="http://schemas.openxmlformats.org/drawingml/2006/wordprocessingDrawing" xmlns:r="http://schemas.openxmlformats.org/officeDocument/2006/relationships" xmlns:w14="http://schemas.microsoft.com/office/word/2010/wordml">
+                    <w:rPr>
+                      <w:rFonts w:ascii="Helvetica" w:hAnsi="Helvetica" w:eastAsia="Helvetica" w:cs="Helvetica"/>
+                      <w:i w:val="false"/>
+                      <w:b w:val="false"/>
+                      <w:u w:val="none"/>
+                      <w:strike w:val="false"/>
+                      <w:sz w:val="22"/>
+                      <w:szCs w:val="22"/>
+                      <w:color w:val="000000"/>
+                    </w:rPr>
+                    <w:t xml:space="preserve">R2 Adj.</w:t>
+                  </w:r>
+                </w:p>
+              </w:tc>
+              <w:tc>
+                <w:tcPr>
+                  <w:tcBorders>
+                    <w:bottom w:val="single" w:sz="12" w:space="0" w:color="666666"/>
+                    <w:top w:val="none" w:sz="0" w:space="0" w:color="000000"/>
+                    <w:left w:val="none" w:sz="0" w:space="0" w:color="000000"/>
+                    <w:right w:val="none" w:sz="0" w:space="0" w:color="000000"/>
+                  </w:tcBorders>
+                  <w:shd w:val="clear" w:color="auto" w:fill="FFFFFF"/>
+                  <w:tcMar>
+                    <w:top w:w="0" w:type="dxa"/>
+                    <w:bottom w:w="0" w:type="dxa"/>
+                    <w:left w:w="0" w:type="dxa"/>
+                    <w:right w:w="0" w:type="dxa"/>
+                  </w:tcMar>
+                  <w:vAlign w:val="center"/>
+                </w:tcPr>
+                <w:p>
+                  <w:pPr>
+                    <w:jc w:val="center"/>
+                    <w:pBdr>
+                      <w:bottom w:val="none" w:sz="0" w:space="0" w:color="000000"/>
+                      <w:top w:val="none" w:sz="0" w:space="0" w:color="000000"/>
+                      <w:left w:val="none" w:sz="0" w:space="0" w:color="000000"/>
+                      <w:right w:val="none" w:sz="0" w:space="0" w:color="000000"/>
+                    </w:pBdr>
+                    <w:spacing w:after="100" w:before="100" w:line="240"/>
+                    <w:ind w:left="100" w:right="100" w:firstLine="0" w:firstLineChars="0"/>
+                    <w:rPr>
+                      <w:rFonts w:ascii="Helvetica" w:hAnsi="Helvetica" w:eastAsia="Helvetica" w:cs="Helvetica"/>
+                      <w:i w:val="false"/>
+                      <w:b w:val="false"/>
+                      <w:u w:val="none"/>
+                      <w:strike w:val="false"/>
+                      <w:sz w:val="22"/>
+                      <w:szCs w:val="22"/>
+                      <w:color w:val="000000"/>
+                    </w:rPr>
+                  </w:pPr>
+                  <w:r xmlns:w="http://schemas.openxmlformats.org/wordprocessingml/2006/main" xmlns:wp="http://schemas.openxmlformats.org/drawingml/2006/wordprocessingDrawing" xmlns:r="http://schemas.openxmlformats.org/officeDocument/2006/relationships" xmlns:w14="http://schemas.microsoft.com/office/word/2010/wordml">
+                    <w:rPr>
+                      <w:rFonts w:ascii="Helvetica" w:hAnsi="Helvetica" w:eastAsia="Helvetica" w:cs="Helvetica"/>
+                      <w:i w:val="false"/>
+                      <w:b w:val="false"/>
+                      <w:u w:val="none"/>
+                      <w:strike w:val="false"/>
+                      <w:sz w:val="22"/>
+                      <w:szCs w:val="22"/>
+                      <w:color w:val="000000"/>
+                    </w:rPr>
+                    <w:t xml:space="preserve">0.116</w:t>
+                  </w:r>
+                </w:p>
+              </w:tc>
+            </w:tr>
+            <w:tr>
+              <w:trPr>
+                <w:trHeight w:val="360" w:hRule="auto"/>
+              </w:trPr>
+              footer 1
+              <w:tc>
+                <w:tcPr>
+                  <w:gridSpan w:val="2"/>
+                  <w:tcBorders>
+                    <w:bottom w:val="none" w:sz="0" w:space="0" w:color="FFFFFF"/>
+                    <w:top w:val="single" w:sz="12" w:space="0" w:color="666666"/>
+                    <w:left w:val="none" w:sz="0" w:space="0" w:color="FFFFFF"/>
+                    <w:right w:val="none" w:sz="0" w:space="0" w:color="FFFFFF"/>
+                  </w:tcBorders>
+                  <w:shd w:val="clear" w:color="auto" w:fill="FFFFFF"/>
+                  <w:tcMar>
+                    <w:top w:w="0" w:type="dxa"/>
+                    <w:bottom w:w="0" w:type="dxa"/>
+                    <w:left w:w="0" w:type="dxa"/>
+                    <w:right w:w="0" w:type="dxa"/>
+                  </w:tcMar>
+                  <w:vAlign w:val="center"/>
+                </w:tcPr>
+                <w:p>
+                  <w:pPr>
+                    <w:jc w:val="left"/>
+                    <w:pBdr>
+                      <w:bottom w:val="none" w:sz="0" w:space="0" w:color="000000"/>
+                      <w:top w:val="none" w:sz="0" w:space="0" w:color="000000"/>
+                      <w:left w:val="none" w:sz="0" w:space="0" w:color="000000"/>
+                      <w:right w:val="none" w:sz="0" w:space="0" w:color="000000"/>
+                    </w:pBdr>
+                    <w:spacing w:after="100" w:before="100" w:line="240"/>
+                    <w:ind w:left="100" w:right="100" w:firstLine="0" w:firstLineChars="0"/>
+                    <w:rPr>
+                      <w:rFonts w:ascii="Helvetica" w:hAnsi="Helvetica" w:eastAsia="Helvetica" w:cs="Helvetica"/>
+                      <w:i w:val="false"/>
+                      <w:b w:val="false"/>
+                      <w:u w:val="none"/>
+                      <w:strike w:val="false"/>
+                      <w:sz w:val="22"/>
+                      <w:szCs w:val="22"/>
+                      <w:color w:val="000000"/>
+                    </w:rPr>
+                  </w:pPr>
+                  <w:r xmlns:w="http://schemas.openxmlformats.org/wordprocessingml/2006/main" xmlns:wp="http://schemas.openxmlformats.org/drawingml/2006/wordprocessingDrawing" xmlns:r="http://schemas.openxmlformats.org/officeDocument/2006/relationships" xmlns:w14="http://schemas.microsoft.com/office/word/2010/wordml">
+                    <w:rPr>
+                      <w:rFonts w:ascii="Helvetica" w:hAnsi="Helvetica" w:eastAsia="Helvetica" w:cs="Helvetica"/>
+                      <w:i w:val="false"/>
+                      <w:b w:val="false"/>
+                      <w:u w:val="none"/>
+                      <w:strike w:val="false"/>
+                      <w:sz w:val="22"/>
+                      <w:szCs w:val="22"/>
+                      <w:color w:val="000000"/>
+                    </w:rPr>
+                    <w:t xml:space="preserve">* p &lt; 0.05, ** p &lt; 0.01, *** p &lt; 0.001</w:t>
+                  </w:r>
+                </w:p>
+              </w:tc>
+            </w:tr>
+            <w:tr>
+              <w:trPr>
+                <w:trHeight w:val="360" w:hRule="auto"/>
+              </w:trPr>
+              footer 2
+              <w:tc>
+                <w:tcPr>
+                  <w:gridSpan w:val="2"/>
+                  <w:tcBorders>
+                    <w:bottom w:val="none" w:sz="0" w:space="0" w:color="FFFFFF"/>
+                    <w:top w:val="none" w:sz="0" w:space="0" w:color="FFFFFF"/>
+                    <w:left w:val="none" w:sz="0" w:space="0" w:color="FFFFFF"/>
+                    <w:right w:val="none" w:sz="0" w:space="0" w:color="FFFFFF"/>
+                  </w:tcBorders>
+                  <w:shd w:val="clear" w:color="auto" w:fill="FFFFFF"/>
+                  <w:tcMar>
+                    <w:top w:w="0" w:type="dxa"/>
+                    <w:bottom w:w="0" w:type="dxa"/>
+                    <w:left w:w="0" w:type="dxa"/>
+                    <w:right w:w="0" w:type="dxa"/>
+                  </w:tcMar>
+                  <w:vAlign w:val="center"/>
+                </w:tcPr>
+                <w:p>
+                  <w:pPr>
+                    <w:jc w:val="left"/>
+                    <w:pBdr>
+                      <w:bottom w:val="none" w:sz="0" w:space="0" w:color="000000"/>
+                      <w:top w:val="none" w:sz="0" w:space="0" w:color="000000"/>
+                      <w:left w:val="none" w:sz="0" w:space="0" w:color="000000"/>
+                      <w:right w:val="none" w:sz="0" w:space="0" w:color="000000"/>
+                    </w:pBdr>
+                    <w:spacing w:after="100" w:before="100" w:line="240"/>
+                    <w:ind w:left="100" w:right="100" w:firstLine="0" w:firstLineChars="0"/>
+                    <w:rPr>
+                      <w:rFonts w:ascii="Helvetica" w:hAnsi="Helvetica" w:eastAsia="Helvetica" w:cs="Helvetica"/>
+                      <w:i w:val="false"/>
+                      <w:b w:val="false"/>
+                      <w:u w:val="none"/>
+                      <w:strike w:val="false"/>
+                      <w:sz w:val="22"/>
+                      <w:szCs w:val="22"/>
+                      <w:color w:val="000000"/>
+                    </w:rPr>
+                  </w:pPr>
+                  <w:r xmlns:w="http://schemas.openxmlformats.org/wordprocessingml/2006/main" xmlns:wp="http://schemas.openxmlformats.org/drawingml/2006/wordprocessingDrawing" xmlns:r="http://schemas.openxmlformats.org/officeDocument/2006/relationships" xmlns:w14="http://schemas.microsoft.com/office/word/2010/wordml">
+                    <w:rPr>
+                      <w:rFonts w:ascii="Helvetica" w:hAnsi="Helvetica" w:eastAsia="Helvetica" w:cs="Helvetica"/>
+                      <w:i w:val="false"/>
+                      <w:b w:val="false"/>
+                      <w:u w:val="none"/>
+                      <w:strike w:val="false"/>
+                      <w:sz w:val="22"/>
+                      <w:szCs w:val="22"/>
+                      <w:color w:val="000000"/>
+                    </w:rPr>
+                    <w:t xml:space="preserve">OLS with survey weights; standard errors clustered by respondent (HC1). Reference categories: Executive institution, Wave 1 (2016). Economic evaluation is a composite of family and national economic assessments (0–1 scale). Controls for age, gender, education, and income included but not shown. * p &lt; .05, ** p &lt; .01, *** p &lt; .001. Source: KAMOS Waves 1 and 4.</w:t>
+                  </w:r>
+                </w:p>
+              </w:tc>
+            </w:tr>
+          </w:tbl>
+          <w:bookmarkEnd w:id="33"/>
+        </w:tc>
+      </w:tr>
+    </w:tbl>
+    <w:bookmarkEnd w:id="34"/>
+    <w:bookmarkStart w:id="35" w:name="partisan-sorting-check"/>
     <w:p>
       <w:pPr>
         <w:pStyle w:val="Heading2"/>
@@ -1273,9 +4668,9 @@
         <w:t xml:space="preserve">The results do not support the partisan sorting account. Wave × Party Identification interaction coefficients are small and fall short of conventional significance thresholds for both institution-type categories. The trust collapse is cross-partisan: it is evident among conservative and progressive respondents alike, and the magnitude of the divergence between executive and intermediary trust does not vary significantly by ideological self-placement or party support direction. The Candlelight Revolution’s aftermath produced attitudinal change that cut across the partisan divide — which is, in retrospect, exactly what one would expect from a structural mechanism operating at the level of evaluative frames rather than partisan loyalties.</w:t>
       </w:r>
     </w:p>
-    <w:bookmarkEnd w:id="34"/>
     <w:bookmarkEnd w:id="35"/>
-    <w:bookmarkStart w:id="40" w:name="discussion"/>
+    <w:bookmarkEnd w:id="36"/>
+    <w:bookmarkStart w:id="41" w:name="discussion"/>
     <w:p>
       <w:pPr>
         <w:pStyle w:val="Heading1"/>
@@ -1284,7 +4679,7 @@
         <w:t xml:space="preserve">5. Discussion</w:t>
       </w:r>
     </w:p>
-    <w:bookmarkStart w:id="36" w:name="output-legitimacy-as-structural-feature"/>
+    <w:bookmarkStart w:id="37" w:name="output-legitimacy-as-structural-feature"/>
     <w:p>
       <w:pPr>
         <w:pStyle w:val="Heading2"/>
@@ -1337,8 +4732,8 @@
         <w:t xml:space="preserve">document that Putin’s output legitimacy contract is personalist: it runs through an individual whose continued delivery must be sustained. When the economy falters, confidence in the regime falters, because the contract has no other anchor. In South Korea, the output legitimacy channel is institutionally generalized — it assesses the developmental trajectory of the state, not the performance of any particular government. Party reputational reconstitution reinforces this generalization: when a government fails, the party dissolves and rebrands, preventing the accumulation of institutional blame at the executive level. The executive shield in Korea is therefore more durable than its Russian equivalent, not because Korean executive institutions perform better but because the architecture through which they are evaluated is insulated from the kind of personalist discrediting that makes authoritarian output legitimacy fragile.</w:t>
       </w:r>
     </w:p>
-    <w:bookmarkEnd w:id="36"/>
-    <w:bookmarkStart w:id="37" w:name="X90cbf4d01b60c0d0ba18ee0b853a66342e3c98a"/>
+    <w:bookmarkEnd w:id="37"/>
+    <w:bookmarkStart w:id="38" w:name="X90cbf4d01b60c0d0ba18ee0b853a66342e3c98a"/>
     <w:p>
       <w:pPr>
         <w:pStyle w:val="Heading2"/>
@@ -1397,8 +4792,8 @@
         <w:t xml:space="preserve">The measurement implication has a prescriptive counterpart that is less tractable. If the output legitimacy frame is structural — installed by decades of developmental state political economy rather than any recent policy choice — restoring intermediary institutional trust may require sustained procedural performance visible at the mass level over a period far longer than any single accountability episode, however dramatic. The Candlelight Revolution provided proof of concept for constitutional accountability. What it did not provide, and perhaps could not provide, is the cumulative track record of procedural reliability that might displace an output-oriented evaluative frame. That is a much harder project.</w:t>
       </w:r>
     </w:p>
-    <w:bookmarkEnd w:id="37"/>
-    <w:bookmarkStart w:id="38" w:name="the-reputational-reconstitution-problem"/>
+    <w:bookmarkEnd w:id="38"/>
+    <w:bookmarkStart w:id="39" w:name="the-reputational-reconstitution-problem"/>
     <w:p>
       <w:pPr>
         <w:pStyle w:val="Heading2"/>
@@ -1431,8 +4826,8 @@
         <w:t xml:space="preserve">The media case adds a further complication. Coverage of the Choi Soon-sil scandal was initially slow and cautious among major Korean legacy outlets — JTBC’s exposé came through an independent channel before the established press followed. When the scandal fully emerged, legacy media faced a credibility question that subsequent coverage of the impeachment proceedings could not fully repair. The procedural failure in the early phases registered with citizens who then observed, approvingly, as constitutional mechanisms functioned; but the baseline confidence that the early coverage failures damaged was not automatically restored when the editorial record improved.</w:t>
       </w:r>
     </w:p>
-    <w:bookmarkEnd w:id="38"/>
-    <w:bookmarkStart w:id="39" w:name="limitations"/>
+    <w:bookmarkEnd w:id="39"/>
+    <w:bookmarkStart w:id="40" w:name="limitations"/>
     <w:p>
       <w:pPr>
         <w:pStyle w:val="Heading2"/>
@@ -1457,9 +4852,9 @@
         <w:t xml:space="preserve">The December 2024 martial law declaration and its rapid constitutional reversal postdate all data used here. Whether this subsequent accountability shock — which also involved successful institutional resistance to executive overreach — reproduced, amplified, or reversed the patterns documented above is an open empirical question that subsequent survey waves will need to address. What the present analysis suggests is that the answer will turn less on whether constitutional mechanisms worked than on the evaluative frames citizens bring to the institutions involved.</w:t>
       </w:r>
     </w:p>
-    <w:bookmarkEnd w:id="39"/>
     <w:bookmarkEnd w:id="40"/>
-    <w:bookmarkStart w:id="41" w:name="conclusion"/>
+    <w:bookmarkEnd w:id="41"/>
+    <w:bookmarkStart w:id="42" w:name="conclusion"/>
     <w:p>
       <w:pPr>
         <w:pStyle w:val="Heading1"/>
@@ -1500,8 +4895,8 @@
         <w:t xml:space="preserve">The December 2024 martial law crisis provides a natural test of whether the structural conditions documented here have proven durable through yet another accountability shock. Whatever the subsequent survey evidence shows, the present analysis establishes the baseline: a political culture in which successful constitutional accountability and declining institutional trust coexist without apparent contradiction, because the citizens who participated in one are evaluating the institutions through a frame that the other barely touches.</w:t>
       </w:r>
     </w:p>
-    <w:bookmarkEnd w:id="41"/>
-    <w:bookmarkStart w:id="64" w:name="references"/>
+    <w:bookmarkEnd w:id="42"/>
+    <w:bookmarkStart w:id="65" w:name="references"/>
     <w:p>
       <w:pPr>
         <w:pStyle w:val="Heading1"/>
@@ -1510,8 +4905,8 @@
         <w:t xml:space="preserve">References</w:t>
       </w:r>
     </w:p>
-    <w:bookmarkStart w:id="63" w:name="refs"/>
-    <w:bookmarkStart w:id="43" w:name="ref-Anderson2005-uk"/>
+    <w:bookmarkStart w:id="64" w:name="refs"/>
+    <w:bookmarkStart w:id="44" w:name="ref-Anderson2005-uk"/>
     <w:p>
       <w:pPr>
         <w:pStyle w:val="Bibliography"/>
@@ -1535,7 +4930,7 @@
       <w:r>
         <w:t xml:space="preserve"> </w:t>
       </w:r>
-      <w:hyperlink r:id="rId42">
+      <w:hyperlink r:id="rId43">
         <w:r>
           <w:rPr>
             <w:rStyle w:val="Hyperlink"/>
@@ -1544,8 +4939,8 @@
         </w:r>
       </w:hyperlink>
     </w:p>
-    <w:bookmarkEnd w:id="43"/>
-    <w:bookmarkStart w:id="45" w:name="ref-Chu2020-ir"/>
+    <w:bookmarkEnd w:id="44"/>
+    <w:bookmarkStart w:id="46" w:name="ref-Chu2020-ir"/>
     <w:p>
       <w:pPr>
         <w:pStyle w:val="Bibliography"/>
@@ -1588,7 +4983,7 @@
       <w:r>
         <w:t xml:space="preserve"> </w:t>
       </w:r>
-      <w:hyperlink r:id="rId44">
+      <w:hyperlink r:id="rId45">
         <w:r>
           <w:rPr>
             <w:rStyle w:val="Hyperlink"/>
@@ -1597,8 +4992,8 @@
         </w:r>
       </w:hyperlink>
     </w:p>
-    <w:bookmarkEnd w:id="45"/>
-    <w:bookmarkStart w:id="46" w:name="ref-Easton1965-tz"/>
+    <w:bookmarkEnd w:id="46"/>
+    <w:bookmarkStart w:id="47" w:name="ref-Easton1965-tz"/>
     <w:p>
       <w:pPr>
         <w:pStyle w:val="Bibliography"/>
@@ -1620,8 +5015,8 @@
         <w:t xml:space="preserve">. University of Chicago Press.</w:t>
       </w:r>
     </w:p>
-    <w:bookmarkEnd w:id="46"/>
-    <w:bookmarkStart w:id="48" w:name="ref-Hutcheson2016-oc"/>
+    <w:bookmarkEnd w:id="47"/>
+    <w:bookmarkStart w:id="49" w:name="ref-Hutcheson2016-oc"/>
     <w:p>
       <w:pPr>
         <w:pStyle w:val="Bibliography"/>
@@ -1667,7 +5062,7 @@
       <w:r>
         <w:t xml:space="preserve"> </w:t>
       </w:r>
-      <w:hyperlink r:id="rId47">
+      <w:hyperlink r:id="rId48">
         <w:r>
           <w:rPr>
             <w:rStyle w:val="Hyperlink"/>
@@ -1676,8 +5071,8 @@
         </w:r>
       </w:hyperlink>
     </w:p>
-    <w:bookmarkEnd w:id="48"/>
-    <w:bookmarkStart w:id="50" w:name="ref-Im2011-pj"/>
+    <w:bookmarkEnd w:id="49"/>
+    <w:bookmarkStart w:id="51" w:name="ref-Im2011-pj"/>
     <w:p>
       <w:pPr>
         <w:pStyle w:val="Bibliography"/>
@@ -1723,7 +5118,7 @@
       <w:r>
         <w:t xml:space="preserve"> </w:t>
       </w:r>
-      <w:hyperlink r:id="rId49">
+      <w:hyperlink r:id="rId50">
         <w:r>
           <w:rPr>
             <w:rStyle w:val="Hyperlink"/>
@@ -1732,8 +5127,8 @@
         </w:r>
       </w:hyperlink>
     </w:p>
-    <w:bookmarkEnd w:id="50"/>
-    <w:bookmarkStart w:id="52" w:name="ref-Linz1996-qs"/>
+    <w:bookmarkEnd w:id="51"/>
+    <w:bookmarkStart w:id="53" w:name="ref-Linz1996-qs"/>
     <w:p>
       <w:pPr>
         <w:pStyle w:val="Bibliography"/>
@@ -1779,7 +5174,7 @@
       <w:r>
         <w:t xml:space="preserve"> </w:t>
       </w:r>
-      <w:hyperlink r:id="rId51">
+      <w:hyperlink r:id="rId52">
         <w:r>
           <w:rPr>
             <w:rStyle w:val="Hyperlink"/>
@@ -1788,8 +5183,8 @@
         </w:r>
       </w:hyperlink>
     </w:p>
-    <w:bookmarkEnd w:id="52"/>
-    <w:bookmarkStart w:id="53" w:name="ref-Norris1999-sn"/>
+    <w:bookmarkEnd w:id="53"/>
+    <w:bookmarkStart w:id="54" w:name="ref-Norris1999-sn"/>
     <w:p>
       <w:pPr>
         <w:pStyle w:val="Bibliography"/>
@@ -1811,8 +5206,8 @@
         <w:t xml:space="preserve">. Cambridge University Press.</w:t>
       </w:r>
     </w:p>
-    <w:bookmarkEnd w:id="53"/>
-    <w:bookmarkStart w:id="55" w:name="ref-Norris2011-oc"/>
+    <w:bookmarkEnd w:id="54"/>
+    <w:bookmarkStart w:id="56" w:name="ref-Norris2011-oc"/>
     <w:p>
       <w:pPr>
         <w:pStyle w:val="Bibliography"/>
@@ -1836,7 +5231,7 @@
       <w:r>
         <w:t xml:space="preserve"> </w:t>
       </w:r>
-      <w:hyperlink r:id="rId54">
+      <w:hyperlink r:id="rId55">
         <w:r>
           <w:rPr>
             <w:rStyle w:val="Hyperlink"/>
@@ -1845,8 +5240,8 @@
         </w:r>
       </w:hyperlink>
     </w:p>
-    <w:bookmarkEnd w:id="55"/>
-    <w:bookmarkStart w:id="57" w:name="ref-Rich2020-wm"/>
+    <w:bookmarkEnd w:id="56"/>
+    <w:bookmarkStart w:id="58" w:name="ref-Rich2020-wm"/>
     <w:p>
       <w:pPr>
         <w:pStyle w:val="Bibliography"/>
@@ -1892,7 +5287,7 @@
       <w:r>
         <w:t xml:space="preserve"> </w:t>
       </w:r>
-      <w:hyperlink r:id="rId56">
+      <w:hyperlink r:id="rId57">
         <w:r>
           <w:rPr>
             <w:rStyle w:val="Hyperlink"/>
@@ -1901,8 +5296,8 @@
         </w:r>
       </w:hyperlink>
     </w:p>
-    <w:bookmarkEnd w:id="57"/>
-    <w:bookmarkStart w:id="59" w:name="ref-Rich2025-sf"/>
+    <w:bookmarkEnd w:id="58"/>
+    <w:bookmarkStart w:id="60" w:name="ref-Rich2025-sf"/>
     <w:p>
       <w:pPr>
         <w:pStyle w:val="Bibliography"/>
@@ -1948,7 +5343,7 @@
       <w:r>
         <w:t xml:space="preserve"> </w:t>
       </w:r>
-      <w:hyperlink r:id="rId58">
+      <w:hyperlink r:id="rId59">
         <w:r>
           <w:rPr>
             <w:rStyle w:val="Hyperlink"/>
@@ -1957,8 +5352,8 @@
         </w:r>
       </w:hyperlink>
     </w:p>
-    <w:bookmarkEnd w:id="59"/>
-    <w:bookmarkStart w:id="61" w:name="ref-Rich2021-ma"/>
+    <w:bookmarkEnd w:id="60"/>
+    <w:bookmarkStart w:id="62" w:name="ref-Rich2021-ma"/>
     <w:p>
       <w:pPr>
         <w:pStyle w:val="Bibliography"/>
@@ -2004,7 +5399,7 @@
       <w:r>
         <w:t xml:space="preserve"> </w:t>
       </w:r>
-      <w:hyperlink r:id="rId60">
+      <w:hyperlink r:id="rId61">
         <w:r>
           <w:rPr>
             <w:rStyle w:val="Hyperlink"/>
@@ -2013,8 +5408,8 @@
         </w:r>
       </w:hyperlink>
     </w:p>
-    <w:bookmarkEnd w:id="61"/>
-    <w:bookmarkStart w:id="62" w:name="ref-Scharpf1999-ce"/>
+    <w:bookmarkEnd w:id="62"/>
+    <w:bookmarkStart w:id="63" w:name="ref-Scharpf1999-ce"/>
     <w:p>
       <w:pPr>
         <w:pStyle w:val="Bibliography"/>
@@ -2036,9 +5431,9 @@
         <w:t xml:space="preserve"> Oxford University Press.</w:t>
       </w:r>
     </w:p>
-    <w:bookmarkEnd w:id="62"/>
     <w:bookmarkEnd w:id="63"/>
     <w:bookmarkEnd w:id="64"/>
+    <w:bookmarkEnd w:id="65"/>
     <w:sectPr>
       <w:footnotePr>
         <w:numRestart w:val="eachSect"/>
